--- a/manuales/Manual_Tecnico_Meritum_CAT.docx
+++ b/manuales/Manual_Tecnico_Meritum_CAT.docx
@@ -286,7 +286,7 @@
       <w:r>
         <w:fldChar w:fldCharType="separate"/>
       </w:r>
-      <w:hyperlink w:anchor="_Toc241262691" w:history="1">
+      <w:hyperlink w:anchor="_Toc241263110" w:history="1">
         <w:r>
           <w:rPr>
             <w:rStyle w:val="Hyperlink"/>
@@ -313,7 +313,7 @@
             <w:noProof/>
             <w:webHidden/>
           </w:rPr>
-          <w:instrText xml:space="preserve"> PAGEREF _Toc241262691 \h </w:instrText>
+          <w:instrText xml:space="preserve"> PAGEREF _Toc241263110 \h </w:instrText>
         </w:r>
         <w:r>
           <w:rPr>
@@ -354,7 +354,7 @@
           <w:noProof/>
         </w:rPr>
       </w:pPr>
-      <w:hyperlink w:anchor="_Toc241262692" w:history="1">
+      <w:hyperlink w:anchor="_Toc241263111" w:history="1">
         <w:r>
           <w:rPr>
             <w:rStyle w:val="Hyperlink"/>
@@ -381,7 +381,7 @@
             <w:noProof/>
             <w:webHidden/>
           </w:rPr>
-          <w:instrText xml:space="preserve"> PAGEREF _Toc241262692 \h </w:instrText>
+          <w:instrText xml:space="preserve"> PAGEREF _Toc241263111 \h </w:instrText>
         </w:r>
         <w:r>
           <w:rPr>
@@ -422,7 +422,7 @@
           <w:noProof/>
         </w:rPr>
       </w:pPr>
-      <w:hyperlink w:anchor="_Toc241262693" w:history="1">
+      <w:hyperlink w:anchor="_Toc241263112" w:history="1">
         <w:r>
           <w:rPr>
             <w:rStyle w:val="Hyperlink"/>
@@ -449,7 +449,7 @@
             <w:noProof/>
             <w:webHidden/>
           </w:rPr>
-          <w:instrText xml:space="preserve"> PAGEREF _Toc241262693 \h </w:instrText>
+          <w:instrText xml:space="preserve"> PAGEREF _Toc241263112 \h </w:instrText>
         </w:r>
         <w:r>
           <w:rPr>
@@ -490,7 +490,7 @@
           <w:noProof/>
         </w:rPr>
       </w:pPr>
-      <w:hyperlink w:anchor="_Toc241262694" w:history="1">
+      <w:hyperlink w:anchor="_Toc241263113" w:history="1">
         <w:r>
           <w:rPr>
             <w:rStyle w:val="Hyperlink"/>
@@ -517,7 +517,7 @@
             <w:noProof/>
             <w:webHidden/>
           </w:rPr>
-          <w:instrText xml:space="preserve"> PAGEREF _Toc241262694 \h </w:instrText>
+          <w:instrText xml:space="preserve"> PAGEREF _Toc241263113 \h </w:instrText>
         </w:r>
         <w:r>
           <w:rPr>
@@ -558,7 +558,7 @@
           <w:noProof/>
         </w:rPr>
       </w:pPr>
-      <w:hyperlink w:anchor="_Toc241262695" w:history="1">
+      <w:hyperlink w:anchor="_Toc241263114" w:history="1">
         <w:r>
           <w:rPr>
             <w:rStyle w:val="Hyperlink"/>
@@ -585,7 +585,7 @@
             <w:noProof/>
             <w:webHidden/>
           </w:rPr>
-          <w:instrText xml:space="preserve"> PAGEREF _Toc241262695 \h </w:instrText>
+          <w:instrText xml:space="preserve"> PAGEREF _Toc241263114 \h </w:instrText>
         </w:r>
         <w:r>
           <w:rPr>
@@ -626,7 +626,7 @@
           <w:noProof/>
         </w:rPr>
       </w:pPr>
-      <w:hyperlink w:anchor="_Toc241262696" w:history="1">
+      <w:hyperlink w:anchor="_Toc241263115" w:history="1">
         <w:r>
           <w:rPr>
             <w:rStyle w:val="Hyperlink"/>
@@ -653,7 +653,7 @@
             <w:noProof/>
             <w:webHidden/>
           </w:rPr>
-          <w:instrText xml:space="preserve"> PAGEREF _Toc241262696 \h </w:instrText>
+          <w:instrText xml:space="preserve"> PAGEREF _Toc241263115 \h </w:instrText>
         </w:r>
         <w:r>
           <w:rPr>
@@ -694,7 +694,7 @@
           <w:noProof/>
         </w:rPr>
       </w:pPr>
-      <w:hyperlink w:anchor="_Toc241262697" w:history="1">
+      <w:hyperlink w:anchor="_Toc241263116" w:history="1">
         <w:r>
           <w:rPr>
             <w:rStyle w:val="Hyperlink"/>
@@ -721,7 +721,7 @@
             <w:noProof/>
             <w:webHidden/>
           </w:rPr>
-          <w:instrText xml:space="preserve"> PAGEREF _Toc241262697 \h </w:instrText>
+          <w:instrText xml:space="preserve"> PAGEREF _Toc241263116 \h </w:instrText>
         </w:r>
         <w:r>
           <w:rPr>
@@ -762,7 +762,7 @@
           <w:noProof/>
         </w:rPr>
       </w:pPr>
-      <w:hyperlink w:anchor="_Toc241262698" w:history="1">
+      <w:hyperlink w:anchor="_Toc241263117" w:history="1">
         <w:r>
           <w:rPr>
             <w:rStyle w:val="Hyperlink"/>
@@ -789,7 +789,7 @@
             <w:noProof/>
             <w:webHidden/>
           </w:rPr>
-          <w:instrText xml:space="preserve"> PAGEREF _Toc241262698 \h </w:instrText>
+          <w:instrText xml:space="preserve"> PAGEREF _Toc241263117 \h </w:instrText>
         </w:r>
         <w:r>
           <w:rPr>
@@ -830,7 +830,7 @@
           <w:noProof/>
         </w:rPr>
       </w:pPr>
-      <w:hyperlink w:anchor="_Toc241262699" w:history="1">
+      <w:hyperlink w:anchor="_Toc241263118" w:history="1">
         <w:r>
           <w:rPr>
             <w:rStyle w:val="Hyperlink"/>
@@ -857,7 +857,7 @@
             <w:noProof/>
             <w:webHidden/>
           </w:rPr>
-          <w:instrText xml:space="preserve"> PAGEREF _Toc241262699 \h </w:instrText>
+          <w:instrText xml:space="preserve"> PAGEREF _Toc241263118 \h </w:instrText>
         </w:r>
         <w:r>
           <w:rPr>
@@ -898,7 +898,7 @@
           <w:noProof/>
         </w:rPr>
       </w:pPr>
-      <w:hyperlink w:anchor="_Toc241262700" w:history="1">
+      <w:hyperlink w:anchor="_Toc241263119" w:history="1">
         <w:r>
           <w:rPr>
             <w:rStyle w:val="Hyperlink"/>
@@ -925,7 +925,7 @@
             <w:noProof/>
             <w:webHidden/>
           </w:rPr>
-          <w:instrText xml:space="preserve"> PAGEREF _Toc241262700 \h </w:instrText>
+          <w:instrText xml:space="preserve"> PAGEREF _Toc241263119 \h </w:instrText>
         </w:r>
         <w:r>
           <w:rPr>
@@ -966,7 +966,7 @@
           <w:noProof/>
         </w:rPr>
       </w:pPr>
-      <w:hyperlink w:anchor="_Toc241262701" w:history="1">
+      <w:hyperlink w:anchor="_Toc241263120" w:history="1">
         <w:r>
           <w:rPr>
             <w:rStyle w:val="Hyperlink"/>
@@ -993,7 +993,7 @@
             <w:noProof/>
             <w:webHidden/>
           </w:rPr>
-          <w:instrText xml:space="preserve"> PAGEREF _Toc241262701 \h </w:instrText>
+          <w:instrText xml:space="preserve"> PAGEREF _Toc241263120 \h </w:instrText>
         </w:r>
         <w:r>
           <w:rPr>
@@ -1034,7 +1034,7 @@
           <w:noProof/>
         </w:rPr>
       </w:pPr>
-      <w:hyperlink w:anchor="_Toc241262702" w:history="1">
+      <w:hyperlink w:anchor="_Toc241263121" w:history="1">
         <w:r>
           <w:rPr>
             <w:rStyle w:val="Hyperlink"/>
@@ -1061,7 +1061,7 @@
             <w:noProof/>
             <w:webHidden/>
           </w:rPr>
-          <w:instrText xml:space="preserve"> PAGEREF _Toc241262702 \h </w:instrText>
+          <w:instrText xml:space="preserve"> PAGEREF _Toc241263121 \h </w:instrText>
         </w:r>
         <w:r>
           <w:rPr>
@@ -1102,7 +1102,7 @@
           <w:noProof/>
         </w:rPr>
       </w:pPr>
-      <w:hyperlink w:anchor="_Toc241262703" w:history="1">
+      <w:hyperlink w:anchor="_Toc241263122" w:history="1">
         <w:r>
           <w:rPr>
             <w:rStyle w:val="Hyperlink"/>
@@ -1129,7 +1129,7 @@
             <w:noProof/>
             <w:webHidden/>
           </w:rPr>
-          <w:instrText xml:space="preserve"> PAGEREF _Toc241262703 \h </w:instrText>
+          <w:instrText xml:space="preserve"> PAGEREF _Toc241263122 \h </w:instrText>
         </w:r>
         <w:r>
           <w:rPr>
@@ -1170,7 +1170,7 @@
           <w:noProof/>
         </w:rPr>
       </w:pPr>
-      <w:hyperlink w:anchor="_Toc241262704" w:history="1">
+      <w:hyperlink w:anchor="_Toc241263123" w:history="1">
         <w:r>
           <w:rPr>
             <w:rStyle w:val="Hyperlink"/>
@@ -1197,7 +1197,7 @@
             <w:noProof/>
             <w:webHidden/>
           </w:rPr>
-          <w:instrText xml:space="preserve"> PAGEREF _Toc241262704 \h </w:instrText>
+          <w:instrText xml:space="preserve"> PAGEREF _Toc241263123 \h </w:instrText>
         </w:r>
         <w:r>
           <w:rPr>
@@ -1238,7 +1238,7 @@
           <w:noProof/>
         </w:rPr>
       </w:pPr>
-      <w:hyperlink w:anchor="_Toc241262705" w:history="1">
+      <w:hyperlink w:anchor="_Toc241263124" w:history="1">
         <w:r>
           <w:rPr>
             <w:rStyle w:val="Hyperlink"/>
@@ -1265,7 +1265,7 @@
             <w:noProof/>
             <w:webHidden/>
           </w:rPr>
-          <w:instrText xml:space="preserve"> PAGEREF _Toc241262705 \h </w:instrText>
+          <w:instrText xml:space="preserve"> PAGEREF _Toc241263124 \h </w:instrText>
         </w:r>
         <w:r>
           <w:rPr>
@@ -1306,7 +1306,7 @@
           <w:noProof/>
         </w:rPr>
       </w:pPr>
-      <w:hyperlink w:anchor="_Toc241262706" w:history="1">
+      <w:hyperlink w:anchor="_Toc241263125" w:history="1">
         <w:r>
           <w:rPr>
             <w:rStyle w:val="Hyperlink"/>
@@ -1333,7 +1333,7 @@
             <w:noProof/>
             <w:webHidden/>
           </w:rPr>
-          <w:instrText xml:space="preserve"> PAGEREF _Toc241262706 \h </w:instrText>
+          <w:instrText xml:space="preserve"> PAGEREF _Toc241263125 \h </w:instrText>
         </w:r>
         <w:r>
           <w:rPr>
@@ -1374,7 +1374,7 @@
           <w:noProof/>
         </w:rPr>
       </w:pPr>
-      <w:hyperlink w:anchor="_Toc241262707" w:history="1">
+      <w:hyperlink w:anchor="_Toc241263126" w:history="1">
         <w:r>
           <w:rPr>
             <w:rStyle w:val="Hyperlink"/>
@@ -1401,7 +1401,7 @@
             <w:noProof/>
             <w:webHidden/>
           </w:rPr>
-          <w:instrText xml:space="preserve"> PAGEREF _Toc241262707 \h </w:instrText>
+          <w:instrText xml:space="preserve"> PAGEREF _Toc241263126 \h </w:instrText>
         </w:r>
         <w:r>
           <w:rPr>
@@ -1442,7 +1442,7 @@
           <w:noProof/>
         </w:rPr>
       </w:pPr>
-      <w:hyperlink w:anchor="_Toc241262708" w:history="1">
+      <w:hyperlink w:anchor="_Toc241263127" w:history="1">
         <w:r>
           <w:rPr>
             <w:rStyle w:val="Hyperlink"/>
@@ -1469,7 +1469,7 @@
             <w:noProof/>
             <w:webHidden/>
           </w:rPr>
-          <w:instrText xml:space="preserve"> PAGEREF _Toc241262708 \h </w:instrText>
+          <w:instrText xml:space="preserve"> PAGEREF _Toc241263127 \h </w:instrText>
         </w:r>
         <w:r>
           <w:rPr>
@@ -1510,7 +1510,7 @@
           <w:noProof/>
         </w:rPr>
       </w:pPr>
-      <w:hyperlink w:anchor="_Toc241262709" w:history="1">
+      <w:hyperlink w:anchor="_Toc241263128" w:history="1">
         <w:r>
           <w:rPr>
             <w:rStyle w:val="Hyperlink"/>
@@ -1537,7 +1537,7 @@
             <w:noProof/>
             <w:webHidden/>
           </w:rPr>
-          <w:instrText xml:space="preserve"> PAGEREF _Toc241262709 \h </w:instrText>
+          <w:instrText xml:space="preserve"> PAGEREF _Toc241263128 \h </w:instrText>
         </w:r>
         <w:r>
           <w:rPr>
@@ -1578,7 +1578,7 @@
           <w:noProof/>
         </w:rPr>
       </w:pPr>
-      <w:hyperlink w:anchor="_Toc241262710" w:history="1">
+      <w:hyperlink w:anchor="_Toc241263129" w:history="1">
         <w:r>
           <w:rPr>
             <w:rStyle w:val="Hyperlink"/>
@@ -1605,7 +1605,7 @@
             <w:noProof/>
             <w:webHidden/>
           </w:rPr>
-          <w:instrText xml:space="preserve"> PAGEREF _Toc241262710 \h </w:instrText>
+          <w:instrText xml:space="preserve"> PAGEREF _Toc241263129 \h </w:instrText>
         </w:r>
         <w:r>
           <w:rPr>
@@ -1646,7 +1646,7 @@
           <w:noProof/>
         </w:rPr>
       </w:pPr>
-      <w:hyperlink w:anchor="_Toc241262711" w:history="1">
+      <w:hyperlink w:anchor="_Toc241263130" w:history="1">
         <w:r>
           <w:rPr>
             <w:rStyle w:val="Hyperlink"/>
@@ -1673,7 +1673,7 @@
             <w:noProof/>
             <w:webHidden/>
           </w:rPr>
-          <w:instrText xml:space="preserve"> PAGEREF _Toc241262711 \h </w:instrText>
+          <w:instrText xml:space="preserve"> PAGEREF _Toc241263130 \h </w:instrText>
         </w:r>
         <w:r>
           <w:rPr>
@@ -1714,7 +1714,7 @@
           <w:noProof/>
         </w:rPr>
       </w:pPr>
-      <w:hyperlink w:anchor="_Toc241262712" w:history="1">
+      <w:hyperlink w:anchor="_Toc241263131" w:history="1">
         <w:r>
           <w:rPr>
             <w:rStyle w:val="Hyperlink"/>
@@ -1741,7 +1741,7 @@
             <w:noProof/>
             <w:webHidden/>
           </w:rPr>
-          <w:instrText xml:space="preserve"> PAGEREF _Toc241262712 \h </w:instrText>
+          <w:instrText xml:space="preserve"> PAGEREF _Toc241263131 \h </w:instrText>
         </w:r>
         <w:r>
           <w:rPr>
@@ -1782,7 +1782,7 @@
           <w:noProof/>
         </w:rPr>
       </w:pPr>
-      <w:hyperlink w:anchor="_Toc241262713" w:history="1">
+      <w:hyperlink w:anchor="_Toc241263132" w:history="1">
         <w:r>
           <w:rPr>
             <w:rStyle w:val="Hyperlink"/>
@@ -1809,7 +1809,7 @@
             <w:noProof/>
             <w:webHidden/>
           </w:rPr>
-          <w:instrText xml:space="preserve"> PAGEREF _Toc241262713 \h </w:instrText>
+          <w:instrText xml:space="preserve"> PAGEREF _Toc241263132 \h </w:instrText>
         </w:r>
         <w:r>
           <w:rPr>
@@ -1850,7 +1850,7 @@
           <w:noProof/>
         </w:rPr>
       </w:pPr>
-      <w:hyperlink w:anchor="_Toc241262714" w:history="1">
+      <w:hyperlink w:anchor="_Toc241263133" w:history="1">
         <w:r>
           <w:rPr>
             <w:rStyle w:val="Hyperlink"/>
@@ -1877,7 +1877,7 @@
             <w:noProof/>
             <w:webHidden/>
           </w:rPr>
-          <w:instrText xml:space="preserve"> PAGEREF _Toc241262714 \h </w:instrText>
+          <w:instrText xml:space="preserve"> PAGEREF _Toc241263133 \h </w:instrText>
         </w:r>
         <w:r>
           <w:rPr>
@@ -1918,7 +1918,7 @@
           <w:noProof/>
         </w:rPr>
       </w:pPr>
-      <w:hyperlink w:anchor="_Toc241262715" w:history="1">
+      <w:hyperlink w:anchor="_Toc241263134" w:history="1">
         <w:r>
           <w:rPr>
             <w:rStyle w:val="Hyperlink"/>
@@ -1945,7 +1945,7 @@
             <w:noProof/>
             <w:webHidden/>
           </w:rPr>
-          <w:instrText xml:space="preserve"> PAGEREF _Toc241262715 \h </w:instrText>
+          <w:instrText xml:space="preserve"> PAGEREF _Toc241263134 \h </w:instrText>
         </w:r>
         <w:r>
           <w:rPr>
@@ -1986,7 +1986,7 @@
           <w:noProof/>
         </w:rPr>
       </w:pPr>
-      <w:hyperlink w:anchor="_Toc241262716" w:history="1">
+      <w:hyperlink w:anchor="_Toc241263135" w:history="1">
         <w:r>
           <w:rPr>
             <w:rStyle w:val="Hyperlink"/>
@@ -2013,7 +2013,7 @@
             <w:noProof/>
             <w:webHidden/>
           </w:rPr>
-          <w:instrText xml:space="preserve"> PAGEREF _Toc241262716 \h </w:instrText>
+          <w:instrText xml:space="preserve"> PAGEREF _Toc241263135 \h </w:instrText>
         </w:r>
         <w:r>
           <w:rPr>
@@ -2054,7 +2054,7 @@
           <w:noProof/>
         </w:rPr>
       </w:pPr>
-      <w:hyperlink w:anchor="_Toc241262717" w:history="1">
+      <w:hyperlink w:anchor="_Toc241263136" w:history="1">
         <w:r>
           <w:rPr>
             <w:rStyle w:val="Hyperlink"/>
@@ -2081,7 +2081,7 @@
             <w:noProof/>
             <w:webHidden/>
           </w:rPr>
-          <w:instrText xml:space="preserve"> PAGEREF _Toc241262717 \h </w:instrText>
+          <w:instrText xml:space="preserve"> PAGEREF _Toc241263136 \h </w:instrText>
         </w:r>
         <w:r>
           <w:rPr>
@@ -2122,7 +2122,7 @@
           <w:noProof/>
         </w:rPr>
       </w:pPr>
-      <w:hyperlink w:anchor="_Toc241262718" w:history="1">
+      <w:hyperlink w:anchor="_Toc241263137" w:history="1">
         <w:r>
           <w:rPr>
             <w:rStyle w:val="Hyperlink"/>
@@ -2149,7 +2149,7 @@
             <w:noProof/>
             <w:webHidden/>
           </w:rPr>
-          <w:instrText xml:space="preserve"> PAGEREF _Toc241262718 \h </w:instrText>
+          <w:instrText xml:space="preserve"> PAGEREF _Toc241263137 \h </w:instrText>
         </w:r>
         <w:r>
           <w:rPr>
@@ -2190,7 +2190,7 @@
           <w:noProof/>
         </w:rPr>
       </w:pPr>
-      <w:hyperlink w:anchor="_Toc241262719" w:history="1">
+      <w:hyperlink w:anchor="_Toc241263138" w:history="1">
         <w:r>
           <w:rPr>
             <w:rStyle w:val="Hyperlink"/>
@@ -2217,7 +2217,7 @@
             <w:noProof/>
             <w:webHidden/>
           </w:rPr>
-          <w:instrText xml:space="preserve"> PAGEREF _Toc241262719 \h </w:instrText>
+          <w:instrText xml:space="preserve"> PAGEREF _Toc241263138 \h </w:instrText>
         </w:r>
         <w:r>
           <w:rPr>
@@ -2258,7 +2258,7 @@
           <w:noProof/>
         </w:rPr>
       </w:pPr>
-      <w:hyperlink w:anchor="_Toc241262720" w:history="1">
+      <w:hyperlink w:anchor="_Toc241263139" w:history="1">
         <w:r>
           <w:rPr>
             <w:rStyle w:val="Hyperlink"/>
@@ -2285,7 +2285,7 @@
             <w:noProof/>
             <w:webHidden/>
           </w:rPr>
-          <w:instrText xml:space="preserve"> PAGEREF _Toc241262720 \h </w:instrText>
+          <w:instrText xml:space="preserve"> PAGEREF _Toc241263139 \h </w:instrText>
         </w:r>
         <w:r>
           <w:rPr>
@@ -2326,7 +2326,7 @@
           <w:noProof/>
         </w:rPr>
       </w:pPr>
-      <w:hyperlink w:anchor="_Toc241262721" w:history="1">
+      <w:hyperlink w:anchor="_Toc241263140" w:history="1">
         <w:r>
           <w:rPr>
             <w:rStyle w:val="Hyperlink"/>
@@ -2353,7 +2353,7 @@
             <w:noProof/>
             <w:webHidden/>
           </w:rPr>
-          <w:instrText xml:space="preserve"> PAGEREF _Toc241262721 \h </w:instrText>
+          <w:instrText xml:space="preserve"> PAGEREF _Toc241263140 \h </w:instrText>
         </w:r>
         <w:r>
           <w:rPr>
@@ -2394,7 +2394,7 @@
           <w:noProof/>
         </w:rPr>
       </w:pPr>
-      <w:hyperlink w:anchor="_Toc241262722" w:history="1">
+      <w:hyperlink w:anchor="_Toc241263141" w:history="1">
         <w:r>
           <w:rPr>
             <w:rStyle w:val="Hyperlink"/>
@@ -2421,7 +2421,7 @@
             <w:noProof/>
             <w:webHidden/>
           </w:rPr>
-          <w:instrText xml:space="preserve"> PAGEREF _Toc241262722 \h </w:instrText>
+          <w:instrText xml:space="preserve"> PAGEREF _Toc241263141 \h </w:instrText>
         </w:r>
         <w:r>
           <w:rPr>
@@ -2462,7 +2462,7 @@
           <w:noProof/>
         </w:rPr>
       </w:pPr>
-      <w:hyperlink w:anchor="_Toc241262723" w:history="1">
+      <w:hyperlink w:anchor="_Toc241263142" w:history="1">
         <w:r>
           <w:rPr>
             <w:rStyle w:val="Hyperlink"/>
@@ -2489,7 +2489,7 @@
             <w:noProof/>
             <w:webHidden/>
           </w:rPr>
-          <w:instrText xml:space="preserve"> PAGEREF _Toc241262723 \h </w:instrText>
+          <w:instrText xml:space="preserve"> PAGEREF _Toc241263142 \h </w:instrText>
         </w:r>
         <w:r>
           <w:rPr>
@@ -2530,7 +2530,7 @@
           <w:noProof/>
         </w:rPr>
       </w:pPr>
-      <w:hyperlink w:anchor="_Toc241262724" w:history="1">
+      <w:hyperlink w:anchor="_Toc241263143" w:history="1">
         <w:r>
           <w:rPr>
             <w:rStyle w:val="Hyperlink"/>
@@ -2557,7 +2557,7 @@
             <w:noProof/>
             <w:webHidden/>
           </w:rPr>
-          <w:instrText xml:space="preserve"> PAGEREF _Toc241262724 \h </w:instrText>
+          <w:instrText xml:space="preserve"> PAGEREF _Toc241263143 \h </w:instrText>
         </w:r>
         <w:r>
           <w:rPr>
@@ -2598,7 +2598,7 @@
           <w:noProof/>
         </w:rPr>
       </w:pPr>
-      <w:hyperlink w:anchor="_Toc241262725" w:history="1">
+      <w:hyperlink w:anchor="_Toc241263144" w:history="1">
         <w:r>
           <w:rPr>
             <w:rStyle w:val="Hyperlink"/>
@@ -2625,7 +2625,7 @@
             <w:noProof/>
             <w:webHidden/>
           </w:rPr>
-          <w:instrText xml:space="preserve"> PAGEREF _Toc241262725 \h </w:instrText>
+          <w:instrText xml:space="preserve"> PAGEREF _Toc241263144 \h </w:instrText>
         </w:r>
         <w:r>
           <w:rPr>
@@ -2666,7 +2666,7 @@
           <w:noProof/>
         </w:rPr>
       </w:pPr>
-      <w:hyperlink w:anchor="_Toc241262726" w:history="1">
+      <w:hyperlink w:anchor="_Toc241263145" w:history="1">
         <w:r>
           <w:rPr>
             <w:rStyle w:val="Hyperlink"/>
@@ -2693,7 +2693,7 @@
             <w:noProof/>
             <w:webHidden/>
           </w:rPr>
-          <w:instrText xml:space="preserve"> PAGEREF _Toc241262726 \h </w:instrText>
+          <w:instrText xml:space="preserve"> PAGEREF _Toc241263145 \h </w:instrText>
         </w:r>
         <w:r>
           <w:rPr>
@@ -2734,7 +2734,7 @@
           <w:noProof/>
         </w:rPr>
       </w:pPr>
-      <w:hyperlink w:anchor="_Toc241262727" w:history="1">
+      <w:hyperlink w:anchor="_Toc241263146" w:history="1">
         <w:r>
           <w:rPr>
             <w:rStyle w:val="Hyperlink"/>
@@ -2761,7 +2761,7 @@
             <w:noProof/>
             <w:webHidden/>
           </w:rPr>
-          <w:instrText xml:space="preserve"> PAGEREF _Toc241262727 \h </w:instrText>
+          <w:instrText xml:space="preserve"> PAGEREF _Toc241263146 \h </w:instrText>
         </w:r>
         <w:r>
           <w:rPr>
@@ -2802,7 +2802,7 @@
           <w:noProof/>
         </w:rPr>
       </w:pPr>
-      <w:hyperlink w:anchor="_Toc241262728" w:history="1">
+      <w:hyperlink w:anchor="_Toc241263147" w:history="1">
         <w:r>
           <w:rPr>
             <w:rStyle w:val="Hyperlink"/>
@@ -2829,7 +2829,7 @@
             <w:noProof/>
             <w:webHidden/>
           </w:rPr>
-          <w:instrText xml:space="preserve"> PAGEREF _Toc241262728 \h </w:instrText>
+          <w:instrText xml:space="preserve"> PAGEREF _Toc241263147 \h </w:instrText>
         </w:r>
         <w:r>
           <w:rPr>
@@ -2870,7 +2870,7 @@
           <w:noProof/>
         </w:rPr>
       </w:pPr>
-      <w:hyperlink w:anchor="_Toc241262729" w:history="1">
+      <w:hyperlink w:anchor="_Toc241263148" w:history="1">
         <w:r>
           <w:rPr>
             <w:rStyle w:val="Hyperlink"/>
@@ -2897,7 +2897,7 @@
             <w:noProof/>
             <w:webHidden/>
           </w:rPr>
-          <w:instrText xml:space="preserve"> PAGEREF _Toc241262729 \h </w:instrText>
+          <w:instrText xml:space="preserve"> PAGEREF _Toc241263148 \h </w:instrText>
         </w:r>
         <w:r>
           <w:rPr>
@@ -2938,7 +2938,7 @@
           <w:noProof/>
         </w:rPr>
       </w:pPr>
-      <w:hyperlink w:anchor="_Toc241262730" w:history="1">
+      <w:hyperlink w:anchor="_Toc241263149" w:history="1">
         <w:r>
           <w:rPr>
             <w:rStyle w:val="Hyperlink"/>
@@ -2965,7 +2965,7 @@
             <w:noProof/>
             <w:webHidden/>
           </w:rPr>
-          <w:instrText xml:space="preserve"> PAGEREF _Toc241262730 \h </w:instrText>
+          <w:instrText xml:space="preserve"> PAGEREF _Toc241263149 \h </w:instrText>
         </w:r>
         <w:r>
           <w:rPr>
@@ -3006,7 +3006,7 @@
           <w:noProof/>
         </w:rPr>
       </w:pPr>
-      <w:hyperlink w:anchor="_Toc241262731" w:history="1">
+      <w:hyperlink w:anchor="_Toc241263150" w:history="1">
         <w:r>
           <w:rPr>
             <w:rStyle w:val="Hyperlink"/>
@@ -3033,7 +3033,7 @@
             <w:noProof/>
             <w:webHidden/>
           </w:rPr>
-          <w:instrText xml:space="preserve"> PAGEREF _Toc241262731 \h </w:instrText>
+          <w:instrText xml:space="preserve"> PAGEREF _Toc241263150 \h </w:instrText>
         </w:r>
         <w:r>
           <w:rPr>
@@ -3074,7 +3074,7 @@
           <w:noProof/>
         </w:rPr>
       </w:pPr>
-      <w:hyperlink w:anchor="_Toc241262732" w:history="1">
+      <w:hyperlink w:anchor="_Toc241263151" w:history="1">
         <w:r>
           <w:rPr>
             <w:rStyle w:val="Hyperlink"/>
@@ -3101,7 +3101,7 @@
             <w:noProof/>
             <w:webHidden/>
           </w:rPr>
-          <w:instrText xml:space="preserve"> PAGEREF _Toc241262732 \h </w:instrText>
+          <w:instrText xml:space="preserve"> PAGEREF _Toc241263151 \h </w:instrText>
         </w:r>
         <w:r>
           <w:rPr>
@@ -3142,7 +3142,7 @@
           <w:noProof/>
         </w:rPr>
       </w:pPr>
-      <w:hyperlink w:anchor="_Toc241262733" w:history="1">
+      <w:hyperlink w:anchor="_Toc241263152" w:history="1">
         <w:r>
           <w:rPr>
             <w:rStyle w:val="Hyperlink"/>
@@ -3169,7 +3169,7 @@
             <w:noProof/>
             <w:webHidden/>
           </w:rPr>
-          <w:instrText xml:space="preserve"> PAGEREF _Toc241262733 \h </w:instrText>
+          <w:instrText xml:space="preserve"> PAGEREF _Toc241263152 \h </w:instrText>
         </w:r>
         <w:r>
           <w:rPr>
@@ -3210,7 +3210,7 @@
           <w:noProof/>
         </w:rPr>
       </w:pPr>
-      <w:hyperlink w:anchor="_Toc241262734" w:history="1">
+      <w:hyperlink w:anchor="_Toc241263153" w:history="1">
         <w:r>
           <w:rPr>
             <w:rStyle w:val="Hyperlink"/>
@@ -3237,7 +3237,7 @@
             <w:noProof/>
             <w:webHidden/>
           </w:rPr>
-          <w:instrText xml:space="preserve"> PAGEREF _Toc241262734 \h </w:instrText>
+          <w:instrText xml:space="preserve"> PAGEREF _Toc241263153 \h </w:instrText>
         </w:r>
         <w:r>
           <w:rPr>
@@ -3278,7 +3278,7 @@
           <w:noProof/>
         </w:rPr>
       </w:pPr>
-      <w:hyperlink w:anchor="_Toc241262735" w:history="1">
+      <w:hyperlink w:anchor="_Toc241263154" w:history="1">
         <w:r>
           <w:rPr>
             <w:rStyle w:val="Hyperlink"/>
@@ -3305,7 +3305,7 @@
             <w:noProof/>
             <w:webHidden/>
           </w:rPr>
-          <w:instrText xml:space="preserve"> PAGEREF _Toc241262735 \h </w:instrText>
+          <w:instrText xml:space="preserve"> PAGEREF _Toc241263154 \h </w:instrText>
         </w:r>
         <w:r>
           <w:rPr>
@@ -3346,7 +3346,7 @@
           <w:noProof/>
         </w:rPr>
       </w:pPr>
-      <w:hyperlink w:anchor="_Toc241262736" w:history="1">
+      <w:hyperlink w:anchor="_Toc241263155" w:history="1">
         <w:r>
           <w:rPr>
             <w:rStyle w:val="Hyperlink"/>
@@ -3373,7 +3373,7 @@
             <w:noProof/>
             <w:webHidden/>
           </w:rPr>
-          <w:instrText xml:space="preserve"> PAGEREF _Toc241262736 \h </w:instrText>
+          <w:instrText xml:space="preserve"> PAGEREF _Toc241263155 \h </w:instrText>
         </w:r>
         <w:r>
           <w:rPr>
@@ -3414,7 +3414,7 @@
           <w:noProof/>
         </w:rPr>
       </w:pPr>
-      <w:hyperlink w:anchor="_Toc241262737" w:history="1">
+      <w:hyperlink w:anchor="_Toc241263156" w:history="1">
         <w:r>
           <w:rPr>
             <w:rStyle w:val="Hyperlink"/>
@@ -3441,7 +3441,7 @@
             <w:noProof/>
             <w:webHidden/>
           </w:rPr>
-          <w:instrText xml:space="preserve"> PAGEREF _Toc241262737 \h </w:instrText>
+          <w:instrText xml:space="preserve"> PAGEREF _Toc241263156 \h </w:instrText>
         </w:r>
         <w:r>
           <w:rPr>
@@ -3482,7 +3482,7 @@
           <w:noProof/>
         </w:rPr>
       </w:pPr>
-      <w:hyperlink w:anchor="_Toc241262738" w:history="1">
+      <w:hyperlink w:anchor="_Toc241263157" w:history="1">
         <w:r>
           <w:rPr>
             <w:rStyle w:val="Hyperlink"/>
@@ -3509,7 +3509,7 @@
             <w:noProof/>
             <w:webHidden/>
           </w:rPr>
-          <w:instrText xml:space="preserve"> PAGEREF _Toc241262738 \h </w:instrText>
+          <w:instrText xml:space="preserve"> PAGEREF _Toc241263157 \h </w:instrText>
         </w:r>
         <w:r>
           <w:rPr>
@@ -3554,7 +3554,7 @@
       <w:pPr>
         <w:pStyle w:val="Heading1"/>
       </w:pPr>
-      <w:bookmarkStart w:id="0" w:name="_Toc241262691"/>
+      <w:bookmarkStart w:id="0" w:name="_Toc241263110"/>
       <w:r>
         <w:lastRenderedPageBreak/>
         <w:t>1. Introducción</w:t>
@@ -3565,7 +3565,7 @@
       <w:pPr>
         <w:pStyle w:val="Heading2"/>
       </w:pPr>
-      <w:bookmarkStart w:id="1" w:name="_Toc241262692"/>
+      <w:bookmarkStart w:id="1" w:name="_Toc241263111"/>
       <w:r>
         <w:t>1.1 Propósito del Software</w:t>
       </w:r>
@@ -3583,7 +3583,7 @@
       <w:pPr>
         <w:pStyle w:val="Heading2"/>
       </w:pPr>
-      <w:bookmarkStart w:id="2" w:name="_Toc241262693"/>
+      <w:bookmarkStart w:id="2" w:name="_Toc241263112"/>
       <w:r>
         <w:t>1.2 Contexto de desarrollo</w:t>
       </w:r>
@@ -3601,7 +3601,7 @@
       <w:pPr>
         <w:pStyle w:val="Heading2"/>
       </w:pPr>
-      <w:bookmarkStart w:id="3" w:name="_Toc241262694"/>
+      <w:bookmarkStart w:id="3" w:name="_Toc241263113"/>
       <w:r>
         <w:t>1.3 Alcance del Documento</w:t>
       </w:r>
@@ -3619,7 +3619,7 @@
       <w:pPr>
         <w:pStyle w:val="Heading1"/>
       </w:pPr>
-      <w:bookmarkStart w:id="4" w:name="_Toc241262695"/>
+      <w:bookmarkStart w:id="4" w:name="_Toc241263114"/>
       <w:r>
         <w:t>2. Arquitectura del Sistema</w:t>
       </w:r>
@@ -3629,7 +3629,7 @@
       <w:pPr>
         <w:pStyle w:val="Heading2"/>
       </w:pPr>
-      <w:bookmarkStart w:id="5" w:name="_Toc241262696"/>
+      <w:bookmarkStart w:id="5" w:name="_Toc241263115"/>
       <w:r>
         <w:t>2.1 Descripción de la arquitectura</w:t>
       </w:r>
@@ -3650,7 +3650,7 @@
       <w:pPr>
         <w:pStyle w:val="Heading2"/>
       </w:pPr>
-      <w:bookmarkStart w:id="6" w:name="_Toc241262697"/>
+      <w:bookmarkStart w:id="6" w:name="_Toc241263116"/>
       <w:r>
         <w:lastRenderedPageBreak/>
         <w:t>2.2 Componentes funcionales</w:t>
@@ -4314,7 +4314,7 @@
       <w:pPr>
         <w:pStyle w:val="Heading2"/>
       </w:pPr>
-      <w:bookmarkStart w:id="7" w:name="_Toc241262698"/>
+      <w:bookmarkStart w:id="7" w:name="_Toc241263117"/>
       <w:r>
         <w:t>2.3 Estructura del proyecto</w:t>
       </w:r>
@@ -4736,7 +4736,7 @@
       <w:pPr>
         <w:pStyle w:val="Heading2"/>
       </w:pPr>
-      <w:bookmarkStart w:id="8" w:name="_Toc241262699"/>
+      <w:bookmarkStart w:id="8" w:name="_Toc241263118"/>
       <w:r>
         <w:t>2.4 Flujo general de datos</w:t>
       </w:r>
@@ -4849,7 +4849,7 @@
       <w:pPr>
         <w:pStyle w:val="Heading1"/>
       </w:pPr>
-      <w:bookmarkStart w:id="9" w:name="_Toc241262700"/>
+      <w:bookmarkStart w:id="9" w:name="_Toc241263119"/>
       <w:r>
         <w:t>3. Componentes del software</w:t>
       </w:r>
@@ -4859,7 +4859,7 @@
       <w:pPr>
         <w:pStyle w:val="Heading2"/>
       </w:pPr>
-      <w:bookmarkStart w:id="10" w:name="_Toc241262701"/>
+      <w:bookmarkStart w:id="10" w:name="_Toc241263120"/>
       <w:r>
         <w:t>3.1 Módulo core.irt</w:t>
       </w:r>
@@ -4877,7 +4877,7 @@
       <w:pPr>
         <w:pStyle w:val="Heading2"/>
       </w:pPr>
-      <w:bookmarkStart w:id="11" w:name="_Toc241262702"/>
+      <w:bookmarkStart w:id="11" w:name="_Toc241263121"/>
       <w:r>
         <w:t>3.2 Módulo core.estimation</w:t>
       </w:r>
@@ -4895,7 +4895,7 @@
       <w:pPr>
         <w:pStyle w:val="Heading2"/>
       </w:pPr>
-      <w:bookmarkStart w:id="12" w:name="_Toc241262703"/>
+      <w:bookmarkStart w:id="12" w:name="_Toc241263122"/>
       <w:r>
         <w:t>3.3 Módulo core.selection</w:t>
       </w:r>
@@ -4916,7 +4916,7 @@
       <w:pPr>
         <w:pStyle w:val="Heading2"/>
       </w:pPr>
-      <w:bookmarkStart w:id="13" w:name="_Toc241262704"/>
+      <w:bookmarkStart w:id="13" w:name="_Toc241263123"/>
       <w:r>
         <w:lastRenderedPageBreak/>
         <w:t>3.4 Módulo core.stopping</w:t>
@@ -4935,7 +4935,7 @@
       <w:pPr>
         <w:pStyle w:val="Heading2"/>
       </w:pPr>
-      <w:bookmarkStart w:id="14" w:name="_Toc241262705"/>
+      <w:bookmarkStart w:id="14" w:name="_Toc241263124"/>
       <w:r>
         <w:t>3.5 Módulos core.exposure y core.balancing</w:t>
       </w:r>
@@ -4953,7 +4953,7 @@
       <w:pPr>
         <w:pStyle w:val="Heading2"/>
       </w:pPr>
-      <w:bookmarkStart w:id="15" w:name="_Toc241262706"/>
+      <w:bookmarkStart w:id="15" w:name="_Toc241263125"/>
       <w:r>
         <w:t>3.6 Módulo core.simulation</w:t>
       </w:r>
@@ -4974,7 +4974,7 @@
       <w:pPr>
         <w:pStyle w:val="Heading2"/>
       </w:pPr>
-      <w:bookmarkStart w:id="16" w:name="_Toc241262707"/>
+      <w:bookmarkStart w:id="16" w:name="_Toc241263126"/>
       <w:r>
         <w:t>3.7 Módulos core.statistics y core.validation</w:t>
       </w:r>
@@ -4992,7 +4992,7 @@
       <w:pPr>
         <w:pStyle w:val="Heading2"/>
       </w:pPr>
-      <w:bookmarkStart w:id="17" w:name="_Toc241262708"/>
+      <w:bookmarkStart w:id="17" w:name="_Toc241263127"/>
       <w:r>
         <w:t>3.8 Módulos datasets y experiments</w:t>
       </w:r>
@@ -5010,7 +5010,7 @@
       <w:pPr>
         <w:pStyle w:val="Heading2"/>
       </w:pPr>
-      <w:bookmarkStart w:id="18" w:name="_Toc241262709"/>
+      <w:bookmarkStart w:id="18" w:name="_Toc241263128"/>
       <w:r>
         <w:t>3.9 Módulo persistence</w:t>
       </w:r>
@@ -5028,7 +5028,7 @@
       <w:pPr>
         <w:pStyle w:val="Heading2"/>
       </w:pPr>
-      <w:bookmarkStart w:id="19" w:name="_Toc241262710"/>
+      <w:bookmarkStart w:id="19" w:name="_Toc241263129"/>
       <w:r>
         <w:lastRenderedPageBreak/>
         <w:t>3.10 Módulos plotting e i18n</w:t>
@@ -5047,7 +5047,7 @@
       <w:pPr>
         <w:pStyle w:val="Heading2"/>
       </w:pPr>
-      <w:bookmarkStart w:id="20" w:name="_Toc241262711"/>
+      <w:bookmarkStart w:id="20" w:name="_Toc241263130"/>
       <w:r>
         <w:t>3.11 Módulo gui</w:t>
       </w:r>
@@ -5068,7 +5068,7 @@
       <w:pPr>
         <w:pStyle w:val="Heading2"/>
       </w:pPr>
-      <w:bookmarkStart w:id="21" w:name="_Toc241262712"/>
+      <w:bookmarkStart w:id="21" w:name="_Toc241263131"/>
       <w:r>
         <w:t>3.12 Módulo utils</w:t>
       </w:r>
@@ -5086,7 +5086,7 @@
       <w:pPr>
         <w:pStyle w:val="Heading1"/>
       </w:pPr>
-      <w:bookmarkStart w:id="22" w:name="_Toc241262713"/>
+      <w:bookmarkStart w:id="22" w:name="_Toc241263132"/>
       <w:r>
         <w:t>4. Modelos, algoritmos y procesamiento</w:t>
       </w:r>
@@ -5096,7 +5096,7 @@
       <w:pPr>
         <w:pStyle w:val="Heading2"/>
       </w:pPr>
-      <w:bookmarkStart w:id="23" w:name="_Toc241262714"/>
+      <w:bookmarkStart w:id="23" w:name="_Toc241263133"/>
       <w:r>
         <w:t>4.1 Modelos IRT</w:t>
       </w:r>
@@ -5150,7 +5150,7 @@
       <w:pPr>
         <w:pStyle w:val="Heading2"/>
       </w:pPr>
-      <w:bookmarkStart w:id="24" w:name="_Toc241262715"/>
+      <w:bookmarkStart w:id="24" w:name="_Toc241263134"/>
       <w:r>
         <w:t>4.2 Información de Fisher y error estándar</w:t>
       </w:r>
@@ -5172,7 +5172,7 @@
       <w:pPr>
         <w:pStyle w:val="Heading2"/>
       </w:pPr>
-      <w:bookmarkStart w:id="25" w:name="_Toc241262716"/>
+      <w:bookmarkStart w:id="25" w:name="_Toc241263135"/>
       <w:r>
         <w:t>4.3 Estimación de la habilidad</w:t>
       </w:r>
@@ -5202,7 +5202,7 @@
       <w:pPr>
         <w:pStyle w:val="Heading2"/>
       </w:pPr>
-      <w:bookmarkStart w:id="26" w:name="_Toc241262717"/>
+      <w:bookmarkStart w:id="26" w:name="_Toc241263136"/>
       <w:r>
         <w:lastRenderedPageBreak/>
         <w:t>4.4 Selección de ítems y control de exposición</w:t>
@@ -5245,7 +5245,7 @@
       <w:pPr>
         <w:pStyle w:val="Heading2"/>
       </w:pPr>
-      <w:bookmarkStart w:id="27" w:name="_Toc241262718"/>
+      <w:bookmarkStart w:id="27" w:name="_Toc241263137"/>
       <w:r>
         <w:t>4.5 Métricas</w:t>
       </w:r>
@@ -5267,7 +5267,7 @@
       <w:pPr>
         <w:pStyle w:val="Heading1"/>
       </w:pPr>
-      <w:bookmarkStart w:id="28" w:name="_Toc241262719"/>
+      <w:bookmarkStart w:id="28" w:name="_Toc241263138"/>
       <w:r>
         <w:t>5. Flujo de Operación del Sistema</w:t>
       </w:r>
@@ -5277,7 +5277,7 @@
       <w:pPr>
         <w:pStyle w:val="Heading2"/>
       </w:pPr>
-      <w:bookmarkStart w:id="29" w:name="_Toc241262720"/>
+      <w:bookmarkStart w:id="29" w:name="_Toc241263139"/>
       <w:r>
         <w:t>5.1 Acceso y configuración</w:t>
       </w:r>
@@ -5295,7 +5295,7 @@
       <w:pPr>
         <w:pStyle w:val="Heading2"/>
       </w:pPr>
-      <w:bookmarkStart w:id="30" w:name="_Toc241262721"/>
+      <w:bookmarkStart w:id="30" w:name="_Toc241263140"/>
       <w:r>
         <w:t>5.2 Banco de ítems</w:t>
       </w:r>
@@ -5313,7 +5313,7 @@
       <w:pPr>
         <w:pStyle w:val="Heading2"/>
       </w:pPr>
-      <w:bookmarkStart w:id="31" w:name="_Toc241262722"/>
+      <w:bookmarkStart w:id="31" w:name="_Toc241263141"/>
       <w:r>
         <w:t>5.3 Test adaptativo paso a paso</w:t>
       </w:r>
@@ -5331,7 +5331,7 @@
       <w:pPr>
         <w:pStyle w:val="Heading2"/>
       </w:pPr>
-      <w:bookmarkStart w:id="32" w:name="_Toc241262723"/>
+      <w:bookmarkStart w:id="32" w:name="_Toc241263142"/>
       <w:r>
         <w:t>5.4 Simulación Monte Carlo y experimentos</w:t>
       </w:r>
@@ -5349,7 +5349,7 @@
       <w:pPr>
         <w:pStyle w:val="Heading2"/>
       </w:pPr>
-      <w:bookmarkStart w:id="33" w:name="_Toc241262724"/>
+      <w:bookmarkStart w:id="33" w:name="_Toc241263143"/>
       <w:r>
         <w:t>5.5 Exportación de resultados</w:t>
       </w:r>
@@ -5367,7 +5367,7 @@
       <w:pPr>
         <w:pStyle w:val="Heading2"/>
       </w:pPr>
-      <w:bookmarkStart w:id="34" w:name="_Toc241262725"/>
+      <w:bookmarkStart w:id="34" w:name="_Toc241263144"/>
       <w:r>
         <w:lastRenderedPageBreak/>
         <w:t>5.6 Cierre de la sesión</w:t>
@@ -5386,7 +5386,7 @@
       <w:pPr>
         <w:pStyle w:val="Heading1"/>
       </w:pPr>
-      <w:bookmarkStart w:id="35" w:name="_Toc241262726"/>
+      <w:bookmarkStart w:id="35" w:name="_Toc241263145"/>
       <w:r>
         <w:t>6. Restricciones y Consideraciones de Ejecución</w:t>
       </w:r>
@@ -5396,7 +5396,7 @@
       <w:pPr>
         <w:pStyle w:val="Heading2"/>
       </w:pPr>
-      <w:bookmarkStart w:id="36" w:name="_Toc241262727"/>
+      <w:bookmarkStart w:id="36" w:name="_Toc241263146"/>
       <w:r>
         <w:t>6.1 Concurrencia y respuesta de la interfaz</w:t>
       </w:r>
@@ -5414,7 +5414,7 @@
       <w:pPr>
         <w:pStyle w:val="Heading2"/>
       </w:pPr>
-      <w:bookmarkStart w:id="37" w:name="_Toc241262728"/>
+      <w:bookmarkStart w:id="37" w:name="_Toc241263147"/>
       <w:r>
         <w:t>6.2 Cancelación</w:t>
       </w:r>
@@ -5432,7 +5432,7 @@
       <w:pPr>
         <w:pStyle w:val="Heading2"/>
       </w:pPr>
-      <w:bookmarkStart w:id="38" w:name="_Toc241262729"/>
+      <w:bookmarkStart w:id="38" w:name="_Toc241263148"/>
       <w:r>
         <w:t>6.3 Manejo de errores y registro</w:t>
       </w:r>
@@ -5450,7 +5450,7 @@
       <w:pPr>
         <w:pStyle w:val="Heading2"/>
       </w:pPr>
-      <w:bookmarkStart w:id="39" w:name="_Toc241262730"/>
+      <w:bookmarkStart w:id="39" w:name="_Toc241263149"/>
       <w:r>
         <w:t>6.4 Reproducibilidad</w:t>
       </w:r>
@@ -5468,7 +5468,7 @@
       <w:pPr>
         <w:pStyle w:val="Heading2"/>
       </w:pPr>
-      <w:bookmarkStart w:id="40" w:name="_Toc241262731"/>
+      <w:bookmarkStart w:id="40" w:name="_Toc241263150"/>
       <w:r>
         <w:t>6.5 Limitaciones</w:t>
       </w:r>
@@ -5514,7 +5514,7 @@
       <w:pPr>
         <w:pStyle w:val="Heading1"/>
       </w:pPr>
-      <w:bookmarkStart w:id="41" w:name="_Toc241262732"/>
+      <w:bookmarkStart w:id="41" w:name="_Toc241263151"/>
       <w:r>
         <w:t>7. Despliegue y Ejecución</w:t>
       </w:r>
@@ -5524,7 +5524,7 @@
       <w:pPr>
         <w:pStyle w:val="Heading2"/>
       </w:pPr>
-      <w:bookmarkStart w:id="42" w:name="_Toc241262733"/>
+      <w:bookmarkStart w:id="42" w:name="_Toc241263152"/>
       <w:r>
         <w:t>7.1 Modo Desarrollo</w:t>
       </w:r>
@@ -5624,7 +5624,7 @@
       <w:pPr>
         <w:pStyle w:val="Heading2"/>
       </w:pPr>
-      <w:bookmarkStart w:id="43" w:name="_Toc241262734"/>
+      <w:bookmarkStart w:id="43" w:name="_Toc241263153"/>
       <w:r>
         <w:t>7.2 Ejecución como aplicación independiente</w:t>
       </w:r>
@@ -6400,7 +6400,7 @@
       <w:pPr>
         <w:pStyle w:val="Heading2"/>
       </w:pPr>
-      <w:bookmarkStart w:id="44" w:name="_Toc241262735"/>
+      <w:bookmarkStart w:id="44" w:name="_Toc241263154"/>
       <w:r>
         <w:lastRenderedPageBreak/>
         <w:t>7.3 Pruebas automatizadas</w:t>
@@ -6947,7 +6947,7 @@
       <w:pPr>
         <w:pStyle w:val="Heading1"/>
       </w:pPr>
-      <w:bookmarkStart w:id="45" w:name="_Toc241262736"/>
+      <w:bookmarkStart w:id="45" w:name="_Toc241263155"/>
       <w:r>
         <w:t>8. Tecnologías Utilizadas</w:t>
       </w:r>
@@ -7492,7 +7492,7 @@
       <w:pPr>
         <w:pStyle w:val="Heading1"/>
       </w:pPr>
-      <w:bookmarkStart w:id="46" w:name="_Toc241262737"/>
+      <w:bookmarkStart w:id="46" w:name="_Toc241263156"/>
       <w:r>
         <w:lastRenderedPageBreak/>
         <w:t>Glosario de Términos</w:t>
@@ -8195,7 +8195,7 @@
       <w:pPr>
         <w:pStyle w:val="Heading1"/>
       </w:pPr>
-      <w:bookmarkStart w:id="47" w:name="_Toc241262738"/>
+      <w:bookmarkStart w:id="47" w:name="_Toc241263157"/>
       <w:r>
         <w:t>Referencias</w:t>
       </w:r>
@@ -8979,31 +8979,31 @@
       </w:rPr>
     </w:lvl>
   </w:abstractNum>
-  <w:num w:numId="1" w16cid:durableId="2106151025">
+  <w:num w:numId="1" w16cid:durableId="103044344">
     <w:abstractNumId w:val="8"/>
   </w:num>
-  <w:num w:numId="2" w16cid:durableId="565190112">
+  <w:num w:numId="2" w16cid:durableId="555894785">
     <w:abstractNumId w:val="6"/>
   </w:num>
-  <w:num w:numId="3" w16cid:durableId="2008482261">
+  <w:num w:numId="3" w16cid:durableId="1153452394">
     <w:abstractNumId w:val="5"/>
   </w:num>
-  <w:num w:numId="4" w16cid:durableId="1946617719">
+  <w:num w:numId="4" w16cid:durableId="1780366823">
     <w:abstractNumId w:val="4"/>
   </w:num>
-  <w:num w:numId="5" w16cid:durableId="821505773">
+  <w:num w:numId="5" w16cid:durableId="733240370">
     <w:abstractNumId w:val="7"/>
   </w:num>
-  <w:num w:numId="6" w16cid:durableId="1642298294">
+  <w:num w:numId="6" w16cid:durableId="1607882630">
     <w:abstractNumId w:val="3"/>
   </w:num>
-  <w:num w:numId="7" w16cid:durableId="1677032795">
+  <w:num w:numId="7" w16cid:durableId="740056216">
     <w:abstractNumId w:val="2"/>
   </w:num>
-  <w:num w:numId="8" w16cid:durableId="1530340905">
+  <w:num w:numId="8" w16cid:durableId="2041978481">
     <w:abstractNumId w:val="1"/>
   </w:num>
-  <w:num w:numId="9" w16cid:durableId="1523592140">
+  <w:num w:numId="9" w16cid:durableId="1296371085">
     <w:abstractNumId w:val="0"/>
   </w:num>
 </w:numbering>
@@ -20391,7 +20391,7 @@
     <w:autoRedefine/>
     <w:uiPriority w:val="39"/>
     <w:unhideWhenUsed/>
-    <w:rsid w:val="006B10A6"/>
+    <w:rsid w:val="00EC6EB0"/>
     <w:pPr>
       <w:spacing w:after="100"/>
     </w:pPr>
@@ -20403,7 +20403,7 @@
     <w:autoRedefine/>
     <w:uiPriority w:val="39"/>
     <w:unhideWhenUsed/>
-    <w:rsid w:val="006B10A6"/>
+    <w:rsid w:val="00EC6EB0"/>
     <w:pPr>
       <w:spacing w:after="100"/>
       <w:ind w:left="220"/>
@@ -20414,7 +20414,7 @@
     <w:basedOn w:val="DefaultParagraphFont"/>
     <w:uiPriority w:val="99"/>
     <w:unhideWhenUsed/>
-    <w:rsid w:val="006B10A6"/>
+    <w:rsid w:val="00EC6EB0"/>
     <w:rPr>
       <w:color w:val="0000FF" w:themeColor="hyperlink"/>
       <w:u w:val="single"/>

--- a/manuales/Manual_Tecnico_Meritum_CAT.docx
+++ b/manuales/Manual_Tecnico_Meritum_CAT.docx
@@ -89,7 +89,7 @@
               <w:rPr>
                 <w:sz w:val="20"/>
               </w:rPr>
-              <w:t>Keidy Lucía Gómez Otero – Francisco Javier Burgos Flórez</w:t>
+              <w:t>Keidy Lucía Gómez Otero – Francisco Javier Burgos Flórez – Juan Guillermo Popayán Hernández</w:t>
             </w:r>
           </w:p>
         </w:tc>
@@ -286,7 +286,7 @@
       <w:r>
         <w:fldChar w:fldCharType="separate"/>
       </w:r>
-      <w:hyperlink w:anchor="_Toc241263110" w:history="1">
+      <w:hyperlink w:anchor="_Toc241314515" w:history="1">
         <w:r>
           <w:rPr>
             <w:rStyle w:val="Hyperlink"/>
@@ -313,7 +313,7 @@
             <w:noProof/>
             <w:webHidden/>
           </w:rPr>
-          <w:instrText xml:space="preserve"> PAGEREF _Toc241263110 \h </w:instrText>
+          <w:instrText xml:space="preserve"> PAGEREF _Toc241314515 \h </w:instrText>
         </w:r>
         <w:r>
           <w:rPr>
@@ -354,7 +354,7 @@
           <w:noProof/>
         </w:rPr>
       </w:pPr>
-      <w:hyperlink w:anchor="_Toc241263111" w:history="1">
+      <w:hyperlink w:anchor="_Toc241314516" w:history="1">
         <w:r>
           <w:rPr>
             <w:rStyle w:val="Hyperlink"/>
@@ -381,7 +381,7 @@
             <w:noProof/>
             <w:webHidden/>
           </w:rPr>
-          <w:instrText xml:space="preserve"> PAGEREF _Toc241263111 \h </w:instrText>
+          <w:instrText xml:space="preserve"> PAGEREF _Toc241314516 \h </w:instrText>
         </w:r>
         <w:r>
           <w:rPr>
@@ -422,7 +422,7 @@
           <w:noProof/>
         </w:rPr>
       </w:pPr>
-      <w:hyperlink w:anchor="_Toc241263112" w:history="1">
+      <w:hyperlink w:anchor="_Toc241314517" w:history="1">
         <w:r>
           <w:rPr>
             <w:rStyle w:val="Hyperlink"/>
@@ -449,7 +449,7 @@
             <w:noProof/>
             <w:webHidden/>
           </w:rPr>
-          <w:instrText xml:space="preserve"> PAGEREF _Toc241263112 \h </w:instrText>
+          <w:instrText xml:space="preserve"> PAGEREF _Toc241314517 \h </w:instrText>
         </w:r>
         <w:r>
           <w:rPr>
@@ -490,7 +490,7 @@
           <w:noProof/>
         </w:rPr>
       </w:pPr>
-      <w:hyperlink w:anchor="_Toc241263113" w:history="1">
+      <w:hyperlink w:anchor="_Toc241314518" w:history="1">
         <w:r>
           <w:rPr>
             <w:rStyle w:val="Hyperlink"/>
@@ -517,7 +517,7 @@
             <w:noProof/>
             <w:webHidden/>
           </w:rPr>
-          <w:instrText xml:space="preserve"> PAGEREF _Toc241263113 \h </w:instrText>
+          <w:instrText xml:space="preserve"> PAGEREF _Toc241314518 \h </w:instrText>
         </w:r>
         <w:r>
           <w:rPr>
@@ -558,7 +558,7 @@
           <w:noProof/>
         </w:rPr>
       </w:pPr>
-      <w:hyperlink w:anchor="_Toc241263114" w:history="1">
+      <w:hyperlink w:anchor="_Toc241314519" w:history="1">
         <w:r>
           <w:rPr>
             <w:rStyle w:val="Hyperlink"/>
@@ -585,7 +585,7 @@
             <w:noProof/>
             <w:webHidden/>
           </w:rPr>
-          <w:instrText xml:space="preserve"> PAGEREF _Toc241263114 \h </w:instrText>
+          <w:instrText xml:space="preserve"> PAGEREF _Toc241314519 \h </w:instrText>
         </w:r>
         <w:r>
           <w:rPr>
@@ -626,7 +626,7 @@
           <w:noProof/>
         </w:rPr>
       </w:pPr>
-      <w:hyperlink w:anchor="_Toc241263115" w:history="1">
+      <w:hyperlink w:anchor="_Toc241314520" w:history="1">
         <w:r>
           <w:rPr>
             <w:rStyle w:val="Hyperlink"/>
@@ -653,7 +653,7 @@
             <w:noProof/>
             <w:webHidden/>
           </w:rPr>
-          <w:instrText xml:space="preserve"> PAGEREF _Toc241263115 \h </w:instrText>
+          <w:instrText xml:space="preserve"> PAGEREF _Toc241314520 \h </w:instrText>
         </w:r>
         <w:r>
           <w:rPr>
@@ -694,7 +694,7 @@
           <w:noProof/>
         </w:rPr>
       </w:pPr>
-      <w:hyperlink w:anchor="_Toc241263116" w:history="1">
+      <w:hyperlink w:anchor="_Toc241314521" w:history="1">
         <w:r>
           <w:rPr>
             <w:rStyle w:val="Hyperlink"/>
@@ -721,7 +721,7 @@
             <w:noProof/>
             <w:webHidden/>
           </w:rPr>
-          <w:instrText xml:space="preserve"> PAGEREF _Toc241263116 \h </w:instrText>
+          <w:instrText xml:space="preserve"> PAGEREF _Toc241314521 \h </w:instrText>
         </w:r>
         <w:r>
           <w:rPr>
@@ -762,7 +762,7 @@
           <w:noProof/>
         </w:rPr>
       </w:pPr>
-      <w:hyperlink w:anchor="_Toc241263117" w:history="1">
+      <w:hyperlink w:anchor="_Toc241314522" w:history="1">
         <w:r>
           <w:rPr>
             <w:rStyle w:val="Hyperlink"/>
@@ -789,7 +789,7 @@
             <w:noProof/>
             <w:webHidden/>
           </w:rPr>
-          <w:instrText xml:space="preserve"> PAGEREF _Toc241263117 \h </w:instrText>
+          <w:instrText xml:space="preserve"> PAGEREF _Toc241314522 \h </w:instrText>
         </w:r>
         <w:r>
           <w:rPr>
@@ -830,7 +830,7 @@
           <w:noProof/>
         </w:rPr>
       </w:pPr>
-      <w:hyperlink w:anchor="_Toc241263118" w:history="1">
+      <w:hyperlink w:anchor="_Toc241314523" w:history="1">
         <w:r>
           <w:rPr>
             <w:rStyle w:val="Hyperlink"/>
@@ -857,7 +857,7 @@
             <w:noProof/>
             <w:webHidden/>
           </w:rPr>
-          <w:instrText xml:space="preserve"> PAGEREF _Toc241263118 \h </w:instrText>
+          <w:instrText xml:space="preserve"> PAGEREF _Toc241314523 \h </w:instrText>
         </w:r>
         <w:r>
           <w:rPr>
@@ -898,7 +898,7 @@
           <w:noProof/>
         </w:rPr>
       </w:pPr>
-      <w:hyperlink w:anchor="_Toc241263119" w:history="1">
+      <w:hyperlink w:anchor="_Toc241314524" w:history="1">
         <w:r>
           <w:rPr>
             <w:rStyle w:val="Hyperlink"/>
@@ -925,7 +925,7 @@
             <w:noProof/>
             <w:webHidden/>
           </w:rPr>
-          <w:instrText xml:space="preserve"> PAGEREF _Toc241263119 \h </w:instrText>
+          <w:instrText xml:space="preserve"> PAGEREF _Toc241314524 \h </w:instrText>
         </w:r>
         <w:r>
           <w:rPr>
@@ -966,7 +966,7 @@
           <w:noProof/>
         </w:rPr>
       </w:pPr>
-      <w:hyperlink w:anchor="_Toc241263120" w:history="1">
+      <w:hyperlink w:anchor="_Toc241314525" w:history="1">
         <w:r>
           <w:rPr>
             <w:rStyle w:val="Hyperlink"/>
@@ -993,7 +993,7 @@
             <w:noProof/>
             <w:webHidden/>
           </w:rPr>
-          <w:instrText xml:space="preserve"> PAGEREF _Toc241263120 \h </w:instrText>
+          <w:instrText xml:space="preserve"> PAGEREF _Toc241314525 \h </w:instrText>
         </w:r>
         <w:r>
           <w:rPr>
@@ -1034,7 +1034,7 @@
           <w:noProof/>
         </w:rPr>
       </w:pPr>
-      <w:hyperlink w:anchor="_Toc241263121" w:history="1">
+      <w:hyperlink w:anchor="_Toc241314526" w:history="1">
         <w:r>
           <w:rPr>
             <w:rStyle w:val="Hyperlink"/>
@@ -1061,7 +1061,7 @@
             <w:noProof/>
             <w:webHidden/>
           </w:rPr>
-          <w:instrText xml:space="preserve"> PAGEREF _Toc241263121 \h </w:instrText>
+          <w:instrText xml:space="preserve"> PAGEREF _Toc241314526 \h </w:instrText>
         </w:r>
         <w:r>
           <w:rPr>
@@ -1102,7 +1102,7 @@
           <w:noProof/>
         </w:rPr>
       </w:pPr>
-      <w:hyperlink w:anchor="_Toc241263122" w:history="1">
+      <w:hyperlink w:anchor="_Toc241314527" w:history="1">
         <w:r>
           <w:rPr>
             <w:rStyle w:val="Hyperlink"/>
@@ -1129,7 +1129,7 @@
             <w:noProof/>
             <w:webHidden/>
           </w:rPr>
-          <w:instrText xml:space="preserve"> PAGEREF _Toc241263122 \h </w:instrText>
+          <w:instrText xml:space="preserve"> PAGEREF _Toc241314527 \h </w:instrText>
         </w:r>
         <w:r>
           <w:rPr>
@@ -1170,7 +1170,7 @@
           <w:noProof/>
         </w:rPr>
       </w:pPr>
-      <w:hyperlink w:anchor="_Toc241263123" w:history="1">
+      <w:hyperlink w:anchor="_Toc241314528" w:history="1">
         <w:r>
           <w:rPr>
             <w:rStyle w:val="Hyperlink"/>
@@ -1197,7 +1197,7 @@
             <w:noProof/>
             <w:webHidden/>
           </w:rPr>
-          <w:instrText xml:space="preserve"> PAGEREF _Toc241263123 \h </w:instrText>
+          <w:instrText xml:space="preserve"> PAGEREF _Toc241314528 \h </w:instrText>
         </w:r>
         <w:r>
           <w:rPr>
@@ -1238,7 +1238,7 @@
           <w:noProof/>
         </w:rPr>
       </w:pPr>
-      <w:hyperlink w:anchor="_Toc241263124" w:history="1">
+      <w:hyperlink w:anchor="_Toc241314529" w:history="1">
         <w:r>
           <w:rPr>
             <w:rStyle w:val="Hyperlink"/>
@@ -1265,7 +1265,7 @@
             <w:noProof/>
             <w:webHidden/>
           </w:rPr>
-          <w:instrText xml:space="preserve"> PAGEREF _Toc241263124 \h </w:instrText>
+          <w:instrText xml:space="preserve"> PAGEREF _Toc241314529 \h </w:instrText>
         </w:r>
         <w:r>
           <w:rPr>
@@ -1306,7 +1306,7 @@
           <w:noProof/>
         </w:rPr>
       </w:pPr>
-      <w:hyperlink w:anchor="_Toc241263125" w:history="1">
+      <w:hyperlink w:anchor="_Toc241314530" w:history="1">
         <w:r>
           <w:rPr>
             <w:rStyle w:val="Hyperlink"/>
@@ -1333,7 +1333,7 @@
             <w:noProof/>
             <w:webHidden/>
           </w:rPr>
-          <w:instrText xml:space="preserve"> PAGEREF _Toc241263125 \h </w:instrText>
+          <w:instrText xml:space="preserve"> PAGEREF _Toc241314530 \h </w:instrText>
         </w:r>
         <w:r>
           <w:rPr>
@@ -1374,7 +1374,7 @@
           <w:noProof/>
         </w:rPr>
       </w:pPr>
-      <w:hyperlink w:anchor="_Toc241263126" w:history="1">
+      <w:hyperlink w:anchor="_Toc241314531" w:history="1">
         <w:r>
           <w:rPr>
             <w:rStyle w:val="Hyperlink"/>
@@ -1401,7 +1401,7 @@
             <w:noProof/>
             <w:webHidden/>
           </w:rPr>
-          <w:instrText xml:space="preserve"> PAGEREF _Toc241263126 \h </w:instrText>
+          <w:instrText xml:space="preserve"> PAGEREF _Toc241314531 \h </w:instrText>
         </w:r>
         <w:r>
           <w:rPr>
@@ -1442,7 +1442,7 @@
           <w:noProof/>
         </w:rPr>
       </w:pPr>
-      <w:hyperlink w:anchor="_Toc241263127" w:history="1">
+      <w:hyperlink w:anchor="_Toc241314532" w:history="1">
         <w:r>
           <w:rPr>
             <w:rStyle w:val="Hyperlink"/>
@@ -1469,7 +1469,7 @@
             <w:noProof/>
             <w:webHidden/>
           </w:rPr>
-          <w:instrText xml:space="preserve"> PAGEREF _Toc241263127 \h </w:instrText>
+          <w:instrText xml:space="preserve"> PAGEREF _Toc241314532 \h </w:instrText>
         </w:r>
         <w:r>
           <w:rPr>
@@ -1510,7 +1510,7 @@
           <w:noProof/>
         </w:rPr>
       </w:pPr>
-      <w:hyperlink w:anchor="_Toc241263128" w:history="1">
+      <w:hyperlink w:anchor="_Toc241314533" w:history="1">
         <w:r>
           <w:rPr>
             <w:rStyle w:val="Hyperlink"/>
@@ -1537,7 +1537,7 @@
             <w:noProof/>
             <w:webHidden/>
           </w:rPr>
-          <w:instrText xml:space="preserve"> PAGEREF _Toc241263128 \h </w:instrText>
+          <w:instrText xml:space="preserve"> PAGEREF _Toc241314533 \h </w:instrText>
         </w:r>
         <w:r>
           <w:rPr>
@@ -1578,7 +1578,7 @@
           <w:noProof/>
         </w:rPr>
       </w:pPr>
-      <w:hyperlink w:anchor="_Toc241263129" w:history="1">
+      <w:hyperlink w:anchor="_Toc241314534" w:history="1">
         <w:r>
           <w:rPr>
             <w:rStyle w:val="Hyperlink"/>
@@ -1605,7 +1605,7 @@
             <w:noProof/>
             <w:webHidden/>
           </w:rPr>
-          <w:instrText xml:space="preserve"> PAGEREF _Toc241263129 \h </w:instrText>
+          <w:instrText xml:space="preserve"> PAGEREF _Toc241314534 \h </w:instrText>
         </w:r>
         <w:r>
           <w:rPr>
@@ -1646,7 +1646,7 @@
           <w:noProof/>
         </w:rPr>
       </w:pPr>
-      <w:hyperlink w:anchor="_Toc241263130" w:history="1">
+      <w:hyperlink w:anchor="_Toc241314535" w:history="1">
         <w:r>
           <w:rPr>
             <w:rStyle w:val="Hyperlink"/>
@@ -1673,7 +1673,7 @@
             <w:noProof/>
             <w:webHidden/>
           </w:rPr>
-          <w:instrText xml:space="preserve"> PAGEREF _Toc241263130 \h </w:instrText>
+          <w:instrText xml:space="preserve"> PAGEREF _Toc241314535 \h </w:instrText>
         </w:r>
         <w:r>
           <w:rPr>
@@ -1714,7 +1714,7 @@
           <w:noProof/>
         </w:rPr>
       </w:pPr>
-      <w:hyperlink w:anchor="_Toc241263131" w:history="1">
+      <w:hyperlink w:anchor="_Toc241314536" w:history="1">
         <w:r>
           <w:rPr>
             <w:rStyle w:val="Hyperlink"/>
@@ -1741,7 +1741,7 @@
             <w:noProof/>
             <w:webHidden/>
           </w:rPr>
-          <w:instrText xml:space="preserve"> PAGEREF _Toc241263131 \h </w:instrText>
+          <w:instrText xml:space="preserve"> PAGEREF _Toc241314536 \h </w:instrText>
         </w:r>
         <w:r>
           <w:rPr>
@@ -1782,7 +1782,7 @@
           <w:noProof/>
         </w:rPr>
       </w:pPr>
-      <w:hyperlink w:anchor="_Toc241263132" w:history="1">
+      <w:hyperlink w:anchor="_Toc241314537" w:history="1">
         <w:r>
           <w:rPr>
             <w:rStyle w:val="Hyperlink"/>
@@ -1809,7 +1809,7 @@
             <w:noProof/>
             <w:webHidden/>
           </w:rPr>
-          <w:instrText xml:space="preserve"> PAGEREF _Toc241263132 \h </w:instrText>
+          <w:instrText xml:space="preserve"> PAGEREF _Toc241314537 \h </w:instrText>
         </w:r>
         <w:r>
           <w:rPr>
@@ -1850,7 +1850,7 @@
           <w:noProof/>
         </w:rPr>
       </w:pPr>
-      <w:hyperlink w:anchor="_Toc241263133" w:history="1">
+      <w:hyperlink w:anchor="_Toc241314538" w:history="1">
         <w:r>
           <w:rPr>
             <w:rStyle w:val="Hyperlink"/>
@@ -1877,7 +1877,7 @@
             <w:noProof/>
             <w:webHidden/>
           </w:rPr>
-          <w:instrText xml:space="preserve"> PAGEREF _Toc241263133 \h </w:instrText>
+          <w:instrText xml:space="preserve"> PAGEREF _Toc241314538 \h </w:instrText>
         </w:r>
         <w:r>
           <w:rPr>
@@ -1918,7 +1918,7 @@
           <w:noProof/>
         </w:rPr>
       </w:pPr>
-      <w:hyperlink w:anchor="_Toc241263134" w:history="1">
+      <w:hyperlink w:anchor="_Toc241314539" w:history="1">
         <w:r>
           <w:rPr>
             <w:rStyle w:val="Hyperlink"/>
@@ -1945,7 +1945,7 @@
             <w:noProof/>
             <w:webHidden/>
           </w:rPr>
-          <w:instrText xml:space="preserve"> PAGEREF _Toc241263134 \h </w:instrText>
+          <w:instrText xml:space="preserve"> PAGEREF _Toc241314539 \h </w:instrText>
         </w:r>
         <w:r>
           <w:rPr>
@@ -1986,7 +1986,7 @@
           <w:noProof/>
         </w:rPr>
       </w:pPr>
-      <w:hyperlink w:anchor="_Toc241263135" w:history="1">
+      <w:hyperlink w:anchor="_Toc241314540" w:history="1">
         <w:r>
           <w:rPr>
             <w:rStyle w:val="Hyperlink"/>
@@ -2013,7 +2013,7 @@
             <w:noProof/>
             <w:webHidden/>
           </w:rPr>
-          <w:instrText xml:space="preserve"> PAGEREF _Toc241263135 \h </w:instrText>
+          <w:instrText xml:space="preserve"> PAGEREF _Toc241314540 \h </w:instrText>
         </w:r>
         <w:r>
           <w:rPr>
@@ -2033,7 +2033,7 @@
             <w:noProof/>
             <w:webHidden/>
           </w:rPr>
-          <w:t>8</w:t>
+          <w:t>9</w:t>
         </w:r>
         <w:r>
           <w:rPr>
@@ -2054,7 +2054,7 @@
           <w:noProof/>
         </w:rPr>
       </w:pPr>
-      <w:hyperlink w:anchor="_Toc241263136" w:history="1">
+      <w:hyperlink w:anchor="_Toc241314541" w:history="1">
         <w:r>
           <w:rPr>
             <w:rStyle w:val="Hyperlink"/>
@@ -2081,7 +2081,7 @@
             <w:noProof/>
             <w:webHidden/>
           </w:rPr>
-          <w:instrText xml:space="preserve"> PAGEREF _Toc241263136 \h </w:instrText>
+          <w:instrText xml:space="preserve"> PAGEREF _Toc241314541 \h </w:instrText>
         </w:r>
         <w:r>
           <w:rPr>
@@ -2122,7 +2122,7 @@
           <w:noProof/>
         </w:rPr>
       </w:pPr>
-      <w:hyperlink w:anchor="_Toc241263137" w:history="1">
+      <w:hyperlink w:anchor="_Toc241314542" w:history="1">
         <w:r>
           <w:rPr>
             <w:rStyle w:val="Hyperlink"/>
@@ -2149,7 +2149,7 @@
             <w:noProof/>
             <w:webHidden/>
           </w:rPr>
-          <w:instrText xml:space="preserve"> PAGEREF _Toc241263137 \h </w:instrText>
+          <w:instrText xml:space="preserve"> PAGEREF _Toc241314542 \h </w:instrText>
         </w:r>
         <w:r>
           <w:rPr>
@@ -2169,7 +2169,7 @@
             <w:noProof/>
             <w:webHidden/>
           </w:rPr>
-          <w:t>9</w:t>
+          <w:t>10</w:t>
         </w:r>
         <w:r>
           <w:rPr>
@@ -2190,7 +2190,7 @@
           <w:noProof/>
         </w:rPr>
       </w:pPr>
-      <w:hyperlink w:anchor="_Toc241263138" w:history="1">
+      <w:hyperlink w:anchor="_Toc241314543" w:history="1">
         <w:r>
           <w:rPr>
             <w:rStyle w:val="Hyperlink"/>
@@ -2217,7 +2217,7 @@
             <w:noProof/>
             <w:webHidden/>
           </w:rPr>
-          <w:instrText xml:space="preserve"> PAGEREF _Toc241263138 \h </w:instrText>
+          <w:instrText xml:space="preserve"> PAGEREF _Toc241314543 \h </w:instrText>
         </w:r>
         <w:r>
           <w:rPr>
@@ -2237,7 +2237,7 @@
             <w:noProof/>
             <w:webHidden/>
           </w:rPr>
-          <w:t>9</w:t>
+          <w:t>10</w:t>
         </w:r>
         <w:r>
           <w:rPr>
@@ -2258,7 +2258,7 @@
           <w:noProof/>
         </w:rPr>
       </w:pPr>
-      <w:hyperlink w:anchor="_Toc241263139" w:history="1">
+      <w:hyperlink w:anchor="_Toc241314544" w:history="1">
         <w:r>
           <w:rPr>
             <w:rStyle w:val="Hyperlink"/>
@@ -2285,7 +2285,7 @@
             <w:noProof/>
             <w:webHidden/>
           </w:rPr>
-          <w:instrText xml:space="preserve"> PAGEREF _Toc241263139 \h </w:instrText>
+          <w:instrText xml:space="preserve"> PAGEREF _Toc241314544 \h </w:instrText>
         </w:r>
         <w:r>
           <w:rPr>
@@ -2305,7 +2305,7 @@
             <w:noProof/>
             <w:webHidden/>
           </w:rPr>
-          <w:t>9</w:t>
+          <w:t>10</w:t>
         </w:r>
         <w:r>
           <w:rPr>
@@ -2326,7 +2326,7 @@
           <w:noProof/>
         </w:rPr>
       </w:pPr>
-      <w:hyperlink w:anchor="_Toc241263140" w:history="1">
+      <w:hyperlink w:anchor="_Toc241314545" w:history="1">
         <w:r>
           <w:rPr>
             <w:rStyle w:val="Hyperlink"/>
@@ -2353,7 +2353,7 @@
             <w:noProof/>
             <w:webHidden/>
           </w:rPr>
-          <w:instrText xml:space="preserve"> PAGEREF _Toc241263140 \h </w:instrText>
+          <w:instrText xml:space="preserve"> PAGEREF _Toc241314545 \h </w:instrText>
         </w:r>
         <w:r>
           <w:rPr>
@@ -2373,7 +2373,7 @@
             <w:noProof/>
             <w:webHidden/>
           </w:rPr>
-          <w:t>9</w:t>
+          <w:t>11</w:t>
         </w:r>
         <w:r>
           <w:rPr>
@@ -2394,7 +2394,7 @@
           <w:noProof/>
         </w:rPr>
       </w:pPr>
-      <w:hyperlink w:anchor="_Toc241263141" w:history="1">
+      <w:hyperlink w:anchor="_Toc241314546" w:history="1">
         <w:r>
           <w:rPr>
             <w:rStyle w:val="Hyperlink"/>
@@ -2421,7 +2421,7 @@
             <w:noProof/>
             <w:webHidden/>
           </w:rPr>
-          <w:instrText xml:space="preserve"> PAGEREF _Toc241263141 \h </w:instrText>
+          <w:instrText xml:space="preserve"> PAGEREF _Toc241314546 \h </w:instrText>
         </w:r>
         <w:r>
           <w:rPr>
@@ -2441,7 +2441,7 @@
             <w:noProof/>
             <w:webHidden/>
           </w:rPr>
-          <w:t>9</w:t>
+          <w:t>11</w:t>
         </w:r>
         <w:r>
           <w:rPr>
@@ -2462,7 +2462,7 @@
           <w:noProof/>
         </w:rPr>
       </w:pPr>
-      <w:hyperlink w:anchor="_Toc241263142" w:history="1">
+      <w:hyperlink w:anchor="_Toc241314547" w:history="1">
         <w:r>
           <w:rPr>
             <w:rStyle w:val="Hyperlink"/>
@@ -2489,7 +2489,7 @@
             <w:noProof/>
             <w:webHidden/>
           </w:rPr>
-          <w:instrText xml:space="preserve"> PAGEREF _Toc241263142 \h </w:instrText>
+          <w:instrText xml:space="preserve"> PAGEREF _Toc241314547 \h </w:instrText>
         </w:r>
         <w:r>
           <w:rPr>
@@ -2509,7 +2509,7 @@
             <w:noProof/>
             <w:webHidden/>
           </w:rPr>
-          <w:t>9</w:t>
+          <w:t>11</w:t>
         </w:r>
         <w:r>
           <w:rPr>
@@ -2530,7 +2530,7 @@
           <w:noProof/>
         </w:rPr>
       </w:pPr>
-      <w:hyperlink w:anchor="_Toc241263143" w:history="1">
+      <w:hyperlink w:anchor="_Toc241314548" w:history="1">
         <w:r>
           <w:rPr>
             <w:rStyle w:val="Hyperlink"/>
@@ -2557,7 +2557,7 @@
             <w:noProof/>
             <w:webHidden/>
           </w:rPr>
-          <w:instrText xml:space="preserve"> PAGEREF _Toc241263143 \h </w:instrText>
+          <w:instrText xml:space="preserve"> PAGEREF _Toc241314548 \h </w:instrText>
         </w:r>
         <w:r>
           <w:rPr>
@@ -2577,7 +2577,7 @@
             <w:noProof/>
             <w:webHidden/>
           </w:rPr>
-          <w:t>9</w:t>
+          <w:t>11</w:t>
         </w:r>
         <w:r>
           <w:rPr>
@@ -2598,7 +2598,7 @@
           <w:noProof/>
         </w:rPr>
       </w:pPr>
-      <w:hyperlink w:anchor="_Toc241263144" w:history="1">
+      <w:hyperlink w:anchor="_Toc241314549" w:history="1">
         <w:r>
           <w:rPr>
             <w:rStyle w:val="Hyperlink"/>
@@ -2625,7 +2625,7 @@
             <w:noProof/>
             <w:webHidden/>
           </w:rPr>
-          <w:instrText xml:space="preserve"> PAGEREF _Toc241263144 \h </w:instrText>
+          <w:instrText xml:space="preserve"> PAGEREF _Toc241314549 \h </w:instrText>
         </w:r>
         <w:r>
           <w:rPr>
@@ -2645,7 +2645,7 @@
             <w:noProof/>
             <w:webHidden/>
           </w:rPr>
-          <w:t>10</w:t>
+          <w:t>11</w:t>
         </w:r>
         <w:r>
           <w:rPr>
@@ -2666,7 +2666,7 @@
           <w:noProof/>
         </w:rPr>
       </w:pPr>
-      <w:hyperlink w:anchor="_Toc241263145" w:history="1">
+      <w:hyperlink w:anchor="_Toc241314550" w:history="1">
         <w:r>
           <w:rPr>
             <w:rStyle w:val="Hyperlink"/>
@@ -2693,7 +2693,7 @@
             <w:noProof/>
             <w:webHidden/>
           </w:rPr>
-          <w:instrText xml:space="preserve"> PAGEREF _Toc241263145 \h </w:instrText>
+          <w:instrText xml:space="preserve"> PAGEREF _Toc241314550 \h </w:instrText>
         </w:r>
         <w:r>
           <w:rPr>
@@ -2713,7 +2713,7 @@
             <w:noProof/>
             <w:webHidden/>
           </w:rPr>
-          <w:t>10</w:t>
+          <w:t>11</w:t>
         </w:r>
         <w:r>
           <w:rPr>
@@ -2734,7 +2734,7 @@
           <w:noProof/>
         </w:rPr>
       </w:pPr>
-      <w:hyperlink w:anchor="_Toc241263146" w:history="1">
+      <w:hyperlink w:anchor="_Toc241314551" w:history="1">
         <w:r>
           <w:rPr>
             <w:rStyle w:val="Hyperlink"/>
@@ -2761,7 +2761,7 @@
             <w:noProof/>
             <w:webHidden/>
           </w:rPr>
-          <w:instrText xml:space="preserve"> PAGEREF _Toc241263146 \h </w:instrText>
+          <w:instrText xml:space="preserve"> PAGEREF _Toc241314551 \h </w:instrText>
         </w:r>
         <w:r>
           <w:rPr>
@@ -2781,7 +2781,7 @@
             <w:noProof/>
             <w:webHidden/>
           </w:rPr>
-          <w:t>10</w:t>
+          <w:t>11</w:t>
         </w:r>
         <w:r>
           <w:rPr>
@@ -2802,7 +2802,7 @@
           <w:noProof/>
         </w:rPr>
       </w:pPr>
-      <w:hyperlink w:anchor="_Toc241263147" w:history="1">
+      <w:hyperlink w:anchor="_Toc241314552" w:history="1">
         <w:r>
           <w:rPr>
             <w:rStyle w:val="Hyperlink"/>
@@ -2829,7 +2829,7 @@
             <w:noProof/>
             <w:webHidden/>
           </w:rPr>
-          <w:instrText xml:space="preserve"> PAGEREF _Toc241263147 \h </w:instrText>
+          <w:instrText xml:space="preserve"> PAGEREF _Toc241314552 \h </w:instrText>
         </w:r>
         <w:r>
           <w:rPr>
@@ -2849,7 +2849,7 @@
             <w:noProof/>
             <w:webHidden/>
           </w:rPr>
-          <w:t>10</w:t>
+          <w:t>11</w:t>
         </w:r>
         <w:r>
           <w:rPr>
@@ -2870,7 +2870,7 @@
           <w:noProof/>
         </w:rPr>
       </w:pPr>
-      <w:hyperlink w:anchor="_Toc241263148" w:history="1">
+      <w:hyperlink w:anchor="_Toc241314553" w:history="1">
         <w:r>
           <w:rPr>
             <w:rStyle w:val="Hyperlink"/>
@@ -2897,7 +2897,7 @@
             <w:noProof/>
             <w:webHidden/>
           </w:rPr>
-          <w:instrText xml:space="preserve"> PAGEREF _Toc241263148 \h </w:instrText>
+          <w:instrText xml:space="preserve"> PAGEREF _Toc241314553 \h </w:instrText>
         </w:r>
         <w:r>
           <w:rPr>
@@ -2917,7 +2917,7 @@
             <w:noProof/>
             <w:webHidden/>
           </w:rPr>
-          <w:t>10</w:t>
+          <w:t>12</w:t>
         </w:r>
         <w:r>
           <w:rPr>
@@ -2938,7 +2938,7 @@
           <w:noProof/>
         </w:rPr>
       </w:pPr>
-      <w:hyperlink w:anchor="_Toc241263149" w:history="1">
+      <w:hyperlink w:anchor="_Toc241314554" w:history="1">
         <w:r>
           <w:rPr>
             <w:rStyle w:val="Hyperlink"/>
@@ -2965,7 +2965,7 @@
             <w:noProof/>
             <w:webHidden/>
           </w:rPr>
-          <w:instrText xml:space="preserve"> PAGEREF _Toc241263149 \h </w:instrText>
+          <w:instrText xml:space="preserve"> PAGEREF _Toc241314554 \h </w:instrText>
         </w:r>
         <w:r>
           <w:rPr>
@@ -2985,7 +2985,7 @@
             <w:noProof/>
             <w:webHidden/>
           </w:rPr>
-          <w:t>10</w:t>
+          <w:t>12</w:t>
         </w:r>
         <w:r>
           <w:rPr>
@@ -3006,7 +3006,7 @@
           <w:noProof/>
         </w:rPr>
       </w:pPr>
-      <w:hyperlink w:anchor="_Toc241263150" w:history="1">
+      <w:hyperlink w:anchor="_Toc241314555" w:history="1">
         <w:r>
           <w:rPr>
             <w:rStyle w:val="Hyperlink"/>
@@ -3033,7 +3033,7 @@
             <w:noProof/>
             <w:webHidden/>
           </w:rPr>
-          <w:instrText xml:space="preserve"> PAGEREF _Toc241263150 \h </w:instrText>
+          <w:instrText xml:space="preserve"> PAGEREF _Toc241314555 \h </w:instrText>
         </w:r>
         <w:r>
           <w:rPr>
@@ -3053,7 +3053,7 @@
             <w:noProof/>
             <w:webHidden/>
           </w:rPr>
-          <w:t>10</w:t>
+          <w:t>12</w:t>
         </w:r>
         <w:r>
           <w:rPr>
@@ -3074,7 +3074,7 @@
           <w:noProof/>
         </w:rPr>
       </w:pPr>
-      <w:hyperlink w:anchor="_Toc241263151" w:history="1">
+      <w:hyperlink w:anchor="_Toc241314556" w:history="1">
         <w:r>
           <w:rPr>
             <w:rStyle w:val="Hyperlink"/>
@@ -3101,7 +3101,7 @@
             <w:noProof/>
             <w:webHidden/>
           </w:rPr>
-          <w:instrText xml:space="preserve"> PAGEREF _Toc241263151 \h </w:instrText>
+          <w:instrText xml:space="preserve"> PAGEREF _Toc241314556 \h </w:instrText>
         </w:r>
         <w:r>
           <w:rPr>
@@ -3121,7 +3121,7 @@
             <w:noProof/>
             <w:webHidden/>
           </w:rPr>
-          <w:t>10</w:t>
+          <w:t>12</w:t>
         </w:r>
         <w:r>
           <w:rPr>
@@ -3142,7 +3142,7 @@
           <w:noProof/>
         </w:rPr>
       </w:pPr>
-      <w:hyperlink w:anchor="_Toc241263152" w:history="1">
+      <w:hyperlink w:anchor="_Toc241314557" w:history="1">
         <w:r>
           <w:rPr>
             <w:rStyle w:val="Hyperlink"/>
@@ -3169,7 +3169,7 @@
             <w:noProof/>
             <w:webHidden/>
           </w:rPr>
-          <w:instrText xml:space="preserve"> PAGEREF _Toc241263152 \h </w:instrText>
+          <w:instrText xml:space="preserve"> PAGEREF _Toc241314557 \h </w:instrText>
         </w:r>
         <w:r>
           <w:rPr>
@@ -3189,7 +3189,7 @@
             <w:noProof/>
             <w:webHidden/>
           </w:rPr>
-          <w:t>10</w:t>
+          <w:t>12</w:t>
         </w:r>
         <w:r>
           <w:rPr>
@@ -3210,7 +3210,7 @@
           <w:noProof/>
         </w:rPr>
       </w:pPr>
-      <w:hyperlink w:anchor="_Toc241263153" w:history="1">
+      <w:hyperlink w:anchor="_Toc241314558" w:history="1">
         <w:r>
           <w:rPr>
             <w:rStyle w:val="Hyperlink"/>
@@ -3237,7 +3237,7 @@
             <w:noProof/>
             <w:webHidden/>
           </w:rPr>
-          <w:instrText xml:space="preserve"> PAGEREF _Toc241263153 \h </w:instrText>
+          <w:instrText xml:space="preserve"> PAGEREF _Toc241314558 \h </w:instrText>
         </w:r>
         <w:r>
           <w:rPr>
@@ -3257,7 +3257,7 @@
             <w:noProof/>
             <w:webHidden/>
           </w:rPr>
-          <w:t>11</w:t>
+          <w:t>12</w:t>
         </w:r>
         <w:r>
           <w:rPr>
@@ -3278,7 +3278,7 @@
           <w:noProof/>
         </w:rPr>
       </w:pPr>
-      <w:hyperlink w:anchor="_Toc241263154" w:history="1">
+      <w:hyperlink w:anchor="_Toc241314559" w:history="1">
         <w:r>
           <w:rPr>
             <w:rStyle w:val="Hyperlink"/>
@@ -3305,7 +3305,7 @@
             <w:noProof/>
             <w:webHidden/>
           </w:rPr>
-          <w:instrText xml:space="preserve"> PAGEREF _Toc241263154 \h </w:instrText>
+          <w:instrText xml:space="preserve"> PAGEREF _Toc241314559 \h </w:instrText>
         </w:r>
         <w:r>
           <w:rPr>
@@ -3325,7 +3325,7 @@
             <w:noProof/>
             <w:webHidden/>
           </w:rPr>
-          <w:t>12</w:t>
+          <w:t>13</w:t>
         </w:r>
         <w:r>
           <w:rPr>
@@ -3346,7 +3346,7 @@
           <w:noProof/>
         </w:rPr>
       </w:pPr>
-      <w:hyperlink w:anchor="_Toc241263155" w:history="1">
+      <w:hyperlink w:anchor="_Toc241314560" w:history="1">
         <w:r>
           <w:rPr>
             <w:rStyle w:val="Hyperlink"/>
@@ -3373,7 +3373,7 @@
             <w:noProof/>
             <w:webHidden/>
           </w:rPr>
-          <w:instrText xml:space="preserve"> PAGEREF _Toc241263155 \h </w:instrText>
+          <w:instrText xml:space="preserve"> PAGEREF _Toc241314560 \h </w:instrText>
         </w:r>
         <w:r>
           <w:rPr>
@@ -3393,7 +3393,7 @@
             <w:noProof/>
             <w:webHidden/>
           </w:rPr>
-          <w:t>12</w:t>
+          <w:t>14</w:t>
         </w:r>
         <w:r>
           <w:rPr>
@@ -3414,7 +3414,7 @@
           <w:noProof/>
         </w:rPr>
       </w:pPr>
-      <w:hyperlink w:anchor="_Toc241263156" w:history="1">
+      <w:hyperlink w:anchor="_Toc241314561" w:history="1">
         <w:r>
           <w:rPr>
             <w:rStyle w:val="Hyperlink"/>
@@ -3441,7 +3441,7 @@
             <w:noProof/>
             <w:webHidden/>
           </w:rPr>
-          <w:instrText xml:space="preserve"> PAGEREF _Toc241263156 \h </w:instrText>
+          <w:instrText xml:space="preserve"> PAGEREF _Toc241314561 \h </w:instrText>
         </w:r>
         <w:r>
           <w:rPr>
@@ -3461,7 +3461,7 @@
             <w:noProof/>
             <w:webHidden/>
           </w:rPr>
-          <w:t>13</w:t>
+          <w:t>14</w:t>
         </w:r>
         <w:r>
           <w:rPr>
@@ -3482,7 +3482,7 @@
           <w:noProof/>
         </w:rPr>
       </w:pPr>
-      <w:hyperlink w:anchor="_Toc241263157" w:history="1">
+      <w:hyperlink w:anchor="_Toc241314562" w:history="1">
         <w:r>
           <w:rPr>
             <w:rStyle w:val="Hyperlink"/>
@@ -3509,7 +3509,7 @@
             <w:noProof/>
             <w:webHidden/>
           </w:rPr>
-          <w:instrText xml:space="preserve"> PAGEREF _Toc241263157 \h </w:instrText>
+          <w:instrText xml:space="preserve"> PAGEREF _Toc241314562 \h </w:instrText>
         </w:r>
         <w:r>
           <w:rPr>
@@ -3529,7 +3529,7 @@
             <w:noProof/>
             <w:webHidden/>
           </w:rPr>
-          <w:t>13</w:t>
+          <w:t>14</w:t>
         </w:r>
         <w:r>
           <w:rPr>
@@ -3554,7 +3554,7 @@
       <w:pPr>
         <w:pStyle w:val="Heading1"/>
       </w:pPr>
-      <w:bookmarkStart w:id="0" w:name="_Toc241263110"/>
+      <w:bookmarkStart w:id="0" w:name="_Toc241314515"/>
       <w:r>
         <w:lastRenderedPageBreak/>
         <w:t>1. Introducción</w:t>
@@ -3565,7 +3565,7 @@
       <w:pPr>
         <w:pStyle w:val="Heading2"/>
       </w:pPr>
-      <w:bookmarkStart w:id="1" w:name="_Toc241263111"/>
+      <w:bookmarkStart w:id="1" w:name="_Toc241314516"/>
       <w:r>
         <w:t>1.1 Propósito del Software</w:t>
       </w:r>
@@ -3583,7 +3583,7 @@
       <w:pPr>
         <w:pStyle w:val="Heading2"/>
       </w:pPr>
-      <w:bookmarkStart w:id="2" w:name="_Toc241263112"/>
+      <w:bookmarkStart w:id="2" w:name="_Toc241314517"/>
       <w:r>
         <w:t>1.2 Contexto de desarrollo</w:t>
       </w:r>
@@ -3594,14 +3594,14 @@
         <w:jc w:val="both"/>
       </w:pPr>
       <w:r>
-        <w:t>El software se desarrolló en Python con un núcleo científico independiente de la interfaz gráfica, validado frente a soluciones analíticas e implementaciones independientes, y una interfaz de escritorio PySide6 bilingüe. Se distribuye como código fuente abierto (GPL-3.0) y como aplicación para Windows x64 comprimida en un archivo zip.</w:t>
+        <w:t>El software se desarrolló en Python con un núcleo científico independiente de la interfaz gráfica, validado frente a soluciones analíticas e implementaciones independientes, y una interfaz de escritorio PySide6 bilingüe. Se distribuye como código fuente y como aplicación para Windows x64 comprimida en un archivo zip.</w:t>
       </w:r>
     </w:p>
     <w:p>
       <w:pPr>
         <w:pStyle w:val="Heading2"/>
       </w:pPr>
-      <w:bookmarkStart w:id="3" w:name="_Toc241263113"/>
+      <w:bookmarkStart w:id="3" w:name="_Toc241314518"/>
       <w:r>
         <w:t>1.3 Alcance del Documento</w:t>
       </w:r>
@@ -3619,7 +3619,7 @@
       <w:pPr>
         <w:pStyle w:val="Heading1"/>
       </w:pPr>
-      <w:bookmarkStart w:id="4" w:name="_Toc241263114"/>
+      <w:bookmarkStart w:id="4" w:name="_Toc241314519"/>
       <w:r>
         <w:t>2. Arquitectura del Sistema</w:t>
       </w:r>
@@ -3629,7 +3629,7 @@
       <w:pPr>
         <w:pStyle w:val="Heading2"/>
       </w:pPr>
-      <w:bookmarkStart w:id="5" w:name="_Toc241263115"/>
+      <w:bookmarkStart w:id="5" w:name="_Toc241314520"/>
       <w:r>
         <w:t>2.1 Descripción de la arquitectura</w:t>
       </w:r>
@@ -3650,7 +3650,7 @@
       <w:pPr>
         <w:pStyle w:val="Heading2"/>
       </w:pPr>
-      <w:bookmarkStart w:id="6" w:name="_Toc241263116"/>
+      <w:bookmarkStart w:id="6" w:name="_Toc241314521"/>
       <w:r>
         <w:lastRenderedPageBreak/>
         <w:t>2.2 Componentes funcionales</w:t>
@@ -4314,7 +4314,7 @@
       <w:pPr>
         <w:pStyle w:val="Heading2"/>
       </w:pPr>
-      <w:bookmarkStart w:id="7" w:name="_Toc241263117"/>
+      <w:bookmarkStart w:id="7" w:name="_Toc241314522"/>
       <w:r>
         <w:t>2.3 Estructura del proyecto</w:t>
       </w:r>
@@ -4724,7 +4724,7 @@
           <w:rFonts w:ascii="Consolas" w:hAnsi="Consolas"/>
           <w:sz w:val="17"/>
         </w:rPr>
-        <w:t>└── README.md · CITATION.cff · LICENSE · requirements*.txt · pyproject.toml</w:t>
+        <w:t>└── README.md · CITATION.cff · requirements*.txt · pyproject.toml</w:t>
       </w:r>
     </w:p>
     <w:p>
@@ -4736,7 +4736,7 @@
       <w:pPr>
         <w:pStyle w:val="Heading2"/>
       </w:pPr>
-      <w:bookmarkStart w:id="8" w:name="_Toc241263118"/>
+      <w:bookmarkStart w:id="8" w:name="_Toc241314523"/>
       <w:r>
         <w:t>2.4 Flujo general de datos</w:t>
       </w:r>
@@ -4849,7 +4849,7 @@
       <w:pPr>
         <w:pStyle w:val="Heading1"/>
       </w:pPr>
-      <w:bookmarkStart w:id="9" w:name="_Toc241263119"/>
+      <w:bookmarkStart w:id="9" w:name="_Toc241314524"/>
       <w:r>
         <w:t>3. Componentes del software</w:t>
       </w:r>
@@ -4859,7 +4859,7 @@
       <w:pPr>
         <w:pStyle w:val="Heading2"/>
       </w:pPr>
-      <w:bookmarkStart w:id="10" w:name="_Toc241263120"/>
+      <w:bookmarkStart w:id="10" w:name="_Toc241314525"/>
       <w:r>
         <w:t>3.1 Módulo core.irt</w:t>
       </w:r>
@@ -4877,7 +4877,7 @@
       <w:pPr>
         <w:pStyle w:val="Heading2"/>
       </w:pPr>
-      <w:bookmarkStart w:id="11" w:name="_Toc241263121"/>
+      <w:bookmarkStart w:id="11" w:name="_Toc241314526"/>
       <w:r>
         <w:t>3.2 Módulo core.estimation</w:t>
       </w:r>
@@ -4895,7 +4895,7 @@
       <w:pPr>
         <w:pStyle w:val="Heading2"/>
       </w:pPr>
-      <w:bookmarkStart w:id="12" w:name="_Toc241263122"/>
+      <w:bookmarkStart w:id="12" w:name="_Toc241314527"/>
       <w:r>
         <w:t>3.3 Módulo core.selection</w:t>
       </w:r>
@@ -4916,7 +4916,7 @@
       <w:pPr>
         <w:pStyle w:val="Heading2"/>
       </w:pPr>
-      <w:bookmarkStart w:id="13" w:name="_Toc241263123"/>
+      <w:bookmarkStart w:id="13" w:name="_Toc241314528"/>
       <w:r>
         <w:lastRenderedPageBreak/>
         <w:t>3.4 Módulo core.stopping</w:t>
@@ -4935,7 +4935,7 @@
       <w:pPr>
         <w:pStyle w:val="Heading2"/>
       </w:pPr>
-      <w:bookmarkStart w:id="14" w:name="_Toc241263124"/>
+      <w:bookmarkStart w:id="14" w:name="_Toc241314529"/>
       <w:r>
         <w:t>3.5 Módulos core.exposure y core.balancing</w:t>
       </w:r>
@@ -4953,7 +4953,7 @@
       <w:pPr>
         <w:pStyle w:val="Heading2"/>
       </w:pPr>
-      <w:bookmarkStart w:id="15" w:name="_Toc241263125"/>
+      <w:bookmarkStart w:id="15" w:name="_Toc241314530"/>
       <w:r>
         <w:t>3.6 Módulo core.simulation</w:t>
       </w:r>
@@ -4974,7 +4974,7 @@
       <w:pPr>
         <w:pStyle w:val="Heading2"/>
       </w:pPr>
-      <w:bookmarkStart w:id="16" w:name="_Toc241263126"/>
+      <w:bookmarkStart w:id="16" w:name="_Toc241314531"/>
       <w:r>
         <w:t>3.7 Módulos core.statistics y core.validation</w:t>
       </w:r>
@@ -4992,7 +4992,7 @@
       <w:pPr>
         <w:pStyle w:val="Heading2"/>
       </w:pPr>
-      <w:bookmarkStart w:id="17" w:name="_Toc241263127"/>
+      <w:bookmarkStart w:id="17" w:name="_Toc241314532"/>
       <w:r>
         <w:t>3.8 Módulos datasets y experiments</w:t>
       </w:r>
@@ -5010,7 +5010,7 @@
       <w:pPr>
         <w:pStyle w:val="Heading2"/>
       </w:pPr>
-      <w:bookmarkStart w:id="18" w:name="_Toc241263128"/>
+      <w:bookmarkStart w:id="18" w:name="_Toc241314533"/>
       <w:r>
         <w:t>3.9 Módulo persistence</w:t>
       </w:r>
@@ -5028,7 +5028,7 @@
       <w:pPr>
         <w:pStyle w:val="Heading2"/>
       </w:pPr>
-      <w:bookmarkStart w:id="19" w:name="_Toc241263129"/>
+      <w:bookmarkStart w:id="19" w:name="_Toc241314534"/>
       <w:r>
         <w:lastRenderedPageBreak/>
         <w:t>3.10 Módulos plotting e i18n</w:t>
@@ -5047,7 +5047,7 @@
       <w:pPr>
         <w:pStyle w:val="Heading2"/>
       </w:pPr>
-      <w:bookmarkStart w:id="20" w:name="_Toc241263130"/>
+      <w:bookmarkStart w:id="20" w:name="_Toc241314535"/>
       <w:r>
         <w:t>3.11 Módulo gui</w:t>
       </w:r>
@@ -5068,7 +5068,7 @@
       <w:pPr>
         <w:pStyle w:val="Heading2"/>
       </w:pPr>
-      <w:bookmarkStart w:id="21" w:name="_Toc241263131"/>
+      <w:bookmarkStart w:id="21" w:name="_Toc241314536"/>
       <w:r>
         <w:t>3.12 Módulo utils</w:t>
       </w:r>
@@ -5086,7 +5086,7 @@
       <w:pPr>
         <w:pStyle w:val="Heading1"/>
       </w:pPr>
-      <w:bookmarkStart w:id="22" w:name="_Toc241263132"/>
+      <w:bookmarkStart w:id="22" w:name="_Toc241314537"/>
       <w:r>
         <w:t>4. Modelos, algoritmos y procesamiento</w:t>
       </w:r>
@@ -5096,7 +5096,7 @@
       <w:pPr>
         <w:pStyle w:val="Heading2"/>
       </w:pPr>
-      <w:bookmarkStart w:id="23" w:name="_Toc241263133"/>
+      <w:bookmarkStart w:id="23" w:name="_Toc241314538"/>
       <w:r>
         <w:t>4.1 Modelos IRT</w:t>
       </w:r>
@@ -5104,53 +5104,364 @@
     </w:p>
     <w:p>
       <w:pPr>
-        <w:jc w:val="center"/>
+        <w:jc w:val="both"/>
       </w:pPr>
       <w:r>
-        <w:rPr>
-          <w:rFonts w:ascii="Cambria Math" w:hAnsi="Cambria Math"/>
-          <w:sz w:val="23"/>
-        </w:rPr>
-        <w:t>1PL:  P(θ) = 1 / (1 + exp[−(θ − b)])</w:t>
+        <w:t>Probabilidad de respuesta correcta de un examinado con habilidad θ a un ítem [1], [2]:</w:t>
       </w:r>
     </w:p>
     <w:p>
       <w:pPr>
-        <w:jc w:val="center"/>
+        <w:pStyle w:val="Ecuacion"/>
+      </w:pPr>
+      <m:oMathPara>
+        <m:oMath>
+          <m:sSub>
+            <m:sSubPr>
+              <m:ctrlPr>
+                <w:rPr>
+                  <w:i/>
+                </w:rPr>
+              </m:ctrlPr>
+            </m:sSubPr>
+            <m:e>
+              <m:r>
+                <m:t>P</m:t>
+              </m:r>
+            </m:e>
+            <m:sub>
+              <m:r>
+                <m:t>1PL</m:t>
+              </m:r>
+            </m:sub>
+          </m:sSub>
+          <m:d>
+            <m:dPr>
+              <m:ctrlPr>
+                <w:rPr>
+                  <w:i/>
+                </w:rPr>
+              </m:ctrlPr>
+            </m:dPr>
+            <m:e>
+              <m:r>
+                <m:t>θ</m:t>
+              </m:r>
+            </m:e>
+          </m:d>
+          <m:r>
+            <m:t>=</m:t>
+          </m:r>
+          <m:f>
+            <m:fPr>
+              <m:ctrlPr>
+                <w:rPr>
+                  <w:i/>
+                </w:rPr>
+              </m:ctrlPr>
+            </m:fPr>
+            <m:num>
+              <m:r>
+                <m:t>1</m:t>
+              </m:r>
+            </m:num>
+            <m:den>
+              <m:r>
+                <m:t>1+</m:t>
+              </m:r>
+              <m:func>
+                <m:funcPr>
+                  <m:ctrlPr>
+                    <w:rPr>
+                      <w:i/>
+                    </w:rPr>
+                  </m:ctrlPr>
+                </m:funcPr>
+                <m:fName>
+                  <m:r>
+                    <m:rPr>
+                      <m:sty m:val="p"/>
+                    </m:rPr>
+                    <m:t>exp</m:t>
+                  </m:r>
+                </m:fName>
+                <m:e>
+                  <m:d>
+                    <m:dPr>
+                      <m:begChr m:val="["/>
+                      <m:endChr m:val="]"/>
+                      <m:ctrlPr>
+                        <w:rPr>
+                          <w:i/>
+                        </w:rPr>
+                      </m:ctrlPr>
+                    </m:dPr>
+                    <m:e>
+                      <m:r>
+                        <m:t>-</m:t>
+                      </m:r>
+                      <m:d>
+                        <m:dPr>
+                          <m:ctrlPr>
+                            <w:rPr>
+                              <w:i/>
+                            </w:rPr>
+                          </m:ctrlPr>
+                        </m:dPr>
+                        <m:e>
+                          <m:r>
+                            <m:t>θ-b</m:t>
+                          </m:r>
+                        </m:e>
+                      </m:d>
+                    </m:e>
+                  </m:d>
+                </m:e>
+              </m:func>
+            </m:den>
+          </m:f>
+        </m:oMath>
+      </m:oMathPara>
+    </w:p>
+    <w:p>
+      <w:pPr>
+        <w:pStyle w:val="Ecuacion"/>
+      </w:pPr>
+      <m:oMathPara>
+        <m:oMath>
+          <m:sSub>
+            <m:sSubPr>
+              <m:ctrlPr>
+                <w:rPr>
+                  <w:i/>
+                </w:rPr>
+              </m:ctrlPr>
+            </m:sSubPr>
+            <m:e>
+              <m:r>
+                <m:t>P</m:t>
+              </m:r>
+            </m:e>
+            <m:sub>
+              <m:r>
+                <m:t>2PL</m:t>
+              </m:r>
+            </m:sub>
+          </m:sSub>
+          <m:d>
+            <m:dPr>
+              <m:ctrlPr>
+                <w:rPr>
+                  <w:i/>
+                </w:rPr>
+              </m:ctrlPr>
+            </m:dPr>
+            <m:e>
+              <m:r>
+                <m:t>θ</m:t>
+              </m:r>
+            </m:e>
+          </m:d>
+          <m:r>
+            <m:t>=</m:t>
+          </m:r>
+          <m:f>
+            <m:fPr>
+              <m:ctrlPr>
+                <w:rPr>
+                  <w:i/>
+                </w:rPr>
+              </m:ctrlPr>
+            </m:fPr>
+            <m:num>
+              <m:r>
+                <m:t>1</m:t>
+              </m:r>
+            </m:num>
+            <m:den>
+              <m:r>
+                <m:t>1+</m:t>
+              </m:r>
+              <m:func>
+                <m:funcPr>
+                  <m:ctrlPr>
+                    <w:rPr>
+                      <w:i/>
+                    </w:rPr>
+                  </m:ctrlPr>
+                </m:funcPr>
+                <m:fName>
+                  <m:r>
+                    <m:rPr>
+                      <m:sty m:val="p"/>
+                    </m:rPr>
+                    <m:t>exp</m:t>
+                  </m:r>
+                </m:fName>
+                <m:e>
+                  <m:d>
+                    <m:dPr>
+                      <m:begChr m:val="["/>
+                      <m:endChr m:val="]"/>
+                      <m:ctrlPr>
+                        <w:rPr>
+                          <w:i/>
+                        </w:rPr>
+                      </m:ctrlPr>
+                    </m:dPr>
+                    <m:e>
+                      <m:r>
+                        <m:t>-a</m:t>
+                      </m:r>
+                      <m:d>
+                        <m:dPr>
+                          <m:ctrlPr>
+                            <w:rPr>
+                              <w:i/>
+                            </w:rPr>
+                          </m:ctrlPr>
+                        </m:dPr>
+                        <m:e>
+                          <m:r>
+                            <m:t>θ-b</m:t>
+                          </m:r>
+                        </m:e>
+                      </m:d>
+                    </m:e>
+                  </m:d>
+                </m:e>
+              </m:func>
+            </m:den>
+          </m:f>
+        </m:oMath>
+      </m:oMathPara>
+    </w:p>
+    <w:p>
+      <w:pPr>
+        <w:pStyle w:val="Ecuacion"/>
+      </w:pPr>
+      <m:oMathPara>
+        <m:oMath>
+          <m:sSub>
+            <m:sSubPr>
+              <m:ctrlPr>
+                <w:rPr>
+                  <w:i/>
+                </w:rPr>
+              </m:ctrlPr>
+            </m:sSubPr>
+            <m:e>
+              <m:r>
+                <m:t>P</m:t>
+              </m:r>
+            </m:e>
+            <m:sub>
+              <m:r>
+                <m:t>3PL</m:t>
+              </m:r>
+            </m:sub>
+          </m:sSub>
+          <m:d>
+            <m:dPr>
+              <m:ctrlPr>
+                <w:rPr>
+                  <w:i/>
+                </w:rPr>
+              </m:ctrlPr>
+            </m:dPr>
+            <m:e>
+              <m:r>
+                <m:t>θ</m:t>
+              </m:r>
+            </m:e>
+          </m:d>
+          <m:r>
+            <m:t>=c+</m:t>
+          </m:r>
+          <m:f>
+            <m:fPr>
+              <m:ctrlPr>
+                <w:rPr>
+                  <w:i/>
+                </w:rPr>
+              </m:ctrlPr>
+            </m:fPr>
+            <m:num>
+              <m:r>
+                <m:t>1-c</m:t>
+              </m:r>
+            </m:num>
+            <m:den>
+              <m:r>
+                <m:t>1+</m:t>
+              </m:r>
+              <m:func>
+                <m:funcPr>
+                  <m:ctrlPr>
+                    <w:rPr>
+                      <w:i/>
+                    </w:rPr>
+                  </m:ctrlPr>
+                </m:funcPr>
+                <m:fName>
+                  <m:r>
+                    <m:rPr>
+                      <m:sty m:val="p"/>
+                    </m:rPr>
+                    <m:t>exp</m:t>
+                  </m:r>
+                </m:fName>
+                <m:e>
+                  <m:d>
+                    <m:dPr>
+                      <m:begChr m:val="["/>
+                      <m:endChr m:val="]"/>
+                      <m:ctrlPr>
+                        <w:rPr>
+                          <w:i/>
+                        </w:rPr>
+                      </m:ctrlPr>
+                    </m:dPr>
+                    <m:e>
+                      <m:r>
+                        <m:t>-a</m:t>
+                      </m:r>
+                      <m:d>
+                        <m:dPr>
+                          <m:ctrlPr>
+                            <w:rPr>
+                              <w:i/>
+                            </w:rPr>
+                          </m:ctrlPr>
+                        </m:dPr>
+                        <m:e>
+                          <m:r>
+                            <m:t>θ-b</m:t>
+                          </m:r>
+                        </m:e>
+                      </m:d>
+                    </m:e>
+                  </m:d>
+                </m:e>
+              </m:func>
+            </m:den>
+          </m:f>
+        </m:oMath>
+      </m:oMathPara>
+    </w:p>
+    <w:p>
+      <w:pPr>
+        <w:jc w:val="both"/>
       </w:pPr>
       <w:r>
-        <w:rPr>
-          <w:rFonts w:ascii="Cambria Math" w:hAnsi="Cambria Math"/>
-          <w:sz w:val="23"/>
-        </w:rPr>
-        <w:t>2PL:  P(θ) = 1 / (1 + exp[−a(θ − b)])</w:t>
+        <w:t>donde θ es la habilidad, a la discriminación (a &gt; 0), b la dificultad y c el pseudo-azar (0 ≤ c &lt; 1).</w:t>
       </w:r>
     </w:p>
     <w:p>
       <w:pPr>
-        <w:jc w:val="center"/>
-      </w:pPr>
-      <w:r>
-        <w:rPr>
-          <w:rFonts w:ascii="Cambria Math" w:hAnsi="Cambria Math"/>
-          <w:sz w:val="23"/>
-        </w:rPr>
-        <w:t>3PL:  P(θ) = c + (1 − c) / (1 + exp[−a(θ − b)])</w:t>
-      </w:r>
-    </w:p>
-    <w:p>
-      <w:pPr>
-        <w:jc w:val="both"/>
-      </w:pPr>
-      <w:r>
-        <w:t>donde θ es la habilidad, a la discriminación (a &gt; 0), b la dificultad y c el pseudo-azar (0 ≤ c &lt; 1) [1], [2].</w:t>
-      </w:r>
-    </w:p>
-    <w:p>
-      <w:pPr>
         <w:pStyle w:val="Heading2"/>
       </w:pPr>
-      <w:bookmarkStart w:id="24" w:name="_Toc241263134"/>
+      <w:bookmarkStart w:id="24" w:name="_Toc241314539"/>
       <w:r>
         <w:t>4.2 Información de Fisher y error estándar</w:t>
       </w:r>
@@ -5158,21 +5469,478 @@
     </w:p>
     <w:p>
       <w:pPr>
-        <w:jc w:val="center"/>
+        <w:jc w:val="both"/>
       </w:pPr>
       <w:r>
-        <w:rPr>
-          <w:rFonts w:ascii="Cambria Math" w:hAnsi="Cambria Math"/>
-          <w:sz w:val="23"/>
-        </w:rPr>
-        <w:t>I_i(θ) = a² · (P − c)² / (1 − c)² · (1 − P) / P        I(θ) = Σ I_i(θ)        EE(θ) = 1 / √I(θ)</w:t>
+        <w:t>Información del ítem i, información del test con n ítems administrados y error estándar [3], [4]:</w:t>
       </w:r>
     </w:p>
     <w:p>
       <w:pPr>
+        <w:pStyle w:val="Ecuacion"/>
+      </w:pPr>
+      <m:oMathPara>
+        <m:oMath>
+          <m:sSub>
+            <m:sSubPr>
+              <m:ctrlPr>
+                <w:rPr>
+                  <w:i/>
+                </w:rPr>
+              </m:ctrlPr>
+            </m:sSubPr>
+            <m:e>
+              <m:r>
+                <m:t>I</m:t>
+              </m:r>
+            </m:e>
+            <m:sub>
+              <m:r>
+                <m:t>i</m:t>
+              </m:r>
+            </m:sub>
+          </m:sSub>
+          <m:d>
+            <m:dPr>
+              <m:ctrlPr>
+                <w:rPr>
+                  <w:i/>
+                </w:rPr>
+              </m:ctrlPr>
+            </m:dPr>
+            <m:e>
+              <m:r>
+                <m:t>θ</m:t>
+              </m:r>
+            </m:e>
+          </m:d>
+          <m:r>
+            <m:t>=</m:t>
+          </m:r>
+          <m:f>
+            <m:fPr>
+              <m:ctrlPr>
+                <w:rPr>
+                  <w:i/>
+                </w:rPr>
+              </m:ctrlPr>
+            </m:fPr>
+            <m:num>
+              <m:sSubSup>
+                <m:sSubSupPr>
+                  <m:ctrlPr>
+                    <w:rPr>
+                      <w:i/>
+                    </w:rPr>
+                  </m:ctrlPr>
+                </m:sSubSupPr>
+                <m:e>
+                  <m:r>
+                    <m:t>a</m:t>
+                  </m:r>
+                </m:e>
+                <m:sub>
+                  <m:r>
+                    <m:t>i</m:t>
+                  </m:r>
+                </m:sub>
+                <m:sup>
+                  <m:r>
+                    <m:t>2</m:t>
+                  </m:r>
+                </m:sup>
+              </m:sSubSup>
+              <m:sSup>
+                <m:sSupPr>
+                  <m:ctrlPr>
+                    <w:rPr>
+                      <w:i/>
+                    </w:rPr>
+                  </m:ctrlPr>
+                </m:sSupPr>
+                <m:e>
+                  <m:d>
+                    <m:dPr>
+                      <m:ctrlPr>
+                        <w:rPr>
+                          <w:i/>
+                        </w:rPr>
+                      </m:ctrlPr>
+                    </m:dPr>
+                    <m:e>
+                      <m:sSub>
+                        <m:sSubPr>
+                          <m:ctrlPr>
+                            <w:rPr>
+                              <w:i/>
+                            </w:rPr>
+                          </m:ctrlPr>
+                        </m:sSubPr>
+                        <m:e>
+                          <m:r>
+                            <m:t>P</m:t>
+                          </m:r>
+                        </m:e>
+                        <m:sub>
+                          <m:r>
+                            <m:t>i</m:t>
+                          </m:r>
+                        </m:sub>
+                      </m:sSub>
+                      <m:d>
+                        <m:dPr>
+                          <m:ctrlPr>
+                            <w:rPr>
+                              <w:i/>
+                            </w:rPr>
+                          </m:ctrlPr>
+                        </m:dPr>
+                        <m:e>
+                          <m:r>
+                            <m:t>θ</m:t>
+                          </m:r>
+                        </m:e>
+                      </m:d>
+                      <m:r>
+                        <m:t>-</m:t>
+                      </m:r>
+                      <m:sSub>
+                        <m:sSubPr>
+                          <m:ctrlPr>
+                            <w:rPr>
+                              <w:i/>
+                            </w:rPr>
+                          </m:ctrlPr>
+                        </m:sSubPr>
+                        <m:e>
+                          <m:r>
+                            <m:t>c</m:t>
+                          </m:r>
+                        </m:e>
+                        <m:sub>
+                          <m:r>
+                            <m:t>i</m:t>
+                          </m:r>
+                        </m:sub>
+                      </m:sSub>
+                    </m:e>
+                  </m:d>
+                </m:e>
+                <m:sup>
+                  <m:r>
+                    <m:t>2</m:t>
+                  </m:r>
+                </m:sup>
+              </m:sSup>
+            </m:num>
+            <m:den>
+              <m:sSup>
+                <m:sSupPr>
+                  <m:ctrlPr>
+                    <w:rPr>
+                      <w:i/>
+                    </w:rPr>
+                  </m:ctrlPr>
+                </m:sSupPr>
+                <m:e>
+                  <m:d>
+                    <m:dPr>
+                      <m:ctrlPr>
+                        <w:rPr>
+                          <w:i/>
+                        </w:rPr>
+                      </m:ctrlPr>
+                    </m:dPr>
+                    <m:e>
+                      <m:r>
+                        <m:t>1-</m:t>
+                      </m:r>
+                      <m:sSub>
+                        <m:sSubPr>
+                          <m:ctrlPr>
+                            <w:rPr>
+                              <w:i/>
+                            </w:rPr>
+                          </m:ctrlPr>
+                        </m:sSubPr>
+                        <m:e>
+                          <m:r>
+                            <m:t>c</m:t>
+                          </m:r>
+                        </m:e>
+                        <m:sub>
+                          <m:r>
+                            <m:t>i</m:t>
+                          </m:r>
+                        </m:sub>
+                      </m:sSub>
+                    </m:e>
+                  </m:d>
+                </m:e>
+                <m:sup>
+                  <m:r>
+                    <m:t>2</m:t>
+                  </m:r>
+                </m:sup>
+              </m:sSup>
+            </m:den>
+          </m:f>
+          <m:r>
+            <m:t>⋅</m:t>
+          </m:r>
+          <m:f>
+            <m:fPr>
+              <m:ctrlPr>
+                <w:rPr>
+                  <w:i/>
+                </w:rPr>
+              </m:ctrlPr>
+            </m:fPr>
+            <m:num>
+              <m:r>
+                <m:t>1-</m:t>
+              </m:r>
+              <m:sSub>
+                <m:sSubPr>
+                  <m:ctrlPr>
+                    <w:rPr>
+                      <w:i/>
+                    </w:rPr>
+                  </m:ctrlPr>
+                </m:sSubPr>
+                <m:e>
+                  <m:r>
+                    <m:t>P</m:t>
+                  </m:r>
+                </m:e>
+                <m:sub>
+                  <m:r>
+                    <m:t>i</m:t>
+                  </m:r>
+                </m:sub>
+              </m:sSub>
+              <m:d>
+                <m:dPr>
+                  <m:ctrlPr>
+                    <w:rPr>
+                      <w:i/>
+                    </w:rPr>
+                  </m:ctrlPr>
+                </m:dPr>
+                <m:e>
+                  <m:r>
+                    <m:t>θ</m:t>
+                  </m:r>
+                </m:e>
+              </m:d>
+            </m:num>
+            <m:den>
+              <m:sSub>
+                <m:sSubPr>
+                  <m:ctrlPr>
+                    <w:rPr>
+                      <w:i/>
+                    </w:rPr>
+                  </m:ctrlPr>
+                </m:sSubPr>
+                <m:e>
+                  <m:r>
+                    <m:t>P</m:t>
+                  </m:r>
+                </m:e>
+                <m:sub>
+                  <m:r>
+                    <m:t>i</m:t>
+                  </m:r>
+                </m:sub>
+              </m:sSub>
+              <m:d>
+                <m:dPr>
+                  <m:ctrlPr>
+                    <w:rPr>
+                      <w:i/>
+                    </w:rPr>
+                  </m:ctrlPr>
+                </m:dPr>
+                <m:e>
+                  <m:r>
+                    <m:t>θ</m:t>
+                  </m:r>
+                </m:e>
+              </m:d>
+            </m:den>
+          </m:f>
+        </m:oMath>
+      </m:oMathPara>
+    </w:p>
+    <w:p>
+      <w:pPr>
+        <w:pStyle w:val="Ecuacion"/>
+      </w:pPr>
+      <m:oMathPara>
+        <m:oMath>
+          <m:r>
+            <w:lastRenderedPageBreak/>
+            <m:t>I</m:t>
+          </m:r>
+          <m:d>
+            <m:dPr>
+              <m:ctrlPr>
+                <w:rPr>
+                  <w:i/>
+                </w:rPr>
+              </m:ctrlPr>
+            </m:dPr>
+            <m:e>
+              <m:r>
+                <m:t>θ</m:t>
+              </m:r>
+            </m:e>
+          </m:d>
+          <m:r>
+            <m:t>=</m:t>
+          </m:r>
+          <m:nary>
+            <m:naryPr>
+              <m:chr m:val="∑"/>
+              <m:ctrlPr>
+                <w:rPr>
+                  <w:i/>
+                </w:rPr>
+              </m:ctrlPr>
+            </m:naryPr>
+            <m:sub>
+              <m:r>
+                <m:t>i=1</m:t>
+              </m:r>
+            </m:sub>
+            <m:sup>
+              <m:r>
+                <m:t>n</m:t>
+              </m:r>
+            </m:sup>
+            <m:e>
+              <m:sSub>
+                <m:sSubPr>
+                  <m:ctrlPr>
+                    <w:rPr>
+                      <w:i/>
+                    </w:rPr>
+                  </m:ctrlPr>
+                </m:sSubPr>
+                <m:e>
+                  <m:r>
+                    <m:t>I</m:t>
+                  </m:r>
+                </m:e>
+                <m:sub>
+                  <m:r>
+                    <m:t>i</m:t>
+                  </m:r>
+                </m:sub>
+              </m:sSub>
+              <m:d>
+                <m:dPr>
+                  <m:ctrlPr>
+                    <w:rPr>
+                      <w:i/>
+                    </w:rPr>
+                  </m:ctrlPr>
+                </m:dPr>
+                <m:e>
+                  <m:r>
+                    <m:t>θ</m:t>
+                  </m:r>
+                </m:e>
+              </m:d>
+            </m:e>
+          </m:nary>
+        </m:oMath>
+      </m:oMathPara>
+    </w:p>
+    <w:p>
+      <w:pPr>
+        <w:pStyle w:val="Ecuacion"/>
+      </w:pPr>
+      <m:oMathPara>
+        <m:oMath>
+          <m:r>
+            <m:rPr>
+              <m:nor/>
+            </m:rPr>
+            <m:t>EE</m:t>
+          </m:r>
+          <m:d>
+            <m:dPr>
+              <m:ctrlPr>
+                <w:rPr>
+                  <w:i/>
+                </w:rPr>
+              </m:ctrlPr>
+            </m:dPr>
+            <m:e>
+              <m:r>
+                <m:t>θ</m:t>
+              </m:r>
+            </m:e>
+          </m:d>
+          <m:r>
+            <m:t>=</m:t>
+          </m:r>
+          <m:f>
+            <m:fPr>
+              <m:ctrlPr>
+                <w:rPr>
+                  <w:i/>
+                </w:rPr>
+              </m:ctrlPr>
+            </m:fPr>
+            <m:num>
+              <m:r>
+                <m:t>1</m:t>
+              </m:r>
+            </m:num>
+            <m:den>
+              <m:rad>
+                <m:radPr>
+                  <m:degHide m:val="1"/>
+                  <m:ctrlPr>
+                    <w:rPr>
+                      <w:i/>
+                    </w:rPr>
+                  </m:ctrlPr>
+                </m:radPr>
+                <m:deg/>
+                <m:e>
+                  <m:r>
+                    <m:t>I</m:t>
+                  </m:r>
+                  <m:d>
+                    <m:dPr>
+                      <m:ctrlPr>
+                        <w:rPr>
+                          <w:i/>
+                        </w:rPr>
+                      </m:ctrlPr>
+                    </m:dPr>
+                    <m:e>
+                      <m:r>
+                        <m:t>θ</m:t>
+                      </m:r>
+                    </m:e>
+                  </m:d>
+                </m:e>
+              </m:rad>
+            </m:den>
+          </m:f>
+        </m:oMath>
+      </m:oMathPara>
+    </w:p>
+    <w:p>
+      <w:pPr>
         <w:pStyle w:val="Heading2"/>
       </w:pPr>
-      <w:bookmarkStart w:id="25" w:name="_Toc241263135"/>
+      <w:bookmarkStart w:id="25" w:name="_Toc241314540"/>
       <w:r>
         <w:t>4.3 Estimación de la habilidad</w:t>
       </w:r>
@@ -5180,72 +5948,2225 @@
     </w:p>
     <w:p>
       <w:pPr>
-        <w:jc w:val="center"/>
+        <w:jc w:val="both"/>
       </w:pPr>
       <w:r>
-        <w:rPr>
-          <w:rFonts w:ascii="Cambria Math" w:hAnsi="Cambria Math"/>
-          <w:sz w:val="23"/>
-        </w:rPr>
-        <w:t>MLE: θ̂ = argmax ℓ(θ)      MAP: θ̂ = argmax [ℓ(θ) − (θ − μ₀)² / 2σ₀²]      EAP: θ̂ = Σ X_k L(X_k) W(X_k) / Σ L(X_k) W(X_k)</w:t>
+        <w:t>Log-verosimilitud del patrón de respuestas dicotómicas (1 = correcta, 0 = incorrecta) a los n ítems administrados:</w:t>
       </w:r>
     </w:p>
     <w:p>
       <w:pPr>
+        <w:pStyle w:val="Ecuacion"/>
+      </w:pPr>
+      <m:oMathPara>
+        <m:oMath>
+          <m:r>
+            <m:rPr>
+              <m:scr m:val="script"/>
+            </m:rPr>
+            <m:t>l</m:t>
+          </m:r>
+          <m:d>
+            <m:dPr>
+              <m:ctrlPr>
+                <w:rPr>
+                  <w:i/>
+                </w:rPr>
+              </m:ctrlPr>
+            </m:dPr>
+            <m:e>
+              <m:r>
+                <m:t>θ</m:t>
+              </m:r>
+            </m:e>
+          </m:d>
+          <m:r>
+            <m:t>=</m:t>
+          </m:r>
+          <m:nary>
+            <m:naryPr>
+              <m:chr m:val="∑"/>
+              <m:ctrlPr>
+                <w:rPr>
+                  <w:i/>
+                </w:rPr>
+              </m:ctrlPr>
+            </m:naryPr>
+            <m:sub>
+              <m:r>
+                <m:t>i=1</m:t>
+              </m:r>
+            </m:sub>
+            <m:sup>
+              <m:r>
+                <m:t>n</m:t>
+              </m:r>
+            </m:sup>
+            <m:e>
+              <m:d>
+                <m:dPr>
+                  <m:begChr m:val="["/>
+                  <m:endChr m:val="]"/>
+                  <m:ctrlPr>
+                    <w:rPr>
+                      <w:i/>
+                    </w:rPr>
+                  </m:ctrlPr>
+                </m:dPr>
+                <m:e>
+                  <m:sSub>
+                    <m:sSubPr>
+                      <m:ctrlPr>
+                        <w:rPr>
+                          <w:i/>
+                        </w:rPr>
+                      </m:ctrlPr>
+                    </m:sSubPr>
+                    <m:e>
+                      <m:r>
+                        <m:t>x</m:t>
+                      </m:r>
+                    </m:e>
+                    <m:sub>
+                      <m:r>
+                        <m:t>i</m:t>
+                      </m:r>
+                    </m:sub>
+                  </m:sSub>
+                  <m:func>
+                    <m:funcPr>
+                      <m:ctrlPr>
+                        <w:rPr>
+                          <w:i/>
+                        </w:rPr>
+                      </m:ctrlPr>
+                    </m:funcPr>
+                    <m:fName>
+                      <m:r>
+                        <m:rPr>
+                          <m:sty m:val="p"/>
+                        </m:rPr>
+                        <m:t>ln</m:t>
+                      </m:r>
+                    </m:fName>
+                    <m:e>
+                      <m:sSub>
+                        <m:sSubPr>
+                          <m:ctrlPr>
+                            <w:rPr>
+                              <w:i/>
+                            </w:rPr>
+                          </m:ctrlPr>
+                        </m:sSubPr>
+                        <m:e>
+                          <m:r>
+                            <m:t>P</m:t>
+                          </m:r>
+                        </m:e>
+                        <m:sub>
+                          <m:r>
+                            <m:t>i</m:t>
+                          </m:r>
+                        </m:sub>
+                      </m:sSub>
+                      <m:d>
+                        <m:dPr>
+                          <m:ctrlPr>
+                            <w:rPr>
+                              <w:i/>
+                            </w:rPr>
+                          </m:ctrlPr>
+                        </m:dPr>
+                        <m:e>
+                          <m:r>
+                            <m:t>θ</m:t>
+                          </m:r>
+                        </m:e>
+                      </m:d>
+                    </m:e>
+                  </m:func>
+                  <m:r>
+                    <m:t>+</m:t>
+                  </m:r>
+                  <m:d>
+                    <m:dPr>
+                      <m:ctrlPr>
+                        <w:rPr>
+                          <w:i/>
+                        </w:rPr>
+                      </m:ctrlPr>
+                    </m:dPr>
+                    <m:e>
+                      <m:r>
+                        <m:t>1-</m:t>
+                      </m:r>
+                      <m:sSub>
+                        <m:sSubPr>
+                          <m:ctrlPr>
+                            <w:rPr>
+                              <w:i/>
+                            </w:rPr>
+                          </m:ctrlPr>
+                        </m:sSubPr>
+                        <m:e>
+                          <m:r>
+                            <m:t>x</m:t>
+                          </m:r>
+                        </m:e>
+                        <m:sub>
+                          <m:r>
+                            <m:t>i</m:t>
+                          </m:r>
+                        </m:sub>
+                      </m:sSub>
+                    </m:e>
+                  </m:d>
+                  <m:func>
+                    <m:funcPr>
+                      <m:ctrlPr>
+                        <w:rPr>
+                          <w:i/>
+                        </w:rPr>
+                      </m:ctrlPr>
+                    </m:funcPr>
+                    <m:fName>
+                      <m:r>
+                        <m:rPr>
+                          <m:sty m:val="p"/>
+                        </m:rPr>
+                        <m:t>ln</m:t>
+                      </m:r>
+                    </m:fName>
+                    <m:e>
+                      <m:d>
+                        <m:dPr>
+                          <m:ctrlPr>
+                            <w:rPr>
+                              <w:i/>
+                            </w:rPr>
+                          </m:ctrlPr>
+                        </m:dPr>
+                        <m:e>
+                          <m:r>
+                            <m:t>1-</m:t>
+                          </m:r>
+                          <m:sSub>
+                            <m:sSubPr>
+                              <m:ctrlPr>
+                                <w:rPr>
+                                  <w:i/>
+                                </w:rPr>
+                              </m:ctrlPr>
+                            </m:sSubPr>
+                            <m:e>
+                              <m:r>
+                                <m:t>P</m:t>
+                              </m:r>
+                            </m:e>
+                            <m:sub>
+                              <m:r>
+                                <m:t>i</m:t>
+                              </m:r>
+                            </m:sub>
+                          </m:sSub>
+                          <m:d>
+                            <m:dPr>
+                              <m:ctrlPr>
+                                <w:rPr>
+                                  <w:i/>
+                                </w:rPr>
+                              </m:ctrlPr>
+                            </m:dPr>
+                            <m:e>
+                              <m:r>
+                                <m:t>θ</m:t>
+                              </m:r>
+                            </m:e>
+                          </m:d>
+                        </m:e>
+                      </m:d>
+                    </m:e>
+                  </m:func>
+                </m:e>
+              </m:d>
+            </m:e>
+          </m:nary>
+        </m:oMath>
+      </m:oMathPara>
+    </w:p>
+    <w:p>
+      <w:pPr>
         <w:jc w:val="both"/>
       </w:pPr>
       <w:r>
-        <w:t>ℓ(θ) = Σ [x_i ln P_i(θ) + (1 − x_i) ln(1 − P_i(θ))]. Error estándar: 1/√I(θ̂) en MLE, [I(θ̂) + σ₀⁻²]^(−1/2) en MAP y la desviación estándar posterior en EAP [3], [6], [7].</w:t>
+        <w:t>Estimadores de máxima verosimilitud (MLE), máximo a posteriori (MAP, con previa normal de media μ₀ y varianza σ₀²) y esperado a posteriori (EAP, con nodos de cuadratura X, verosimilitud L y pesos de la previa W) [3], [6], [7]:</w:t>
       </w:r>
     </w:p>
     <w:p>
       <w:pPr>
+        <w:pStyle w:val="Ecuacion"/>
+      </w:pPr>
+      <m:oMathPara>
+        <m:oMath>
+          <m:sSub>
+            <m:sSubPr>
+              <m:ctrlPr>
+                <w:rPr>
+                  <w:i/>
+                </w:rPr>
+              </m:ctrlPr>
+            </m:sSubPr>
+            <m:e>
+              <m:acc>
+                <m:accPr>
+                  <m:ctrlPr>
+                    <w:rPr>
+                      <w:i/>
+                    </w:rPr>
+                  </m:ctrlPr>
+                </m:accPr>
+                <m:e>
+                  <m:r>
+                    <m:t>θ</m:t>
+                  </m:r>
+                </m:e>
+              </m:acc>
+            </m:e>
+            <m:sub>
+              <m:r>
+                <m:t>MLE</m:t>
+              </m:r>
+            </m:sub>
+          </m:sSub>
+          <m:r>
+            <m:t>=</m:t>
+          </m:r>
+          <m:func>
+            <m:funcPr>
+              <m:ctrlPr>
+                <w:rPr>
+                  <w:i/>
+                </w:rPr>
+              </m:ctrlPr>
+            </m:funcPr>
+            <m:fName>
+              <m:r>
+                <m:rPr>
+                  <m:sty m:val="p"/>
+                </m:rPr>
+                <m:t>arg</m:t>
+              </m:r>
+            </m:fName>
+            <m:e>
+              <m:func>
+                <m:funcPr>
+                  <m:ctrlPr>
+                    <w:rPr>
+                      <w:i/>
+                    </w:rPr>
+                  </m:ctrlPr>
+                </m:funcPr>
+                <m:fName>
+                  <m:limLow>
+                    <m:limLowPr>
+                      <m:ctrlPr>
+                        <w:rPr>
+                          <w:i/>
+                        </w:rPr>
+                      </m:ctrlPr>
+                    </m:limLowPr>
+                    <m:e>
+                      <m:r>
+                        <m:rPr>
+                          <m:sty m:val="p"/>
+                        </m:rPr>
+                        <m:t>max</m:t>
+                      </m:r>
+                    </m:e>
+                    <m:lim>
+                      <m:r>
+                        <m:t>θ</m:t>
+                      </m:r>
+                      <m:ctrlPr/>
+                    </m:lim>
+                  </m:limLow>
+                </m:fName>
+                <m:e>
+                  <m:r>
+                    <m:rPr>
+                      <m:scr m:val="script"/>
+                    </m:rPr>
+                    <m:t>l</m:t>
+                  </m:r>
+                  <m:d>
+                    <m:dPr>
+                      <m:ctrlPr>
+                        <w:rPr>
+                          <w:i/>
+                        </w:rPr>
+                      </m:ctrlPr>
+                    </m:dPr>
+                    <m:e>
+                      <m:r>
+                        <m:t>θ</m:t>
+                      </m:r>
+                    </m:e>
+                  </m:d>
+                </m:e>
+              </m:func>
+            </m:e>
+          </m:func>
+        </m:oMath>
+      </m:oMathPara>
+    </w:p>
+    <w:p>
+      <w:pPr>
+        <w:pStyle w:val="Ecuacion"/>
+      </w:pPr>
+      <m:oMathPara>
+        <m:oMath>
+          <m:sSub>
+            <m:sSubPr>
+              <m:ctrlPr>
+                <w:rPr>
+                  <w:i/>
+                </w:rPr>
+              </m:ctrlPr>
+            </m:sSubPr>
+            <m:e>
+              <m:acc>
+                <m:accPr>
+                  <m:ctrlPr>
+                    <w:rPr>
+                      <w:i/>
+                    </w:rPr>
+                  </m:ctrlPr>
+                </m:accPr>
+                <m:e>
+                  <m:r>
+                    <m:t>θ</m:t>
+                  </m:r>
+                </m:e>
+              </m:acc>
+            </m:e>
+            <m:sub>
+              <m:r>
+                <m:t>MAP</m:t>
+              </m:r>
+            </m:sub>
+          </m:sSub>
+          <m:r>
+            <m:t>=</m:t>
+          </m:r>
+          <m:func>
+            <m:funcPr>
+              <m:ctrlPr>
+                <w:rPr>
+                  <w:i/>
+                </w:rPr>
+              </m:ctrlPr>
+            </m:funcPr>
+            <m:fName>
+              <m:r>
+                <m:rPr>
+                  <m:sty m:val="p"/>
+                </m:rPr>
+                <m:t>arg</m:t>
+              </m:r>
+            </m:fName>
+            <m:e>
+              <m:func>
+                <m:funcPr>
+                  <m:ctrlPr>
+                    <w:rPr>
+                      <w:i/>
+                    </w:rPr>
+                  </m:ctrlPr>
+                </m:funcPr>
+                <m:fName>
+                  <m:limLow>
+                    <m:limLowPr>
+                      <m:ctrlPr>
+                        <w:rPr>
+                          <w:i/>
+                        </w:rPr>
+                      </m:ctrlPr>
+                    </m:limLowPr>
+                    <m:e>
+                      <m:r>
+                        <m:rPr>
+                          <m:sty m:val="p"/>
+                        </m:rPr>
+                        <m:t>max</m:t>
+                      </m:r>
+                    </m:e>
+                    <m:lim>
+                      <m:r>
+                        <m:t>θ</m:t>
+                      </m:r>
+                      <m:ctrlPr/>
+                    </m:lim>
+                  </m:limLow>
+                </m:fName>
+                <m:e>
+                  <m:d>
+                    <m:dPr>
+                      <m:begChr m:val="["/>
+                      <m:endChr m:val="]"/>
+                      <m:ctrlPr>
+                        <w:rPr>
+                          <w:i/>
+                        </w:rPr>
+                      </m:ctrlPr>
+                    </m:dPr>
+                    <m:e>
+                      <m:r>
+                        <m:rPr>
+                          <m:scr m:val="script"/>
+                        </m:rPr>
+                        <m:t>l</m:t>
+                      </m:r>
+                      <m:d>
+                        <m:dPr>
+                          <m:ctrlPr>
+                            <w:rPr>
+                              <w:i/>
+                            </w:rPr>
+                          </m:ctrlPr>
+                        </m:dPr>
+                        <m:e>
+                          <m:r>
+                            <m:t>θ</m:t>
+                          </m:r>
+                        </m:e>
+                      </m:d>
+                      <m:r>
+                        <m:t>-</m:t>
+                      </m:r>
+                      <m:f>
+                        <m:fPr>
+                          <m:ctrlPr>
+                            <w:rPr>
+                              <w:i/>
+                            </w:rPr>
+                          </m:ctrlPr>
+                        </m:fPr>
+                        <m:num>
+                          <m:sSup>
+                            <m:sSupPr>
+                              <m:ctrlPr>
+                                <w:rPr>
+                                  <w:i/>
+                                </w:rPr>
+                              </m:ctrlPr>
+                            </m:sSupPr>
+                            <m:e>
+                              <m:d>
+                                <m:dPr>
+                                  <m:ctrlPr>
+                                    <w:rPr>
+                                      <w:i/>
+                                    </w:rPr>
+                                  </m:ctrlPr>
+                                </m:dPr>
+                                <m:e>
+                                  <m:r>
+                                    <m:t>θ-</m:t>
+                                  </m:r>
+                                  <m:sSub>
+                                    <m:sSubPr>
+                                      <m:ctrlPr>
+                                        <w:rPr>
+                                          <w:i/>
+                                        </w:rPr>
+                                      </m:ctrlPr>
+                                    </m:sSubPr>
+                                    <m:e>
+                                      <m:r>
+                                        <m:t>μ</m:t>
+                                      </m:r>
+                                    </m:e>
+                                    <m:sub>
+                                      <m:r>
+                                        <m:t>0</m:t>
+                                      </m:r>
+                                    </m:sub>
+                                  </m:sSub>
+                                </m:e>
+                              </m:d>
+                            </m:e>
+                            <m:sup>
+                              <m:r>
+                                <m:t>2</m:t>
+                              </m:r>
+                            </m:sup>
+                          </m:sSup>
+                        </m:num>
+                        <m:den>
+                          <m:r>
+                            <m:t>2</m:t>
+                          </m:r>
+                          <m:sSubSup>
+                            <m:sSubSupPr>
+                              <m:ctrlPr>
+                                <w:rPr>
+                                  <w:i/>
+                                </w:rPr>
+                              </m:ctrlPr>
+                            </m:sSubSupPr>
+                            <m:e>
+                              <m:r>
+                                <m:t>σ</m:t>
+                              </m:r>
+                            </m:e>
+                            <m:sub>
+                              <m:r>
+                                <m:t>0</m:t>
+                              </m:r>
+                            </m:sub>
+                            <m:sup>
+                              <m:r>
+                                <m:t>2</m:t>
+                              </m:r>
+                            </m:sup>
+                          </m:sSubSup>
+                        </m:den>
+                      </m:f>
+                    </m:e>
+                  </m:d>
+                </m:e>
+              </m:func>
+            </m:e>
+          </m:func>
+        </m:oMath>
+      </m:oMathPara>
+    </w:p>
+    <w:p>
+      <w:pPr>
+        <w:pStyle w:val="Ecuacion"/>
+      </w:pPr>
+      <m:oMathPara>
+        <m:oMath>
+          <m:sSub>
+            <m:sSubPr>
+              <m:ctrlPr>
+                <w:rPr>
+                  <w:i/>
+                </w:rPr>
+              </m:ctrlPr>
+            </m:sSubPr>
+            <m:e>
+              <m:acc>
+                <m:accPr>
+                  <m:ctrlPr>
+                    <w:rPr>
+                      <w:i/>
+                    </w:rPr>
+                  </m:ctrlPr>
+                </m:accPr>
+                <m:e>
+                  <m:r>
+                    <m:t>θ</m:t>
+                  </m:r>
+                </m:e>
+              </m:acc>
+            </m:e>
+            <m:sub>
+              <m:r>
+                <m:t>EAP</m:t>
+              </m:r>
+            </m:sub>
+          </m:sSub>
+          <m:r>
+            <m:t>=</m:t>
+          </m:r>
+          <m:f>
+            <m:fPr>
+              <m:ctrlPr>
+                <w:rPr>
+                  <w:i/>
+                </w:rPr>
+              </m:ctrlPr>
+            </m:fPr>
+            <m:num>
+              <m:nary>
+                <m:naryPr>
+                  <m:chr m:val="∑"/>
+                  <m:supHide m:val="1"/>
+                  <m:ctrlPr>
+                    <w:rPr>
+                      <w:i/>
+                    </w:rPr>
+                  </m:ctrlPr>
+                </m:naryPr>
+                <m:sub>
+                  <m:r>
+                    <m:t>k</m:t>
+                  </m:r>
+                </m:sub>
+                <m:sup/>
+                <m:e>
+                  <m:sSub>
+                    <m:sSubPr>
+                      <m:ctrlPr>
+                        <w:rPr>
+                          <w:i/>
+                        </w:rPr>
+                      </m:ctrlPr>
+                    </m:sSubPr>
+                    <m:e>
+                      <m:r>
+                        <m:t>X</m:t>
+                      </m:r>
+                    </m:e>
+                    <m:sub>
+                      <m:r>
+                        <m:t>k</m:t>
+                      </m:r>
+                    </m:sub>
+                  </m:sSub>
+                  <m:r>
+                    <m:t>L</m:t>
+                  </m:r>
+                  <m:d>
+                    <m:dPr>
+                      <m:ctrlPr>
+                        <w:rPr>
+                          <w:i/>
+                        </w:rPr>
+                      </m:ctrlPr>
+                    </m:dPr>
+                    <m:e>
+                      <m:sSub>
+                        <m:sSubPr>
+                          <m:ctrlPr>
+                            <w:rPr>
+                              <w:i/>
+                            </w:rPr>
+                          </m:ctrlPr>
+                        </m:sSubPr>
+                        <m:e>
+                          <m:r>
+                            <m:t>X</m:t>
+                          </m:r>
+                        </m:e>
+                        <m:sub>
+                          <m:r>
+                            <m:t>k</m:t>
+                          </m:r>
+                        </m:sub>
+                      </m:sSub>
+                    </m:e>
+                  </m:d>
+                  <m:r>
+                    <m:t>W</m:t>
+                  </m:r>
+                  <m:d>
+                    <m:dPr>
+                      <m:ctrlPr>
+                        <w:rPr>
+                          <w:i/>
+                        </w:rPr>
+                      </m:ctrlPr>
+                    </m:dPr>
+                    <m:e>
+                      <m:sSub>
+                        <m:sSubPr>
+                          <m:ctrlPr>
+                            <w:rPr>
+                              <w:i/>
+                            </w:rPr>
+                          </m:ctrlPr>
+                        </m:sSubPr>
+                        <m:e>
+                          <m:r>
+                            <m:t>X</m:t>
+                          </m:r>
+                        </m:e>
+                        <m:sub>
+                          <m:r>
+                            <m:t>k</m:t>
+                          </m:r>
+                        </m:sub>
+                      </m:sSub>
+                    </m:e>
+                  </m:d>
+                </m:e>
+              </m:nary>
+            </m:num>
+            <m:den>
+              <m:nary>
+                <m:naryPr>
+                  <m:chr m:val="∑"/>
+                  <m:supHide m:val="1"/>
+                  <m:ctrlPr>
+                    <w:rPr>
+                      <w:i/>
+                    </w:rPr>
+                  </m:ctrlPr>
+                </m:naryPr>
+                <m:sub>
+                  <m:r>
+                    <m:t>k</m:t>
+                  </m:r>
+                </m:sub>
+                <m:sup/>
+                <m:e>
+                  <m:r>
+                    <m:t>L</m:t>
+                  </m:r>
+                  <m:d>
+                    <m:dPr>
+                      <m:ctrlPr>
+                        <w:rPr>
+                          <w:i/>
+                        </w:rPr>
+                      </m:ctrlPr>
+                    </m:dPr>
+                    <m:e>
+                      <m:sSub>
+                        <m:sSubPr>
+                          <m:ctrlPr>
+                            <w:rPr>
+                              <w:i/>
+                            </w:rPr>
+                          </m:ctrlPr>
+                        </m:sSubPr>
+                        <m:e>
+                          <m:r>
+                            <m:t>X</m:t>
+                          </m:r>
+                        </m:e>
+                        <m:sub>
+                          <m:r>
+                            <m:t>k</m:t>
+                          </m:r>
+                        </m:sub>
+                      </m:sSub>
+                    </m:e>
+                  </m:d>
+                  <m:r>
+                    <m:t>W</m:t>
+                  </m:r>
+                  <m:d>
+                    <m:dPr>
+                      <m:ctrlPr>
+                        <w:rPr>
+                          <w:i/>
+                        </w:rPr>
+                      </m:ctrlPr>
+                    </m:dPr>
+                    <m:e>
+                      <m:sSub>
+                        <m:sSubPr>
+                          <m:ctrlPr>
+                            <w:rPr>
+                              <w:i/>
+                            </w:rPr>
+                          </m:ctrlPr>
+                        </m:sSubPr>
+                        <m:e>
+                          <m:r>
+                            <m:t>X</m:t>
+                          </m:r>
+                        </m:e>
+                        <m:sub>
+                          <m:r>
+                            <m:t>k</m:t>
+                          </m:r>
+                        </m:sub>
+                      </m:sSub>
+                    </m:e>
+                  </m:d>
+                </m:e>
+              </m:nary>
+            </m:den>
+          </m:f>
+        </m:oMath>
+      </m:oMathPara>
+    </w:p>
+    <w:p>
+      <w:pPr>
+        <w:jc w:val="both"/>
+      </w:pPr>
+      <w:r>
+        <w:t>Errores estándar de cada estimador (en EAP, la desviación estándar posterior):</w:t>
+      </w:r>
+    </w:p>
+    <w:p>
+      <w:pPr>
+        <w:pStyle w:val="Ecuacion"/>
+      </w:pPr>
+      <m:oMathPara>
+        <m:oMath>
+          <m:r>
+            <m:rPr>
+              <m:nor/>
+            </m:rPr>
+            <m:t>EE</m:t>
+          </m:r>
+          <m:d>
+            <m:dPr>
+              <m:ctrlPr>
+                <w:rPr>
+                  <w:i/>
+                </w:rPr>
+              </m:ctrlPr>
+            </m:dPr>
+            <m:e>
+              <m:sSub>
+                <m:sSubPr>
+                  <m:ctrlPr>
+                    <w:rPr>
+                      <w:i/>
+                    </w:rPr>
+                  </m:ctrlPr>
+                </m:sSubPr>
+                <m:e>
+                  <m:acc>
+                    <m:accPr>
+                      <m:ctrlPr>
+                        <w:rPr>
+                          <w:i/>
+                        </w:rPr>
+                      </m:ctrlPr>
+                    </m:accPr>
+                    <m:e>
+                      <m:r>
+                        <m:t>θ</m:t>
+                      </m:r>
+                    </m:e>
+                  </m:acc>
+                </m:e>
+                <m:sub>
+                  <m:r>
+                    <m:t>MLE</m:t>
+                  </m:r>
+                </m:sub>
+              </m:sSub>
+            </m:e>
+          </m:d>
+          <m:r>
+            <m:t>=</m:t>
+          </m:r>
+          <m:f>
+            <m:fPr>
+              <m:ctrlPr>
+                <w:rPr>
+                  <w:i/>
+                </w:rPr>
+              </m:ctrlPr>
+            </m:fPr>
+            <m:num>
+              <m:r>
+                <m:t>1</m:t>
+              </m:r>
+            </m:num>
+            <m:den>
+              <m:rad>
+                <m:radPr>
+                  <m:degHide m:val="1"/>
+                  <m:ctrlPr>
+                    <w:rPr>
+                      <w:i/>
+                    </w:rPr>
+                  </m:ctrlPr>
+                </m:radPr>
+                <m:deg/>
+                <m:e>
+                  <m:r>
+                    <m:t>I</m:t>
+                  </m:r>
+                  <m:d>
+                    <m:dPr>
+                      <m:ctrlPr>
+                        <w:rPr>
+                          <w:i/>
+                        </w:rPr>
+                      </m:ctrlPr>
+                    </m:dPr>
+                    <m:e>
+                      <m:acc>
+                        <m:accPr>
+                          <m:ctrlPr>
+                            <w:rPr>
+                              <w:i/>
+                            </w:rPr>
+                          </m:ctrlPr>
+                        </m:accPr>
+                        <m:e>
+                          <m:r>
+                            <m:t>θ</m:t>
+                          </m:r>
+                        </m:e>
+                      </m:acc>
+                    </m:e>
+                  </m:d>
+                </m:e>
+              </m:rad>
+            </m:den>
+          </m:f>
+        </m:oMath>
+      </m:oMathPara>
+    </w:p>
+    <w:p>
+      <w:pPr>
+        <w:pStyle w:val="Ecuacion"/>
+      </w:pPr>
+      <m:oMathPara>
+        <m:oMath>
+          <m:r>
+            <m:rPr>
+              <m:nor/>
+            </m:rPr>
+            <m:t>EE</m:t>
+          </m:r>
+          <m:d>
+            <m:dPr>
+              <m:ctrlPr>
+                <w:rPr>
+                  <w:i/>
+                </w:rPr>
+              </m:ctrlPr>
+            </m:dPr>
+            <m:e>
+              <m:sSub>
+                <m:sSubPr>
+                  <m:ctrlPr>
+                    <w:rPr>
+                      <w:i/>
+                    </w:rPr>
+                  </m:ctrlPr>
+                </m:sSubPr>
+                <m:e>
+                  <m:acc>
+                    <m:accPr>
+                      <m:ctrlPr>
+                        <w:rPr>
+                          <w:i/>
+                        </w:rPr>
+                      </m:ctrlPr>
+                    </m:accPr>
+                    <m:e>
+                      <m:r>
+                        <m:t>θ</m:t>
+                      </m:r>
+                    </m:e>
+                  </m:acc>
+                </m:e>
+                <m:sub>
+                  <m:r>
+                    <m:t>MAP</m:t>
+                  </m:r>
+                </m:sub>
+              </m:sSub>
+            </m:e>
+          </m:d>
+          <m:r>
+            <m:t>=</m:t>
+          </m:r>
+          <m:f>
+            <m:fPr>
+              <m:ctrlPr>
+                <w:rPr>
+                  <w:i/>
+                </w:rPr>
+              </m:ctrlPr>
+            </m:fPr>
+            <m:num>
+              <m:r>
+                <m:t>1</m:t>
+              </m:r>
+            </m:num>
+            <m:den>
+              <m:rad>
+                <m:radPr>
+                  <m:degHide m:val="1"/>
+                  <m:ctrlPr>
+                    <w:rPr>
+                      <w:i/>
+                    </w:rPr>
+                  </m:ctrlPr>
+                </m:radPr>
+                <m:deg/>
+                <m:e>
+                  <m:r>
+                    <m:t>I</m:t>
+                  </m:r>
+                  <m:d>
+                    <m:dPr>
+                      <m:ctrlPr>
+                        <w:rPr>
+                          <w:i/>
+                        </w:rPr>
+                      </m:ctrlPr>
+                    </m:dPr>
+                    <m:e>
+                      <m:acc>
+                        <m:accPr>
+                          <m:ctrlPr>
+                            <w:rPr>
+                              <w:i/>
+                            </w:rPr>
+                          </m:ctrlPr>
+                        </m:accPr>
+                        <m:e>
+                          <m:r>
+                            <m:t>θ</m:t>
+                          </m:r>
+                        </m:e>
+                      </m:acc>
+                    </m:e>
+                  </m:d>
+                  <m:r>
+                    <m:t>+</m:t>
+                  </m:r>
+                  <m:sSubSup>
+                    <m:sSubSupPr>
+                      <m:ctrlPr>
+                        <w:rPr>
+                          <w:i/>
+                        </w:rPr>
+                      </m:ctrlPr>
+                    </m:sSubSupPr>
+                    <m:e>
+                      <m:r>
+                        <m:t>σ</m:t>
+                      </m:r>
+                    </m:e>
+                    <m:sub>
+                      <m:r>
+                        <m:t>0</m:t>
+                      </m:r>
+                    </m:sub>
+                    <m:sup>
+                      <m:r>
+                        <m:t>-2</m:t>
+                      </m:r>
+                    </m:sup>
+                  </m:sSubSup>
+                </m:e>
+              </m:rad>
+            </m:den>
+          </m:f>
+        </m:oMath>
+      </m:oMathPara>
+    </w:p>
+    <w:p>
+      <w:pPr>
+        <w:pStyle w:val="Ecuacion"/>
+      </w:pPr>
+      <m:oMathPara>
+        <m:oMath>
+          <m:r>
+            <m:rPr>
+              <m:nor/>
+            </m:rPr>
+            <m:t>EE</m:t>
+          </m:r>
+          <m:d>
+            <m:dPr>
+              <m:ctrlPr>
+                <w:rPr>
+                  <w:i/>
+                </w:rPr>
+              </m:ctrlPr>
+            </m:dPr>
+            <m:e>
+              <m:sSub>
+                <m:sSubPr>
+                  <m:ctrlPr>
+                    <w:rPr>
+                      <w:i/>
+                    </w:rPr>
+                  </m:ctrlPr>
+                </m:sSubPr>
+                <m:e>
+                  <m:acc>
+                    <m:accPr>
+                      <m:ctrlPr>
+                        <w:rPr>
+                          <w:i/>
+                        </w:rPr>
+                      </m:ctrlPr>
+                    </m:accPr>
+                    <m:e>
+                      <m:r>
+                        <m:t>θ</m:t>
+                      </m:r>
+                    </m:e>
+                  </m:acc>
+                </m:e>
+                <m:sub>
+                  <m:r>
+                    <m:t>EAP</m:t>
+                  </m:r>
+                </m:sub>
+              </m:sSub>
+            </m:e>
+          </m:d>
+          <m:r>
+            <m:t>=</m:t>
+          </m:r>
+          <m:rad>
+            <m:radPr>
+              <m:degHide m:val="1"/>
+              <m:ctrlPr>
+                <w:rPr>
+                  <w:i/>
+                </w:rPr>
+              </m:ctrlPr>
+            </m:radPr>
+            <m:deg/>
+            <m:e>
+              <m:f>
+                <m:fPr>
+                  <m:ctrlPr>
+                    <w:rPr>
+                      <w:i/>
+                    </w:rPr>
+                  </m:ctrlPr>
+                </m:fPr>
+                <m:num>
+                  <m:nary>
+                    <m:naryPr>
+                      <m:chr m:val="∑"/>
+                      <m:supHide m:val="1"/>
+                      <m:ctrlPr>
+                        <w:rPr>
+                          <w:i/>
+                        </w:rPr>
+                      </m:ctrlPr>
+                    </m:naryPr>
+                    <m:sub>
+                      <m:r>
+                        <m:t>k</m:t>
+                      </m:r>
+                    </m:sub>
+                    <m:sup/>
+                    <m:e>
+                      <m:sSup>
+                        <m:sSupPr>
+                          <m:ctrlPr>
+                            <w:rPr>
+                              <w:i/>
+                            </w:rPr>
+                          </m:ctrlPr>
+                        </m:sSupPr>
+                        <m:e>
+                          <m:d>
+                            <m:dPr>
+                              <m:ctrlPr>
+                                <w:rPr>
+                                  <w:i/>
+                                </w:rPr>
+                              </m:ctrlPr>
+                            </m:dPr>
+                            <m:e>
+                              <m:sSub>
+                                <m:sSubPr>
+                                  <m:ctrlPr>
+                                    <w:rPr>
+                                      <w:i/>
+                                    </w:rPr>
+                                  </m:ctrlPr>
+                                </m:sSubPr>
+                                <m:e>
+                                  <m:r>
+                                    <m:t>X</m:t>
+                                  </m:r>
+                                </m:e>
+                                <m:sub>
+                                  <m:r>
+                                    <m:t>k</m:t>
+                                  </m:r>
+                                </m:sub>
+                              </m:sSub>
+                              <m:r>
+                                <m:t>-</m:t>
+                              </m:r>
+                              <m:acc>
+                                <m:accPr>
+                                  <m:ctrlPr>
+                                    <w:rPr>
+                                      <w:i/>
+                                    </w:rPr>
+                                  </m:ctrlPr>
+                                </m:accPr>
+                                <m:e>
+                                  <m:r>
+                                    <m:t>θ</m:t>
+                                  </m:r>
+                                </m:e>
+                              </m:acc>
+                            </m:e>
+                          </m:d>
+                        </m:e>
+                        <m:sup>
+                          <m:r>
+                            <m:t>2</m:t>
+                          </m:r>
+                        </m:sup>
+                      </m:sSup>
+                      <m:r>
+                        <m:t>L</m:t>
+                      </m:r>
+                      <m:d>
+                        <m:dPr>
+                          <m:ctrlPr>
+                            <w:rPr>
+                              <w:i/>
+                            </w:rPr>
+                          </m:ctrlPr>
+                        </m:dPr>
+                        <m:e>
+                          <m:sSub>
+                            <m:sSubPr>
+                              <m:ctrlPr>
+                                <w:rPr>
+                                  <w:i/>
+                                </w:rPr>
+                              </m:ctrlPr>
+                            </m:sSubPr>
+                            <m:e>
+                              <m:r>
+                                <m:t>X</m:t>
+                              </m:r>
+                            </m:e>
+                            <m:sub>
+                              <m:r>
+                                <m:t>k</m:t>
+                              </m:r>
+                            </m:sub>
+                          </m:sSub>
+                        </m:e>
+                      </m:d>
+                      <m:r>
+                        <m:t>W</m:t>
+                      </m:r>
+                      <m:d>
+                        <m:dPr>
+                          <m:ctrlPr>
+                            <w:rPr>
+                              <w:i/>
+                            </w:rPr>
+                          </m:ctrlPr>
+                        </m:dPr>
+                        <m:e>
+                          <m:sSub>
+                            <m:sSubPr>
+                              <m:ctrlPr>
+                                <w:rPr>
+                                  <w:i/>
+                                </w:rPr>
+                              </m:ctrlPr>
+                            </m:sSubPr>
+                            <m:e>
+                              <m:r>
+                                <m:t>X</m:t>
+                              </m:r>
+                            </m:e>
+                            <m:sub>
+                              <m:r>
+                                <m:t>k</m:t>
+                              </m:r>
+                            </m:sub>
+                          </m:sSub>
+                        </m:e>
+                      </m:d>
+                    </m:e>
+                  </m:nary>
+                </m:num>
+                <m:den>
+                  <m:nary>
+                    <m:naryPr>
+                      <m:chr m:val="∑"/>
+                      <m:supHide m:val="1"/>
+                      <m:ctrlPr>
+                        <w:rPr>
+                          <w:i/>
+                        </w:rPr>
+                      </m:ctrlPr>
+                    </m:naryPr>
+                    <m:sub>
+                      <m:r>
+                        <m:t>k</m:t>
+                      </m:r>
+                    </m:sub>
+                    <m:sup/>
+                    <m:e>
+                      <m:r>
+                        <m:t>L</m:t>
+                      </m:r>
+                      <m:d>
+                        <m:dPr>
+                          <m:ctrlPr>
+                            <w:rPr>
+                              <w:i/>
+                            </w:rPr>
+                          </m:ctrlPr>
+                        </m:dPr>
+                        <m:e>
+                          <m:sSub>
+                            <m:sSubPr>
+                              <m:ctrlPr>
+                                <w:rPr>
+                                  <w:i/>
+                                </w:rPr>
+                              </m:ctrlPr>
+                            </m:sSubPr>
+                            <m:e>
+                              <m:r>
+                                <m:t>X</m:t>
+                              </m:r>
+                            </m:e>
+                            <m:sub>
+                              <m:r>
+                                <m:t>k</m:t>
+                              </m:r>
+                            </m:sub>
+                          </m:sSub>
+                        </m:e>
+                      </m:d>
+                      <m:r>
+                        <m:t>W</m:t>
+                      </m:r>
+                      <m:d>
+                        <m:dPr>
+                          <m:ctrlPr>
+                            <w:rPr>
+                              <w:i/>
+                            </w:rPr>
+                          </m:ctrlPr>
+                        </m:dPr>
+                        <m:e>
+                          <m:sSub>
+                            <m:sSubPr>
+                              <m:ctrlPr>
+                                <w:rPr>
+                                  <w:i/>
+                                </w:rPr>
+                              </m:ctrlPr>
+                            </m:sSubPr>
+                            <m:e>
+                              <m:r>
+                                <m:t>X</m:t>
+                              </m:r>
+                            </m:e>
+                            <m:sub>
+                              <m:r>
+                                <m:t>k</m:t>
+                              </m:r>
+                            </m:sub>
+                          </m:sSub>
+                        </m:e>
+                      </m:d>
+                    </m:e>
+                  </m:nary>
+                </m:den>
+              </m:f>
+            </m:e>
+          </m:rad>
+        </m:oMath>
+      </m:oMathPara>
+    </w:p>
+    <w:p>
+      <w:pPr>
         <w:pStyle w:val="Heading2"/>
       </w:pPr>
-      <w:bookmarkStart w:id="26" w:name="_Toc241263136"/>
+      <w:bookmarkStart w:id="26" w:name="_Toc241314541"/>
       <w:r>
-        <w:lastRenderedPageBreak/>
         <w:t>4.4 Selección de ítems y control de exposición</w:t>
       </w:r>
       <w:bookmarkEnd w:id="26"/>
     </w:p>
     <w:p>
       <w:pPr>
-        <w:jc w:val="center"/>
+        <w:jc w:val="both"/>
       </w:pPr>
       <w:r>
-        <w:rPr>
-          <w:rFonts w:ascii="Cambria Math" w:hAnsi="Cambria Math"/>
-          <w:sz w:val="23"/>
-        </w:rPr>
-        <w:t>Máxima información: j* = argmax I_j(θ̂)          KL_j(θ̂) = ∫ KL[P_j(θ̂) ‖ P_j(θ)] dθ,  θ ∈ [θ̂ − δ, θ̂ + δ]</w:t>
+        <w:t>Máxima información: se elige, entre los ítems disponibles R, el de mayor información en la habilidad estimada [3]:</w:t>
       </w:r>
     </w:p>
     <w:p>
       <w:pPr>
-        <w:jc w:val="center"/>
+        <w:pStyle w:val="Ecuacion"/>
+      </w:pPr>
+      <m:oMathPara>
+        <m:oMath>
+          <m:sSup>
+            <m:sSupPr>
+              <m:ctrlPr>
+                <w:rPr>
+                  <w:i/>
+                </w:rPr>
+              </m:ctrlPr>
+            </m:sSupPr>
+            <m:e>
+              <m:r>
+                <m:t>j</m:t>
+              </m:r>
+            </m:e>
+            <m:sup>
+              <m:r>
+                <m:t>*</m:t>
+              </m:r>
+            </m:sup>
+          </m:sSup>
+          <m:r>
+            <m:t>=</m:t>
+          </m:r>
+          <m:func>
+            <m:funcPr>
+              <m:ctrlPr>
+                <w:rPr>
+                  <w:i/>
+                </w:rPr>
+              </m:ctrlPr>
+            </m:funcPr>
+            <m:fName>
+              <m:r>
+                <m:rPr>
+                  <m:sty m:val="p"/>
+                </m:rPr>
+                <m:t>arg</m:t>
+              </m:r>
+            </m:fName>
+            <m:e>
+              <m:func>
+                <m:funcPr>
+                  <m:ctrlPr>
+                    <w:rPr>
+                      <w:i/>
+                    </w:rPr>
+                  </m:ctrlPr>
+                </m:funcPr>
+                <m:fName>
+                  <m:limLow>
+                    <m:limLowPr>
+                      <m:ctrlPr>
+                        <w:rPr>
+                          <w:i/>
+                        </w:rPr>
+                      </m:ctrlPr>
+                    </m:limLowPr>
+                    <m:e>
+                      <m:r>
+                        <m:rPr>
+                          <m:sty m:val="p"/>
+                        </m:rPr>
+                        <m:t>max</m:t>
+                      </m:r>
+                    </m:e>
+                    <m:lim>
+                      <m:r>
+                        <m:t>j∈R</m:t>
+                      </m:r>
+                      <m:ctrlPr/>
+                    </m:lim>
+                  </m:limLow>
+                </m:fName>
+                <m:e>
+                  <m:sSub>
+                    <m:sSubPr>
+                      <m:ctrlPr>
+                        <w:rPr>
+                          <w:i/>
+                        </w:rPr>
+                      </m:ctrlPr>
+                    </m:sSubPr>
+                    <m:e>
+                      <m:r>
+                        <m:t>I</m:t>
+                      </m:r>
+                    </m:e>
+                    <m:sub>
+                      <m:r>
+                        <m:t>j</m:t>
+                      </m:r>
+                    </m:sub>
+                  </m:sSub>
+                  <m:d>
+                    <m:dPr>
+                      <m:ctrlPr>
+                        <w:rPr>
+                          <w:i/>
+                        </w:rPr>
+                      </m:ctrlPr>
+                    </m:dPr>
+                    <m:e>
+                      <m:acc>
+                        <m:accPr>
+                          <m:ctrlPr>
+                            <w:rPr>
+                              <w:i/>
+                            </w:rPr>
+                          </m:ctrlPr>
+                        </m:accPr>
+                        <m:e>
+                          <m:r>
+                            <m:t>θ</m:t>
+                          </m:r>
+                        </m:e>
+                      </m:acc>
+                    </m:e>
+                  </m:d>
+                </m:e>
+              </m:func>
+            </m:e>
+          </m:func>
+        </m:oMath>
+      </m:oMathPara>
+    </w:p>
+    <w:p>
+      <w:pPr>
+        <w:jc w:val="both"/>
       </w:pPr>
       <w:r>
-        <w:rPr>
-          <w:rFonts w:ascii="Cambria Math" w:hAnsi="Cambria Math"/>
-          <w:sz w:val="23"/>
-        </w:rPr>
-        <w:t>Sympson-Hetter: P(A_j) = P(S_j) · K_j ;   K_j ← r / P(S_j) si P(S_j) &gt; r, en otro caso 1</w:t>
+        <w:t>Kullback-Leibler: se integra la divergencia entre las probabilidades en la habilidad estimada y en θ sobre el intervalo [θ̂ − δ, θ̂ + δ] (regla del trapecio, 21 nodos, δ = 1) [11]:</w:t>
       </w:r>
     </w:p>
     <w:p>
       <w:pPr>
+        <w:pStyle w:val="Ecuacion"/>
+      </w:pPr>
+      <m:oMathPara>
+        <m:oMath>
+          <m:sSub>
+            <m:sSubPr>
+              <m:ctrlPr>
+                <w:rPr>
+                  <w:i/>
+                </w:rPr>
+              </m:ctrlPr>
+            </m:sSubPr>
+            <m:e>
+              <m:r>
+                <m:rPr>
+                  <m:nor/>
+                </m:rPr>
+                <m:t>KL</m:t>
+              </m:r>
+              <m:ctrlPr/>
+            </m:e>
+            <m:sub>
+              <m:r>
+                <m:t>j</m:t>
+              </m:r>
+            </m:sub>
+          </m:sSub>
+          <m:d>
+            <m:dPr>
+              <m:ctrlPr>
+                <w:rPr>
+                  <w:i/>
+                </w:rPr>
+              </m:ctrlPr>
+            </m:dPr>
+            <m:e>
+              <m:acc>
+                <m:accPr>
+                  <m:ctrlPr>
+                    <w:rPr>
+                      <w:i/>
+                    </w:rPr>
+                  </m:ctrlPr>
+                </m:accPr>
+                <m:e>
+                  <m:r>
+                    <m:t>θ</m:t>
+                  </m:r>
+                </m:e>
+              </m:acc>
+            </m:e>
+          </m:d>
+          <m:r>
+            <m:t>=</m:t>
+          </m:r>
+          <m:nary>
+            <m:naryPr>
+              <m:ctrlPr>
+                <w:rPr>
+                  <w:i/>
+                </w:rPr>
+              </m:ctrlPr>
+            </m:naryPr>
+            <m:sub>
+              <m:acc>
+                <m:accPr>
+                  <m:ctrlPr>
+                    <w:rPr>
+                      <w:i/>
+                    </w:rPr>
+                  </m:ctrlPr>
+                </m:accPr>
+                <m:e>
+                  <m:r>
+                    <m:t>θ</m:t>
+                  </m:r>
+                </m:e>
+              </m:acc>
+              <m:r>
+                <m:t>-δ</m:t>
+              </m:r>
+            </m:sub>
+            <m:sup>
+              <m:acc>
+                <m:accPr>
+                  <m:ctrlPr>
+                    <w:rPr>
+                      <w:i/>
+                    </w:rPr>
+                  </m:ctrlPr>
+                </m:accPr>
+                <m:e>
+                  <m:r>
+                    <m:t>θ</m:t>
+                  </m:r>
+                </m:e>
+              </m:acc>
+              <m:r>
+                <m:t>+δ</m:t>
+              </m:r>
+            </m:sup>
+            <m:e>
+              <m:r>
+                <m:rPr>
+                  <m:nor/>
+                </m:rPr>
+                <m:t>KL</m:t>
+              </m:r>
+              <m:d>
+                <m:dPr>
+                  <m:begChr m:val="["/>
+                  <m:endChr m:val="]"/>
+                  <m:ctrlPr>
+                    <w:rPr>
+                      <w:i/>
+                    </w:rPr>
+                  </m:ctrlPr>
+                </m:dPr>
+                <m:e>
+                  <m:sSub>
+                    <m:sSubPr>
+                      <m:ctrlPr>
+                        <w:rPr>
+                          <w:i/>
+                        </w:rPr>
+                      </m:ctrlPr>
+                    </m:sSubPr>
+                    <m:e>
+                      <m:r>
+                        <m:t>P</m:t>
+                      </m:r>
+                    </m:e>
+                    <m:sub>
+                      <m:r>
+                        <m:t>j</m:t>
+                      </m:r>
+                    </m:sub>
+                  </m:sSub>
+                  <m:d>
+                    <m:dPr>
+                      <m:ctrlPr>
+                        <w:rPr>
+                          <w:i/>
+                        </w:rPr>
+                      </m:ctrlPr>
+                    </m:dPr>
+                    <m:e>
+                      <m:acc>
+                        <m:accPr>
+                          <m:ctrlPr>
+                            <w:rPr>
+                              <w:i/>
+                            </w:rPr>
+                          </m:ctrlPr>
+                        </m:accPr>
+                        <m:e>
+                          <m:r>
+                            <m:t>θ</m:t>
+                          </m:r>
+                        </m:e>
+                      </m:acc>
+                    </m:e>
+                  </m:d>
+                  <m:r>
+                    <m:t>∥</m:t>
+                  </m:r>
+                  <m:sSub>
+                    <m:sSubPr>
+                      <m:ctrlPr>
+                        <w:rPr>
+                          <w:i/>
+                        </w:rPr>
+                      </m:ctrlPr>
+                    </m:sSubPr>
+                    <m:e>
+                      <m:r>
+                        <m:t>P</m:t>
+                      </m:r>
+                    </m:e>
+                    <m:sub>
+                      <m:r>
+                        <m:t>j</m:t>
+                      </m:r>
+                    </m:sub>
+                  </m:sSub>
+                  <m:d>
+                    <m:dPr>
+                      <m:ctrlPr>
+                        <w:rPr>
+                          <w:i/>
+                        </w:rPr>
+                      </m:ctrlPr>
+                    </m:dPr>
+                    <m:e>
+                      <m:r>
+                        <m:t>θ</m:t>
+                      </m:r>
+                    </m:e>
+                  </m:d>
+                </m:e>
+              </m:d>
+              <m:r>
+                <m:t>dθ</m:t>
+              </m:r>
+            </m:e>
+          </m:nary>
+        </m:oMath>
+      </m:oMathPara>
+    </w:p>
+    <w:p>
+      <w:pPr>
+        <w:pStyle w:val="Ecuacion"/>
+      </w:pPr>
+      <m:oMathPara>
+        <m:oMath>
+          <m:r>
+            <m:rPr>
+              <m:nor/>
+            </m:rPr>
+            <m:t>KL</m:t>
+          </m:r>
+          <m:d>
+            <m:dPr>
+              <m:begChr m:val="["/>
+              <m:endChr m:val="]"/>
+              <m:ctrlPr>
+                <w:rPr>
+                  <w:i/>
+                </w:rPr>
+              </m:ctrlPr>
+            </m:dPr>
+            <m:e>
+              <m:r>
+                <m:t>p∥q</m:t>
+              </m:r>
+            </m:e>
+          </m:d>
+          <m:r>
+            <m:t>=p</m:t>
+          </m:r>
+          <m:func>
+            <m:funcPr>
+              <m:ctrlPr>
+                <w:rPr>
+                  <w:i/>
+                </w:rPr>
+              </m:ctrlPr>
+            </m:funcPr>
+            <m:fName>
+              <m:r>
+                <m:rPr>
+                  <m:sty m:val="p"/>
+                </m:rPr>
+                <m:t>ln</m:t>
+              </m:r>
+            </m:fName>
+            <m:e>
+              <m:d>
+                <m:dPr>
+                  <m:ctrlPr>
+                    <w:rPr>
+                      <w:i/>
+                    </w:rPr>
+                  </m:ctrlPr>
+                </m:dPr>
+                <m:e>
+                  <m:f>
+                    <m:fPr>
+                      <m:ctrlPr>
+                        <w:rPr>
+                          <w:i/>
+                        </w:rPr>
+                      </m:ctrlPr>
+                    </m:fPr>
+                    <m:num>
+                      <m:r>
+                        <m:t>p</m:t>
+                      </m:r>
+                    </m:num>
+                    <m:den>
+                      <m:r>
+                        <m:t>q</m:t>
+                      </m:r>
+                    </m:den>
+                  </m:f>
+                </m:e>
+              </m:d>
+            </m:e>
+          </m:func>
+          <m:r>
+            <m:t>+</m:t>
+          </m:r>
+          <m:d>
+            <m:dPr>
+              <m:ctrlPr>
+                <w:rPr>
+                  <w:i/>
+                </w:rPr>
+              </m:ctrlPr>
+            </m:dPr>
+            <m:e>
+              <m:r>
+                <m:t>1-p</m:t>
+              </m:r>
+            </m:e>
+          </m:d>
+          <m:func>
+            <m:funcPr>
+              <m:ctrlPr>
+                <w:rPr>
+                  <w:i/>
+                </w:rPr>
+              </m:ctrlPr>
+            </m:funcPr>
+            <m:fName>
+              <m:r>
+                <m:rPr>
+                  <m:sty m:val="p"/>
+                </m:rPr>
+                <m:t>ln</m:t>
+              </m:r>
+              <m:ctrlPr/>
+            </m:fName>
+            <m:e>
+              <m:d>
+                <m:dPr>
+                  <m:ctrlPr>
+                    <w:rPr>
+                      <w:i/>
+                    </w:rPr>
+                  </m:ctrlPr>
+                </m:dPr>
+                <m:e>
+                  <m:f>
+                    <m:fPr>
+                      <m:ctrlPr>
+                        <w:rPr>
+                          <w:i/>
+                        </w:rPr>
+                      </m:ctrlPr>
+                    </m:fPr>
+                    <m:num>
+                      <m:r>
+                        <m:t>1-p</m:t>
+                      </m:r>
+                    </m:num>
+                    <m:den>
+                      <m:r>
+                        <m:t>1-q</m:t>
+                      </m:r>
+                    </m:den>
+                  </m:f>
+                </m:e>
+              </m:d>
+            </m:e>
+          </m:func>
+        </m:oMath>
+      </m:oMathPara>
+    </w:p>
+    <w:p>
+      <w:pPr>
         <w:jc w:val="both"/>
       </w:pPr>
       <w:r>
-        <w:t>Referencias: [3], [9], [10], [11].</w:t>
+        <w:t>Sympson-Hetter: el ítem seleccionado se administra con una probabilidad K propia de cada ítem; estos parámetros se calibran iterativamente para que la tasa de exposición no supere el objetivo r [10]:</w:t>
       </w:r>
     </w:p>
     <w:p>
       <w:pPr>
+        <w:pStyle w:val="Ecuacion"/>
+      </w:pPr>
+      <m:oMathPara>
+        <m:oMath>
+          <m:r>
+            <m:t>P</m:t>
+          </m:r>
+          <m:d>
+            <m:dPr>
+              <m:ctrlPr>
+                <w:rPr>
+                  <w:i/>
+                </w:rPr>
+              </m:ctrlPr>
+            </m:dPr>
+            <m:e>
+              <m:sSub>
+                <m:sSubPr>
+                  <m:ctrlPr>
+                    <w:rPr>
+                      <w:i/>
+                    </w:rPr>
+                  </m:ctrlPr>
+                </m:sSubPr>
+                <m:e>
+                  <m:r>
+                    <m:t>A</m:t>
+                  </m:r>
+                </m:e>
+                <m:sub>
+                  <m:r>
+                    <m:t>j</m:t>
+                  </m:r>
+                </m:sub>
+              </m:sSub>
+            </m:e>
+          </m:d>
+          <m:r>
+            <m:t>=P</m:t>
+          </m:r>
+          <m:d>
+            <m:dPr>
+              <m:ctrlPr>
+                <w:rPr>
+                  <w:i/>
+                </w:rPr>
+              </m:ctrlPr>
+            </m:dPr>
+            <m:e>
+              <m:sSub>
+                <m:sSubPr>
+                  <m:ctrlPr>
+                    <w:rPr>
+                      <w:i/>
+                    </w:rPr>
+                  </m:ctrlPr>
+                </m:sSubPr>
+                <m:e>
+                  <m:r>
+                    <m:t>S</m:t>
+                  </m:r>
+                </m:e>
+                <m:sub>
+                  <m:r>
+                    <m:t>j</m:t>
+                  </m:r>
+                </m:sub>
+              </m:sSub>
+            </m:e>
+          </m:d>
+          <m:sSub>
+            <m:sSubPr>
+              <m:ctrlPr>
+                <w:rPr>
+                  <w:i/>
+                </w:rPr>
+              </m:ctrlPr>
+            </m:sSubPr>
+            <m:e>
+              <m:r>
+                <m:t>K</m:t>
+              </m:r>
+            </m:e>
+            <m:sub>
+              <m:r>
+                <m:t>j</m:t>
+              </m:r>
+            </m:sub>
+          </m:sSub>
+        </m:oMath>
+      </m:oMathPara>
+    </w:p>
+    <w:p>
+      <w:pPr>
+        <w:pStyle w:val="Ecuacion"/>
+      </w:pPr>
+      <m:oMathPara>
+        <m:oMath>
+          <m:sSub>
+            <m:sSubPr>
+              <m:ctrlPr>
+                <w:rPr>
+                  <w:i/>
+                </w:rPr>
+              </m:ctrlPr>
+            </m:sSubPr>
+            <m:e>
+              <m:r>
+                <m:t>K</m:t>
+              </m:r>
+            </m:e>
+            <m:sub>
+              <m:r>
+                <m:t>j</m:t>
+              </m:r>
+            </m:sub>
+          </m:sSub>
+          <m:r>
+            <m:t>=</m:t>
+          </m:r>
+          <m:d>
+            <m:dPr>
+              <m:begChr m:val="{"/>
+              <m:endChr m:val=""/>
+              <m:ctrlPr>
+                <w:rPr>
+                  <w:i/>
+                </w:rPr>
+              </m:ctrlPr>
+            </m:dPr>
+            <m:e>
+              <m:m>
+                <m:mPr>
+                  <m:mcs>
+                    <m:mc>
+                      <m:mcPr>
+                        <m:count m:val="2"/>
+                        <m:mcJc m:val="center"/>
+                      </m:mcPr>
+                    </m:mc>
+                  </m:mcs>
+                  <m:ctrlPr>
+                    <w:rPr>
+                      <w:i/>
+                    </w:rPr>
+                  </m:ctrlPr>
+                </m:mPr>
+                <m:mr>
+                  <m:e>
+                    <m:f>
+                      <m:fPr>
+                        <m:ctrlPr>
+                          <w:rPr>
+                            <w:i/>
+                          </w:rPr>
+                        </m:ctrlPr>
+                      </m:fPr>
+                      <m:num>
+                        <m:r>
+                          <m:t>r</m:t>
+                        </m:r>
+                      </m:num>
+                      <m:den>
+                        <m:r>
+                          <m:t>P</m:t>
+                        </m:r>
+                        <m:d>
+                          <m:dPr>
+                            <m:ctrlPr>
+                              <w:rPr>
+                                <w:i/>
+                              </w:rPr>
+                            </m:ctrlPr>
+                          </m:dPr>
+                          <m:e>
+                            <m:sSub>
+                              <m:sSubPr>
+                                <m:ctrlPr>
+                                  <w:rPr>
+                                    <w:i/>
+                                  </w:rPr>
+                                </m:ctrlPr>
+                              </m:sSubPr>
+                              <m:e>
+                                <m:r>
+                                  <m:t>S</m:t>
+                                </m:r>
+                              </m:e>
+                              <m:sub>
+                                <m:r>
+                                  <m:t>j</m:t>
+                                </m:r>
+                              </m:sub>
+                            </m:sSub>
+                          </m:e>
+                        </m:d>
+                      </m:den>
+                    </m:f>
+                  </m:e>
+                  <m:e>
+                    <m:r>
+                      <m:rPr>
+                        <m:nor/>
+                      </m:rPr>
+                      <m:t xml:space="preserve">si </m:t>
+                    </m:r>
+                    <m:r>
+                      <m:t>P</m:t>
+                    </m:r>
+                    <m:d>
+                      <m:dPr>
+                        <m:ctrlPr>
+                          <w:rPr>
+                            <w:i/>
+                          </w:rPr>
+                        </m:ctrlPr>
+                      </m:dPr>
+                      <m:e>
+                        <m:sSub>
+                          <m:sSubPr>
+                            <m:ctrlPr>
+                              <w:rPr>
+                                <w:i/>
+                              </w:rPr>
+                            </m:ctrlPr>
+                          </m:sSubPr>
+                          <m:e>
+                            <m:r>
+                              <m:t>S</m:t>
+                            </m:r>
+                          </m:e>
+                          <m:sub>
+                            <m:r>
+                              <m:t>j</m:t>
+                            </m:r>
+                          </m:sub>
+                        </m:sSub>
+                      </m:e>
+                    </m:d>
+                    <m:r>
+                      <m:t>&gt;r</m:t>
+                    </m:r>
+                  </m:e>
+                </m:mr>
+                <m:mr>
+                  <m:e>
+                    <m:r>
+                      <m:t>1</m:t>
+                    </m:r>
+                  </m:e>
+                  <m:e>
+                    <m:r>
+                      <m:rPr>
+                        <m:nor/>
+                      </m:rPr>
+                      <m:t>en otro caso</m:t>
+                    </m:r>
+                  </m:e>
+                </m:mr>
+              </m:m>
+            </m:e>
+          </m:d>
+        </m:oMath>
+      </m:oMathPara>
+    </w:p>
+    <w:p>
+      <w:pPr>
         <w:pStyle w:val="Heading2"/>
       </w:pPr>
-      <w:bookmarkStart w:id="27" w:name="_Toc241263137"/>
+      <w:bookmarkStart w:id="27" w:name="_Toc241314542"/>
       <w:r>
         <w:t>4.5 Métricas</w:t>
       </w:r>
@@ -5253,21 +8174,605 @@
     </w:p>
     <w:p>
       <w:pPr>
-        <w:jc w:val="center"/>
+        <w:jc w:val="both"/>
       </w:pPr>
       <w:r>
-        <w:rPr>
-          <w:rFonts w:ascii="Cambria Math" w:hAnsi="Cambria Math"/>
-          <w:sz w:val="23"/>
-        </w:rPr>
-        <w:t>Sesgo = mean(θ̂ − θ)   MAE = mean|θ̂ − θ|   MSE = mean(θ̂ − θ)²   RMSE = √MSE   Cobertura = mean(|θ̂ − θ| ≤ 1.96·EE)</w:t>
+        <w:t>Para N examinados simulados, cada uno con habilidad verdadera θ, estimación θ̂ y error estándar EE (el subíndice n identifica al examinado):</w:t>
       </w:r>
     </w:p>
     <w:p>
       <w:pPr>
+        <w:pStyle w:val="Ecuacion"/>
+      </w:pPr>
+      <m:oMathPara>
+        <m:oMath>
+          <m:r>
+            <m:rPr>
+              <m:nor/>
+            </m:rPr>
+            <m:t>Sesgo</m:t>
+          </m:r>
+          <m:r>
+            <m:t>=</m:t>
+          </m:r>
+          <m:f>
+            <m:fPr>
+              <m:ctrlPr>
+                <w:rPr>
+                  <w:i/>
+                </w:rPr>
+              </m:ctrlPr>
+            </m:fPr>
+            <m:num>
+              <m:r>
+                <m:t>1</m:t>
+              </m:r>
+            </m:num>
+            <m:den>
+              <m:r>
+                <m:t>N</m:t>
+              </m:r>
+            </m:den>
+          </m:f>
+          <m:nary>
+            <m:naryPr>
+              <m:chr m:val="∑"/>
+              <m:ctrlPr>
+                <w:rPr>
+                  <w:i/>
+                </w:rPr>
+              </m:ctrlPr>
+            </m:naryPr>
+            <m:sub>
+              <m:r>
+                <m:t>n=1</m:t>
+              </m:r>
+            </m:sub>
+            <m:sup>
+              <m:r>
+                <m:t>N</m:t>
+              </m:r>
+            </m:sup>
+            <m:e>
+              <m:d>
+                <m:dPr>
+                  <m:ctrlPr>
+                    <w:rPr>
+                      <w:i/>
+                    </w:rPr>
+                  </m:ctrlPr>
+                </m:dPr>
+                <m:e>
+                  <m:sSub>
+                    <m:sSubPr>
+                      <m:ctrlPr>
+                        <w:rPr>
+                          <w:i/>
+                        </w:rPr>
+                      </m:ctrlPr>
+                    </m:sSubPr>
+                    <m:e>
+                      <m:acc>
+                        <m:accPr>
+                          <m:ctrlPr>
+                            <w:rPr>
+                              <w:i/>
+                            </w:rPr>
+                          </m:ctrlPr>
+                        </m:accPr>
+                        <m:e>
+                          <m:r>
+                            <m:t>θ</m:t>
+                          </m:r>
+                        </m:e>
+                      </m:acc>
+                    </m:e>
+                    <m:sub>
+                      <m:r>
+                        <m:t>n</m:t>
+                      </m:r>
+                    </m:sub>
+                  </m:sSub>
+                  <m:r>
+                    <m:t>-</m:t>
+                  </m:r>
+                  <m:sSub>
+                    <m:sSubPr>
+                      <m:ctrlPr>
+                        <w:rPr>
+                          <w:i/>
+                        </w:rPr>
+                      </m:ctrlPr>
+                    </m:sSubPr>
+                    <m:e>
+                      <m:r>
+                        <m:t>θ</m:t>
+                      </m:r>
+                    </m:e>
+                    <m:sub>
+                      <m:r>
+                        <m:t>n</m:t>
+                      </m:r>
+                    </m:sub>
+                  </m:sSub>
+                </m:e>
+              </m:d>
+            </m:e>
+          </m:nary>
+        </m:oMath>
+      </m:oMathPara>
+    </w:p>
+    <w:p>
+      <w:pPr>
+        <w:pStyle w:val="Ecuacion"/>
+      </w:pPr>
+      <m:oMathPara>
+        <m:oMath>
+          <m:r>
+            <m:rPr>
+              <m:nor/>
+            </m:rPr>
+            <m:t>MAE</m:t>
+          </m:r>
+          <m:r>
+            <m:t>=</m:t>
+          </m:r>
+          <m:f>
+            <m:fPr>
+              <m:ctrlPr>
+                <w:rPr>
+                  <w:i/>
+                </w:rPr>
+              </m:ctrlPr>
+            </m:fPr>
+            <m:num>
+              <m:r>
+                <m:t>1</m:t>
+              </m:r>
+            </m:num>
+            <m:den>
+              <m:r>
+                <m:t>N</m:t>
+              </m:r>
+            </m:den>
+          </m:f>
+          <m:nary>
+            <m:naryPr>
+              <m:chr m:val="∑"/>
+              <m:ctrlPr>
+                <w:rPr>
+                  <w:i/>
+                </w:rPr>
+              </m:ctrlPr>
+            </m:naryPr>
+            <m:sub>
+              <m:r>
+                <m:t>n=1</m:t>
+              </m:r>
+            </m:sub>
+            <m:sup>
+              <m:r>
+                <m:t>N</m:t>
+              </m:r>
+            </m:sup>
+            <m:e>
+              <m:d>
+                <m:dPr>
+                  <m:begChr m:val="|"/>
+                  <m:endChr m:val="|"/>
+                  <m:ctrlPr>
+                    <w:rPr>
+                      <w:i/>
+                    </w:rPr>
+                  </m:ctrlPr>
+                </m:dPr>
+                <m:e>
+                  <m:sSub>
+                    <m:sSubPr>
+                      <m:ctrlPr>
+                        <w:rPr>
+                          <w:i/>
+                        </w:rPr>
+                      </m:ctrlPr>
+                    </m:sSubPr>
+                    <m:e>
+                      <m:acc>
+                        <m:accPr>
+                          <m:ctrlPr>
+                            <w:rPr>
+                              <w:i/>
+                            </w:rPr>
+                          </m:ctrlPr>
+                        </m:accPr>
+                        <m:e>
+                          <m:r>
+                            <m:t>θ</m:t>
+                          </m:r>
+                        </m:e>
+                      </m:acc>
+                    </m:e>
+                    <m:sub>
+                      <m:r>
+                        <m:t>n</m:t>
+                      </m:r>
+                    </m:sub>
+                  </m:sSub>
+                  <m:r>
+                    <m:t>-</m:t>
+                  </m:r>
+                  <m:sSub>
+                    <m:sSubPr>
+                      <m:ctrlPr>
+                        <w:rPr>
+                          <w:i/>
+                        </w:rPr>
+                      </m:ctrlPr>
+                    </m:sSubPr>
+                    <m:e>
+                      <m:r>
+                        <m:t>θ</m:t>
+                      </m:r>
+                    </m:e>
+                    <m:sub>
+                      <m:r>
+                        <m:t>n</m:t>
+                      </m:r>
+                    </m:sub>
+                  </m:sSub>
+                </m:e>
+              </m:d>
+            </m:e>
+          </m:nary>
+        </m:oMath>
+      </m:oMathPara>
+    </w:p>
+    <w:p>
+      <w:pPr>
+        <w:pStyle w:val="Ecuacion"/>
+      </w:pPr>
+      <m:oMathPara>
+        <m:oMath>
+          <m:r>
+            <m:rPr>
+              <m:nor/>
+            </m:rPr>
+            <m:t>MSE</m:t>
+          </m:r>
+          <m:r>
+            <m:t>=</m:t>
+          </m:r>
+          <m:f>
+            <m:fPr>
+              <m:ctrlPr>
+                <w:rPr>
+                  <w:i/>
+                </w:rPr>
+              </m:ctrlPr>
+            </m:fPr>
+            <m:num>
+              <m:r>
+                <m:t>1</m:t>
+              </m:r>
+            </m:num>
+            <m:den>
+              <m:r>
+                <m:t>N</m:t>
+              </m:r>
+            </m:den>
+          </m:f>
+          <m:nary>
+            <m:naryPr>
+              <m:chr m:val="∑"/>
+              <m:ctrlPr>
+                <w:rPr>
+                  <w:i/>
+                </w:rPr>
+              </m:ctrlPr>
+            </m:naryPr>
+            <m:sub>
+              <m:r>
+                <m:t>n=1</m:t>
+              </m:r>
+            </m:sub>
+            <m:sup>
+              <m:r>
+                <m:t>N</m:t>
+              </m:r>
+            </m:sup>
+            <m:e>
+              <m:sSup>
+                <m:sSupPr>
+                  <m:ctrlPr>
+                    <w:rPr>
+                      <w:i/>
+                    </w:rPr>
+                  </m:ctrlPr>
+                </m:sSupPr>
+                <m:e>
+                  <m:d>
+                    <m:dPr>
+                      <m:ctrlPr>
+                        <w:rPr>
+                          <w:i/>
+                        </w:rPr>
+                      </m:ctrlPr>
+                    </m:dPr>
+                    <m:e>
+                      <m:sSub>
+                        <m:sSubPr>
+                          <m:ctrlPr>
+                            <w:rPr>
+                              <w:i/>
+                            </w:rPr>
+                          </m:ctrlPr>
+                        </m:sSubPr>
+                        <m:e>
+                          <m:acc>
+                            <m:accPr>
+                              <m:ctrlPr>
+                                <w:rPr>
+                                  <w:i/>
+                                </w:rPr>
+                              </m:ctrlPr>
+                            </m:accPr>
+                            <m:e>
+                              <m:r>
+                                <m:t>θ</m:t>
+                              </m:r>
+                            </m:e>
+                          </m:acc>
+                        </m:e>
+                        <m:sub>
+                          <m:r>
+                            <m:t>n</m:t>
+                          </m:r>
+                        </m:sub>
+                      </m:sSub>
+                      <m:r>
+                        <m:t>-</m:t>
+                      </m:r>
+                      <m:sSub>
+                        <m:sSubPr>
+                          <m:ctrlPr>
+                            <w:rPr>
+                              <w:i/>
+                            </w:rPr>
+                          </m:ctrlPr>
+                        </m:sSubPr>
+                        <m:e>
+                          <m:r>
+                            <m:t>θ</m:t>
+                          </m:r>
+                        </m:e>
+                        <m:sub>
+                          <m:r>
+                            <m:t>n</m:t>
+                          </m:r>
+                        </m:sub>
+                      </m:sSub>
+                    </m:e>
+                  </m:d>
+                </m:e>
+                <m:sup>
+                  <m:r>
+                    <m:t>2</m:t>
+                  </m:r>
+                </m:sup>
+              </m:sSup>
+            </m:e>
+          </m:nary>
+        </m:oMath>
+      </m:oMathPara>
+    </w:p>
+    <w:p>
+      <w:pPr>
+        <w:pStyle w:val="Ecuacion"/>
+      </w:pPr>
+      <m:oMathPara>
+        <m:oMath>
+          <m:r>
+            <m:rPr>
+              <m:nor/>
+            </m:rPr>
+            <m:t>RMSE</m:t>
+          </m:r>
+          <m:r>
+            <m:t>=</m:t>
+          </m:r>
+          <m:rad>
+            <m:radPr>
+              <m:degHide m:val="1"/>
+              <m:ctrlPr>
+                <w:rPr>
+                  <w:i/>
+                </w:rPr>
+              </m:ctrlPr>
+            </m:radPr>
+            <m:deg>
+              <m:ctrlPr/>
+            </m:deg>
+            <m:e>
+              <m:r>
+                <m:rPr>
+                  <m:nor/>
+                </m:rPr>
+                <m:t>MSE</m:t>
+              </m:r>
+            </m:e>
+          </m:rad>
+        </m:oMath>
+      </m:oMathPara>
+    </w:p>
+    <w:p>
+      <w:pPr>
+        <w:pStyle w:val="Ecuacion"/>
+      </w:pPr>
+      <m:oMathPara>
+        <m:oMath>
+          <m:r>
+            <m:rPr>
+              <m:nor/>
+            </m:rPr>
+            <m:t>Cobertura</m:t>
+          </m:r>
+          <m:r>
+            <m:t>=</m:t>
+          </m:r>
+          <m:f>
+            <m:fPr>
+              <m:ctrlPr>
+                <w:rPr>
+                  <w:i/>
+                </w:rPr>
+              </m:ctrlPr>
+            </m:fPr>
+            <m:num>
+              <m:r>
+                <m:t>1</m:t>
+              </m:r>
+            </m:num>
+            <m:den>
+              <m:r>
+                <m:t>N</m:t>
+              </m:r>
+            </m:den>
+          </m:f>
+          <m:nary>
+            <m:naryPr>
+              <m:chr m:val="∑"/>
+              <m:ctrlPr>
+                <w:rPr>
+                  <w:i/>
+                </w:rPr>
+              </m:ctrlPr>
+            </m:naryPr>
+            <m:sub>
+              <m:r>
+                <m:t>n=1</m:t>
+              </m:r>
+            </m:sub>
+            <m:sup>
+              <m:r>
+                <m:t>N</m:t>
+              </m:r>
+            </m:sup>
+            <m:e>
+              <m:r>
+                <m:t>1</m:t>
+              </m:r>
+              <m:d>
+                <m:dPr>
+                  <m:begChr m:val="["/>
+                  <m:endChr m:val="]"/>
+                  <m:ctrlPr>
+                    <w:rPr>
+                      <w:i/>
+                    </w:rPr>
+                  </m:ctrlPr>
+                </m:dPr>
+                <m:e>
+                  <m:d>
+                    <m:dPr>
+                      <m:begChr m:val="|"/>
+                      <m:endChr m:val="|"/>
+                      <m:ctrlPr>
+                        <w:rPr>
+                          <w:i/>
+                        </w:rPr>
+                      </m:ctrlPr>
+                    </m:dPr>
+                    <m:e>
+                      <m:sSub>
+                        <m:sSubPr>
+                          <m:ctrlPr>
+                            <w:rPr>
+                              <w:i/>
+                            </w:rPr>
+                          </m:ctrlPr>
+                        </m:sSubPr>
+                        <m:e>
+                          <m:acc>
+                            <m:accPr>
+                              <m:ctrlPr>
+                                <w:rPr>
+                                  <w:i/>
+                                </w:rPr>
+                              </m:ctrlPr>
+                            </m:accPr>
+                            <m:e>
+                              <m:r>
+                                <m:t>θ</m:t>
+                              </m:r>
+                            </m:e>
+                          </m:acc>
+                        </m:e>
+                        <m:sub>
+                          <m:r>
+                            <m:t>n</m:t>
+                          </m:r>
+                        </m:sub>
+                      </m:sSub>
+                      <m:r>
+                        <m:t>-</m:t>
+                      </m:r>
+                      <m:sSub>
+                        <m:sSubPr>
+                          <m:ctrlPr>
+                            <w:rPr>
+                              <w:i/>
+                            </w:rPr>
+                          </m:ctrlPr>
+                        </m:sSubPr>
+                        <m:e>
+                          <m:r>
+                            <m:t>θ</m:t>
+                          </m:r>
+                        </m:e>
+                        <m:sub>
+                          <m:r>
+                            <m:t>n</m:t>
+                          </m:r>
+                        </m:sub>
+                      </m:sSub>
+                    </m:e>
+                  </m:d>
+                  <m:r>
+                    <m:t>≤1.96⋅</m:t>
+                  </m:r>
+                  <m:sSub>
+                    <m:sSubPr>
+                      <m:ctrlPr>
+                        <w:rPr>
+                          <w:i/>
+                        </w:rPr>
+                      </m:ctrlPr>
+                    </m:sSubPr>
+                    <m:e>
+                      <m:r>
+                        <m:rPr>
+                          <m:nor/>
+                        </m:rPr>
+                        <m:t>EE</m:t>
+                      </m:r>
+                    </m:e>
+                    <m:sub>
+                      <m:r>
+                        <m:t>n</m:t>
+                      </m:r>
+                    </m:sub>
+                  </m:sSub>
+                </m:e>
+              </m:d>
+            </m:e>
+          </m:nary>
+        </m:oMath>
+      </m:oMathPara>
+    </w:p>
+    <w:p>
+      <w:pPr>
         <w:pStyle w:val="Heading1"/>
       </w:pPr>
-      <w:bookmarkStart w:id="28" w:name="_Toc241263138"/>
+      <w:bookmarkStart w:id="28" w:name="_Toc241314543"/>
       <w:r>
         <w:t>5. Flujo de Operación del Sistema</w:t>
       </w:r>
@@ -5277,7 +8782,7 @@
       <w:pPr>
         <w:pStyle w:val="Heading2"/>
       </w:pPr>
-      <w:bookmarkStart w:id="29" w:name="_Toc241263139"/>
+      <w:bookmarkStart w:id="29" w:name="_Toc241314544"/>
       <w:r>
         <w:t>5.1 Acceso y configuración</w:t>
       </w:r>
@@ -5295,8 +8800,9 @@
       <w:pPr>
         <w:pStyle w:val="Heading2"/>
       </w:pPr>
-      <w:bookmarkStart w:id="30" w:name="_Toc241263140"/>
+      <w:bookmarkStart w:id="30" w:name="_Toc241314545"/>
       <w:r>
+        <w:lastRenderedPageBreak/>
         <w:t>5.2 Banco de ítems</w:t>
       </w:r>
       <w:bookmarkEnd w:id="30"/>
@@ -5313,7 +8819,7 @@
       <w:pPr>
         <w:pStyle w:val="Heading2"/>
       </w:pPr>
-      <w:bookmarkStart w:id="31" w:name="_Toc241263141"/>
+      <w:bookmarkStart w:id="31" w:name="_Toc241314546"/>
       <w:r>
         <w:t>5.3 Test adaptativo paso a paso</w:t>
       </w:r>
@@ -5331,7 +8837,7 @@
       <w:pPr>
         <w:pStyle w:val="Heading2"/>
       </w:pPr>
-      <w:bookmarkStart w:id="32" w:name="_Toc241263142"/>
+      <w:bookmarkStart w:id="32" w:name="_Toc241314547"/>
       <w:r>
         <w:t>5.4 Simulación Monte Carlo y experimentos</w:t>
       </w:r>
@@ -5349,7 +8855,7 @@
       <w:pPr>
         <w:pStyle w:val="Heading2"/>
       </w:pPr>
-      <w:bookmarkStart w:id="33" w:name="_Toc241263143"/>
+      <w:bookmarkStart w:id="33" w:name="_Toc241314548"/>
       <w:r>
         <w:t>5.5 Exportación de resultados</w:t>
       </w:r>
@@ -5367,9 +8873,8 @@
       <w:pPr>
         <w:pStyle w:val="Heading2"/>
       </w:pPr>
-      <w:bookmarkStart w:id="34" w:name="_Toc241263144"/>
+      <w:bookmarkStart w:id="34" w:name="_Toc241314549"/>
       <w:r>
-        <w:lastRenderedPageBreak/>
         <w:t>5.6 Cierre de la sesión</w:t>
       </w:r>
       <w:bookmarkEnd w:id="34"/>
@@ -5386,7 +8891,7 @@
       <w:pPr>
         <w:pStyle w:val="Heading1"/>
       </w:pPr>
-      <w:bookmarkStart w:id="35" w:name="_Toc241263145"/>
+      <w:bookmarkStart w:id="35" w:name="_Toc241314550"/>
       <w:r>
         <w:t>6. Restricciones y Consideraciones de Ejecución</w:t>
       </w:r>
@@ -5396,7 +8901,7 @@
       <w:pPr>
         <w:pStyle w:val="Heading2"/>
       </w:pPr>
-      <w:bookmarkStart w:id="36" w:name="_Toc241263146"/>
+      <w:bookmarkStart w:id="36" w:name="_Toc241314551"/>
       <w:r>
         <w:t>6.1 Concurrencia y respuesta de la interfaz</w:t>
       </w:r>
@@ -5414,7 +8919,7 @@
       <w:pPr>
         <w:pStyle w:val="Heading2"/>
       </w:pPr>
-      <w:bookmarkStart w:id="37" w:name="_Toc241263147"/>
+      <w:bookmarkStart w:id="37" w:name="_Toc241314552"/>
       <w:r>
         <w:t>6.2 Cancelación</w:t>
       </w:r>
@@ -5432,8 +8937,9 @@
       <w:pPr>
         <w:pStyle w:val="Heading2"/>
       </w:pPr>
-      <w:bookmarkStart w:id="38" w:name="_Toc241263148"/>
+      <w:bookmarkStart w:id="38" w:name="_Toc241314553"/>
       <w:r>
+        <w:lastRenderedPageBreak/>
         <w:t>6.3 Manejo de errores y registro</w:t>
       </w:r>
       <w:bookmarkEnd w:id="38"/>
@@ -5443,14 +8949,14 @@
         <w:jc w:val="both"/>
       </w:pPr>
       <w:r>
-        <w:t>Los errores de entrada y de archivos se expresan con códigos traducidos a mensajes comprensibles; los errores inesperados se registran con su traza completa en logs\meritum_cat.log y el usuario recibe un mensaje que indica la ubicación del registro. No se registran datos sensibles.</w:t>
+        <w:t>Los errores de entrada y de archivos se expresan con códigos traducidos a mensajes comprensibles; los errores inesperados se registran con su traza completa en cache\logs\meritum_cat.log y el usuario recibe un mensaje que indica la ubicación del registro. No se registran datos sensibles.</w:t>
       </w:r>
     </w:p>
     <w:p>
       <w:pPr>
         <w:pStyle w:val="Heading2"/>
       </w:pPr>
-      <w:bookmarkStart w:id="39" w:name="_Toc241263149"/>
+      <w:bookmarkStart w:id="39" w:name="_Toc241314554"/>
       <w:r>
         <w:t>6.4 Reproducibilidad</w:t>
       </w:r>
@@ -5461,14 +8967,14 @@
         <w:jc w:val="both"/>
       </w:pPr>
       <w:r>
-        <w:t>Toda la aleatoriedad proviene de numpy.random.default_rng(semilla); la calibración de Sympson-Hetter usa un flujo derivado de la semilla. La reproducibilidad bit a bit se garantiza con las mismas versiones de NumPy y SciPy, que se registran en experiment_config.json.</w:t>
+        <w:t>Toda la aleatoriedad proviene de numpy.random.default_rng(semilla); la calibración de Sympson-Hetter usa un flujo derivado de la semilla. La reproducibilidad exacta se ha verificado para la misma versión de Meritum_CAT, el mismo banco de ítems, configuración, semilla y entorno numérico; las versiones de Python, NumPy y SciPy se registran en experiment_config.json. Cambios de plataforma o de versiones de las bibliotecas numéricas pueden ocasionar pequeñas diferencias.</w:t>
       </w:r>
     </w:p>
     <w:p>
       <w:pPr>
         <w:pStyle w:val="Heading2"/>
       </w:pPr>
-      <w:bookmarkStart w:id="40" w:name="_Toc241263150"/>
+      <w:bookmarkStart w:id="40" w:name="_Toc241314555"/>
       <w:r>
         <w:t>6.5 Limitaciones</w:t>
       </w:r>
@@ -5514,7 +9020,7 @@
       <w:pPr>
         <w:pStyle w:val="Heading1"/>
       </w:pPr>
-      <w:bookmarkStart w:id="41" w:name="_Toc241263151"/>
+      <w:bookmarkStart w:id="41" w:name="_Toc241314556"/>
       <w:r>
         <w:t>7. Despliegue y Ejecución</w:t>
       </w:r>
@@ -5524,7 +9030,7 @@
       <w:pPr>
         <w:pStyle w:val="Heading2"/>
       </w:pPr>
-      <w:bookmarkStart w:id="42" w:name="_Toc241263152"/>
+      <w:bookmarkStart w:id="42" w:name="_Toc241314557"/>
       <w:r>
         <w:t>7.1 Modo Desarrollo</w:t>
       </w:r>
@@ -5597,7 +9103,6 @@
           <w:rFonts w:ascii="Consolas" w:hAnsi="Consolas"/>
           <w:sz w:val="17"/>
         </w:rPr>
-        <w:lastRenderedPageBreak/>
         <w:t>.venv\Scripts\python.exe examples\run_monte_carlo_demo.py   # simulación sin interfaz</w:t>
       </w:r>
     </w:p>
@@ -5624,7 +9129,7 @@
       <w:pPr>
         <w:pStyle w:val="Heading2"/>
       </w:pPr>
-      <w:bookmarkStart w:id="43" w:name="_Toc241263153"/>
+      <w:bookmarkStart w:id="43" w:name="_Toc241314558"/>
       <w:r>
         <w:t>7.2 Ejecución como aplicación independiente</w:t>
       </w:r>
@@ -5635,10 +9140,10 @@
         <w:jc w:val="both"/>
       </w:pPr>
       <w:r>
-        <w:t xml:space="preserve">La aplicación se construye con PyInstaller a partir de packaging\meritum_cat.spec como carpeta de aplicación (Meritum_CAT\Meritum_CAT.exe sin consola, con sus bibliotecas en Meritum_CAT\_internal: icono, metadatos de versión, bancos sintéticos, licencia y traducciones de Qt). El script packaging\build_exe.ps1 instala las dependencias fijadas, ejecuta las pruebas, construye la carpeta de aplicación y llama a packaging\make_zip.py, que la comprime en Meritum_CAT_1.0.0_Windows_x64.zip (sin la carpeta cache) y </w:t>
+        <w:t>La aplicación se construye con PyInstaller a partir de packaging\meritum_cat.spec como carpeta de aplicación (Meritum_CAT\Meritum_CAT.exe sin consola, con sus bibliotecas en Meritum_CAT\_internal: icono, metadatos de versión, bancos sintéticos y traducciones de Qt). El script packaging\build_exe.ps1 instala las dependencias fijadas, ejecuta las pruebas, construye la carpeta de aplicación y llama a packaging\make_zip.py, que la comprime en Meritum_CAT_1.0.0_Windows_x64.zip (sin la carpeta cache) y calcula su</w:t>
       </w:r>
       <w:r>
-        <w:t>calcula su SHA-256. La aplicación se verificó descomprimiéndola en una carpeta del usuario con espacios en la ruta, con apertura normal, cierre limpio, autoprueba completa de la interfaz y comprobación de que no escribe en AppData. Tamaño: 101.6 MB comprimida y 247 MB descomprimida. La suma SHA-256 del zip es:</w:t>
+        <w:t xml:space="preserve"> SHA-256. La aplicación se verificó descomprimiéndola en una carpeta del usuario con espacios en la ruta, con apertura normal, cierre limpio, autoprueba completa de la interfaz y comprobación de que no escribe en AppData. Tamaño: 101.6 MB comprimida y 247 MB descomprimida. La suma SHA-256 del zip es:</w:t>
       </w:r>
     </w:p>
     <w:p>
@@ -5652,7 +9157,8 @@
           <w:rFonts w:ascii="Consolas" w:hAnsi="Consolas"/>
           <w:sz w:val="17"/>
         </w:rPr>
-        <w:t>0a92bbcf2d093690a7745af652eb093f508e4b2f61ab3603bfece08d2526c870</w:t>
+        <w:lastRenderedPageBreak/>
+        <w:t>dc2ce004fe0c0758d94a05d689f8975ce11c12721ea6095d38d4f8189819e593</w:t>
       </w:r>
     </w:p>
     <w:p>
@@ -5701,9 +9207,9 @@
         <w:tblLook w:val="04A0" w:firstRow="1" w:lastRow="0" w:firstColumn="1" w:lastColumn="0" w:noHBand="0" w:noVBand="1"/>
       </w:tblPr>
       <w:tblGrid>
-        <w:gridCol w:w="2837"/>
-        <w:gridCol w:w="5828"/>
-        <w:gridCol w:w="911"/>
+        <w:gridCol w:w="2802"/>
+        <w:gridCol w:w="5869"/>
+        <w:gridCol w:w="905"/>
       </w:tblGrid>
       <w:tr>
         <w:trPr>
@@ -5799,7 +9305,7 @@
               <w:rPr>
                 <w:sz w:val="18"/>
               </w:rPr>
-              <w:t>101.6 MB; 567 archivos; Meritum_CAT/Meritum_CAT.exe</w:t>
+              <w:t>101.6 MB; 566 archivos; Meritum_CAT/Meritum_CAT.exe</w:t>
             </w:r>
           </w:p>
         </w:tc>
@@ -5967,7 +9473,7 @@
               <w:rPr>
                 <w:sz w:val="18"/>
               </w:rPr>
-              <w:t>0a92bbcf2d093690a7745af652eb093f508e4b2f61ab3603bfece08d2526c870</w:t>
+              <w:t>dc2ce004fe0c0758d94a05d689f8975ce11c12721ea6095d38d4f8189819e593</w:t>
             </w:r>
           </w:p>
         </w:tc>
@@ -6079,7 +9585,7 @@
               <w:rPr>
                 <w:sz w:val="18"/>
               </w:rPr>
-              <w:t>ventana en 4.9 s; cierre limpio; procesos restantes: 0</w:t>
+              <w:t>ventana en 4.7 s; cierre limpio; procesos restantes: 0</w:t>
             </w:r>
           </w:p>
         </w:tc>
@@ -6135,7 +9641,7 @@
               <w:rPr>
                 <w:sz w:val="18"/>
               </w:rPr>
-              <w:t>ventana en 8.6 s; cierre limpio; procesos restantes: 0</w:t>
+              <w:t>ventana en 7.3 s; cierre limpio; procesos restantes: 0</w:t>
             </w:r>
           </w:p>
         </w:tc>
@@ -6393,16 +9899,15 @@
           <w:color w:val="52514E"/>
           <w:sz w:val="19"/>
         </w:rPr>
-        <w:t>Tabla 2. Verificación de la aplicación empaquetada (2026-09-25 20:59:08, Microsoft Windows 10 Pro).</w:t>
+        <w:t>Tabla 2. Verificación de la aplicación empaquetada (2026-09-26 11:22:19, Microsoft Windows 10 Pro).</w:t>
       </w:r>
     </w:p>
     <w:p>
       <w:pPr>
         <w:pStyle w:val="Heading2"/>
       </w:pPr>
-      <w:bookmarkStart w:id="44" w:name="_Toc241263154"/>
+      <w:bookmarkStart w:id="44" w:name="_Toc241314559"/>
       <w:r>
-        <w:lastRenderedPageBreak/>
         <w:t>7.3 Pruebas automatizadas</w:t>
       </w:r>
       <w:bookmarkEnd w:id="44"/>
@@ -6572,7 +10077,7 @@
               <w:rPr>
                 <w:sz w:val="18"/>
               </w:rPr>
-              <w:t>8</w:t>
+              <w:t>10</w:t>
             </w:r>
           </w:p>
         </w:tc>
@@ -6923,7 +10428,7 @@
               <w:rPr>
                 <w:sz w:val="18"/>
               </w:rPr>
-              <w:t>168 (0 fallos, 0 errores, 57.3 s)</w:t>
+              <w:t>170 (0 fallos, 0 errores, 55.6 s)</w:t>
             </w:r>
           </w:p>
         </w:tc>
@@ -6947,8 +10452,9 @@
       <w:pPr>
         <w:pStyle w:val="Heading1"/>
       </w:pPr>
-      <w:bookmarkStart w:id="45" w:name="_Toc241263155"/>
+      <w:bookmarkStart w:id="45" w:name="_Toc241314560"/>
       <w:r>
+        <w:lastRenderedPageBreak/>
         <w:t>8. Tecnologías Utilizadas</w:t>
       </w:r>
       <w:bookmarkEnd w:id="45"/>
@@ -7492,9 +10998,8 @@
       <w:pPr>
         <w:pStyle w:val="Heading1"/>
       </w:pPr>
-      <w:bookmarkStart w:id="46" w:name="_Toc241263156"/>
+      <w:bookmarkStart w:id="46" w:name="_Toc241314561"/>
       <w:r>
-        <w:lastRenderedPageBreak/>
         <w:t>Glosario de Términos</w:t>
       </w:r>
       <w:bookmarkEnd w:id="46"/>
@@ -8195,7 +11700,7 @@
       <w:pPr>
         <w:pStyle w:val="Heading1"/>
       </w:pPr>
-      <w:bookmarkStart w:id="47" w:name="_Toc241263157"/>
+      <w:bookmarkStart w:id="47" w:name="_Toc241314562"/>
       <w:r>
         <w:t>Referencias</w:t>
       </w:r>
@@ -8253,6 +11758,7 @@
         <w:rPr>
           <w:sz w:val="20"/>
         </w:rPr>
+        <w:lastRenderedPageBreak/>
         <w:t>[3]</w:t>
       </w:r>
       <w:r>
@@ -8382,7 +11888,6 @@
         <w:rPr>
           <w:sz w:val="20"/>
         </w:rPr>
-        <w:lastRenderedPageBreak/>
         <w:t>[9]</w:t>
       </w:r>
       <w:r>
@@ -8643,7 +12148,7 @@
           <w:sz w:val="20"/>
         </w:rPr>
         <w:tab/>
-        <w:t>K. L. Gómez Otero y F. J. Burgos Flórez, Meritum_CAT — Manual de Usuario del Programa, versión 1.0.0, 2026.</w:t>
+        <w:t>K. L. Gómez Otero, F. J. Burgos Flórez y J. G. Popayán Hernández, Meritum_CAT — Manual de Usuario del Programa, versión 1.0.0, 2026.</w:t>
       </w:r>
     </w:p>
     <w:p>
@@ -8655,26 +12160,8 @@
         <w:rPr>
           <w:sz w:val="20"/>
         </w:rPr>
+        <w:lastRenderedPageBreak/>
         <w:t>[22]</w:t>
-      </w:r>
-      <w:r>
-        <w:rPr>
-          <w:sz w:val="20"/>
-        </w:rPr>
-        <w:tab/>
-        <w:t>K. L. Gómez Otero y F. J. Burgos Flórez, Meritum_CAT — Manual Técnico del Programa, versión 1.0.0, 2026.</w:t>
-      </w:r>
-    </w:p>
-    <w:p>
-      <w:pPr>
-        <w:spacing w:after="80"/>
-        <w:ind w:left="510" w:hanging="510"/>
-      </w:pPr>
-      <w:r>
-        <w:rPr>
-          <w:sz w:val="20"/>
-        </w:rPr>
-        <w:t>[23]</w:t>
       </w:r>
       <w:r>
         <w:rPr>
@@ -8979,31 +12466,31 @@
       </w:rPr>
     </w:lvl>
   </w:abstractNum>
-  <w:num w:numId="1" w16cid:durableId="103044344">
+  <w:num w:numId="1" w16cid:durableId="1190147480">
     <w:abstractNumId w:val="8"/>
   </w:num>
-  <w:num w:numId="2" w16cid:durableId="555894785">
+  <w:num w:numId="2" w16cid:durableId="507019153">
     <w:abstractNumId w:val="6"/>
   </w:num>
-  <w:num w:numId="3" w16cid:durableId="1153452394">
+  <w:num w:numId="3" w16cid:durableId="1564490841">
     <w:abstractNumId w:val="5"/>
   </w:num>
-  <w:num w:numId="4" w16cid:durableId="1780366823">
+  <w:num w:numId="4" w16cid:durableId="82141816">
     <w:abstractNumId w:val="4"/>
   </w:num>
-  <w:num w:numId="5" w16cid:durableId="733240370">
+  <w:num w:numId="5" w16cid:durableId="1321813859">
     <w:abstractNumId w:val="7"/>
   </w:num>
-  <w:num w:numId="6" w16cid:durableId="1607882630">
+  <w:num w:numId="6" w16cid:durableId="971789489">
     <w:abstractNumId w:val="3"/>
   </w:num>
-  <w:num w:numId="7" w16cid:durableId="740056216">
+  <w:num w:numId="7" w16cid:durableId="1758289451">
     <w:abstractNumId w:val="2"/>
   </w:num>
-  <w:num w:numId="8" w16cid:durableId="2041978481">
+  <w:num w:numId="8" w16cid:durableId="2129272750">
     <w:abstractNumId w:val="1"/>
   </w:num>
-  <w:num w:numId="9" w16cid:durableId="1296371085">
+  <w:num w:numId="9" w16cid:durableId="1278759420">
     <w:abstractNumId w:val="0"/>
   </w:num>
 </w:numbering>
@@ -20384,6 +23871,18 @@
       </w:tcPr>
     </w:tblStylePr>
   </w:style>
+  <w:style w:type="paragraph" w:customStyle="1" w:styleId="Ecuacion">
+    <w:name w:val="Ecuacion"/>
+    <w:basedOn w:val="Normal"/>
+    <w:pPr>
+      <w:spacing w:before="80"/>
+      <w:jc w:val="center"/>
+    </w:pPr>
+    <w:rPr>
+      <w:rFonts w:ascii="Cambria Math" w:hAnsi="Cambria Math"/>
+      <w:sz w:val="23"/>
+    </w:rPr>
+  </w:style>
   <w:style w:type="paragraph" w:styleId="TOC1">
     <w:name w:val="toc 1"/>
     <w:basedOn w:val="Normal"/>
@@ -20391,7 +23890,7 @@
     <w:autoRedefine/>
     <w:uiPriority w:val="39"/>
     <w:unhideWhenUsed/>
-    <w:rsid w:val="00EC6EB0"/>
+    <w:rsid w:val="007F6257"/>
     <w:pPr>
       <w:spacing w:after="100"/>
     </w:pPr>
@@ -20403,7 +23902,7 @@
     <w:autoRedefine/>
     <w:uiPriority w:val="39"/>
     <w:unhideWhenUsed/>
-    <w:rsid w:val="00EC6EB0"/>
+    <w:rsid w:val="007F6257"/>
     <w:pPr>
       <w:spacing w:after="100"/>
       <w:ind w:left="220"/>
@@ -20414,7 +23913,7 @@
     <w:basedOn w:val="DefaultParagraphFont"/>
     <w:uiPriority w:val="99"/>
     <w:unhideWhenUsed/>
-    <w:rsid w:val="00EC6EB0"/>
+    <w:rsid w:val="007F6257"/>
     <w:rPr>
       <w:color w:val="0000FF" w:themeColor="hyperlink"/>
       <w:u w:val="single"/>

--- a/manuales/Manual_Tecnico_Meritum_CAT.docx
+++ b/manuales/Manual_Tecnico_Meritum_CAT.docx
@@ -286,7 +286,7 @@
       <w:r>
         <w:fldChar w:fldCharType="separate"/>
       </w:r>
-      <w:hyperlink w:anchor="_Toc241314515" w:history="1">
+      <w:hyperlink w:anchor="_Toc241316861" w:history="1">
         <w:r>
           <w:rPr>
             <w:rStyle w:val="Hyperlink"/>
@@ -313,7 +313,7 @@
             <w:noProof/>
             <w:webHidden/>
           </w:rPr>
-          <w:instrText xml:space="preserve"> PAGEREF _Toc241314515 \h </w:instrText>
+          <w:instrText xml:space="preserve"> PAGEREF _Toc241316861 \h </w:instrText>
         </w:r>
         <w:r>
           <w:rPr>
@@ -354,7 +354,7 @@
           <w:noProof/>
         </w:rPr>
       </w:pPr>
-      <w:hyperlink w:anchor="_Toc241314516" w:history="1">
+      <w:hyperlink w:anchor="_Toc241316862" w:history="1">
         <w:r>
           <w:rPr>
             <w:rStyle w:val="Hyperlink"/>
@@ -381,7 +381,7 @@
             <w:noProof/>
             <w:webHidden/>
           </w:rPr>
-          <w:instrText xml:space="preserve"> PAGEREF _Toc241314516 \h </w:instrText>
+          <w:instrText xml:space="preserve"> PAGEREF _Toc241316862 \h </w:instrText>
         </w:r>
         <w:r>
           <w:rPr>
@@ -422,7 +422,7 @@
           <w:noProof/>
         </w:rPr>
       </w:pPr>
-      <w:hyperlink w:anchor="_Toc241314517" w:history="1">
+      <w:hyperlink w:anchor="_Toc241316863" w:history="1">
         <w:r>
           <w:rPr>
             <w:rStyle w:val="Hyperlink"/>
@@ -449,7 +449,7 @@
             <w:noProof/>
             <w:webHidden/>
           </w:rPr>
-          <w:instrText xml:space="preserve"> PAGEREF _Toc241314517 \h </w:instrText>
+          <w:instrText xml:space="preserve"> PAGEREF _Toc241316863 \h </w:instrText>
         </w:r>
         <w:r>
           <w:rPr>
@@ -490,7 +490,7 @@
           <w:noProof/>
         </w:rPr>
       </w:pPr>
-      <w:hyperlink w:anchor="_Toc241314518" w:history="1">
+      <w:hyperlink w:anchor="_Toc241316864" w:history="1">
         <w:r>
           <w:rPr>
             <w:rStyle w:val="Hyperlink"/>
@@ -517,7 +517,7 @@
             <w:noProof/>
             <w:webHidden/>
           </w:rPr>
-          <w:instrText xml:space="preserve"> PAGEREF _Toc241314518 \h </w:instrText>
+          <w:instrText xml:space="preserve"> PAGEREF _Toc241316864 \h </w:instrText>
         </w:r>
         <w:r>
           <w:rPr>
@@ -558,7 +558,7 @@
           <w:noProof/>
         </w:rPr>
       </w:pPr>
-      <w:hyperlink w:anchor="_Toc241314519" w:history="1">
+      <w:hyperlink w:anchor="_Toc241316865" w:history="1">
         <w:r>
           <w:rPr>
             <w:rStyle w:val="Hyperlink"/>
@@ -585,7 +585,7 @@
             <w:noProof/>
             <w:webHidden/>
           </w:rPr>
-          <w:instrText xml:space="preserve"> PAGEREF _Toc241314519 \h </w:instrText>
+          <w:instrText xml:space="preserve"> PAGEREF _Toc241316865 \h </w:instrText>
         </w:r>
         <w:r>
           <w:rPr>
@@ -626,7 +626,7 @@
           <w:noProof/>
         </w:rPr>
       </w:pPr>
-      <w:hyperlink w:anchor="_Toc241314520" w:history="1">
+      <w:hyperlink w:anchor="_Toc241316866" w:history="1">
         <w:r>
           <w:rPr>
             <w:rStyle w:val="Hyperlink"/>
@@ -653,7 +653,7 @@
             <w:noProof/>
             <w:webHidden/>
           </w:rPr>
-          <w:instrText xml:space="preserve"> PAGEREF _Toc241314520 \h </w:instrText>
+          <w:instrText xml:space="preserve"> PAGEREF _Toc241316866 \h </w:instrText>
         </w:r>
         <w:r>
           <w:rPr>
@@ -694,7 +694,7 @@
           <w:noProof/>
         </w:rPr>
       </w:pPr>
-      <w:hyperlink w:anchor="_Toc241314521" w:history="1">
+      <w:hyperlink w:anchor="_Toc241316867" w:history="1">
         <w:r>
           <w:rPr>
             <w:rStyle w:val="Hyperlink"/>
@@ -721,7 +721,7 @@
             <w:noProof/>
             <w:webHidden/>
           </w:rPr>
-          <w:instrText xml:space="preserve"> PAGEREF _Toc241314521 \h </w:instrText>
+          <w:instrText xml:space="preserve"> PAGEREF _Toc241316867 \h </w:instrText>
         </w:r>
         <w:r>
           <w:rPr>
@@ -762,7 +762,7 @@
           <w:noProof/>
         </w:rPr>
       </w:pPr>
-      <w:hyperlink w:anchor="_Toc241314522" w:history="1">
+      <w:hyperlink w:anchor="_Toc241316868" w:history="1">
         <w:r>
           <w:rPr>
             <w:rStyle w:val="Hyperlink"/>
@@ -789,7 +789,7 @@
             <w:noProof/>
             <w:webHidden/>
           </w:rPr>
-          <w:instrText xml:space="preserve"> PAGEREF _Toc241314522 \h </w:instrText>
+          <w:instrText xml:space="preserve"> PAGEREF _Toc241316868 \h </w:instrText>
         </w:r>
         <w:r>
           <w:rPr>
@@ -830,7 +830,7 @@
           <w:noProof/>
         </w:rPr>
       </w:pPr>
-      <w:hyperlink w:anchor="_Toc241314523" w:history="1">
+      <w:hyperlink w:anchor="_Toc241316869" w:history="1">
         <w:r>
           <w:rPr>
             <w:rStyle w:val="Hyperlink"/>
@@ -857,7 +857,7 @@
             <w:noProof/>
             <w:webHidden/>
           </w:rPr>
-          <w:instrText xml:space="preserve"> PAGEREF _Toc241314523 \h </w:instrText>
+          <w:instrText xml:space="preserve"> PAGEREF _Toc241316869 \h </w:instrText>
         </w:r>
         <w:r>
           <w:rPr>
@@ -898,7 +898,7 @@
           <w:noProof/>
         </w:rPr>
       </w:pPr>
-      <w:hyperlink w:anchor="_Toc241314524" w:history="1">
+      <w:hyperlink w:anchor="_Toc241316870" w:history="1">
         <w:r>
           <w:rPr>
             <w:rStyle w:val="Hyperlink"/>
@@ -925,7 +925,7 @@
             <w:noProof/>
             <w:webHidden/>
           </w:rPr>
-          <w:instrText xml:space="preserve"> PAGEREF _Toc241314524 \h </w:instrText>
+          <w:instrText xml:space="preserve"> PAGEREF _Toc241316870 \h </w:instrText>
         </w:r>
         <w:r>
           <w:rPr>
@@ -966,7 +966,7 @@
           <w:noProof/>
         </w:rPr>
       </w:pPr>
-      <w:hyperlink w:anchor="_Toc241314525" w:history="1">
+      <w:hyperlink w:anchor="_Toc241316871" w:history="1">
         <w:r>
           <w:rPr>
             <w:rStyle w:val="Hyperlink"/>
@@ -993,7 +993,7 @@
             <w:noProof/>
             <w:webHidden/>
           </w:rPr>
-          <w:instrText xml:space="preserve"> PAGEREF _Toc241314525 \h </w:instrText>
+          <w:instrText xml:space="preserve"> PAGEREF _Toc241316871 \h </w:instrText>
         </w:r>
         <w:r>
           <w:rPr>
@@ -1034,7 +1034,7 @@
           <w:noProof/>
         </w:rPr>
       </w:pPr>
-      <w:hyperlink w:anchor="_Toc241314526" w:history="1">
+      <w:hyperlink w:anchor="_Toc241316872" w:history="1">
         <w:r>
           <w:rPr>
             <w:rStyle w:val="Hyperlink"/>
@@ -1061,7 +1061,7 @@
             <w:noProof/>
             <w:webHidden/>
           </w:rPr>
-          <w:instrText xml:space="preserve"> PAGEREF _Toc241314526 \h </w:instrText>
+          <w:instrText xml:space="preserve"> PAGEREF _Toc241316872 \h </w:instrText>
         </w:r>
         <w:r>
           <w:rPr>
@@ -1102,7 +1102,7 @@
           <w:noProof/>
         </w:rPr>
       </w:pPr>
-      <w:hyperlink w:anchor="_Toc241314527" w:history="1">
+      <w:hyperlink w:anchor="_Toc241316873" w:history="1">
         <w:r>
           <w:rPr>
             <w:rStyle w:val="Hyperlink"/>
@@ -1129,7 +1129,7 @@
             <w:noProof/>
             <w:webHidden/>
           </w:rPr>
-          <w:instrText xml:space="preserve"> PAGEREF _Toc241314527 \h </w:instrText>
+          <w:instrText xml:space="preserve"> PAGEREF _Toc241316873 \h </w:instrText>
         </w:r>
         <w:r>
           <w:rPr>
@@ -1170,7 +1170,7 @@
           <w:noProof/>
         </w:rPr>
       </w:pPr>
-      <w:hyperlink w:anchor="_Toc241314528" w:history="1">
+      <w:hyperlink w:anchor="_Toc241316874" w:history="1">
         <w:r>
           <w:rPr>
             <w:rStyle w:val="Hyperlink"/>
@@ -1197,7 +1197,7 @@
             <w:noProof/>
             <w:webHidden/>
           </w:rPr>
-          <w:instrText xml:space="preserve"> PAGEREF _Toc241314528 \h </w:instrText>
+          <w:instrText xml:space="preserve"> PAGEREF _Toc241316874 \h </w:instrText>
         </w:r>
         <w:r>
           <w:rPr>
@@ -1238,7 +1238,7 @@
           <w:noProof/>
         </w:rPr>
       </w:pPr>
-      <w:hyperlink w:anchor="_Toc241314529" w:history="1">
+      <w:hyperlink w:anchor="_Toc241316875" w:history="1">
         <w:r>
           <w:rPr>
             <w:rStyle w:val="Hyperlink"/>
@@ -1265,7 +1265,7 @@
             <w:noProof/>
             <w:webHidden/>
           </w:rPr>
-          <w:instrText xml:space="preserve"> PAGEREF _Toc241314529 \h </w:instrText>
+          <w:instrText xml:space="preserve"> PAGEREF _Toc241316875 \h </w:instrText>
         </w:r>
         <w:r>
           <w:rPr>
@@ -1306,7 +1306,7 @@
           <w:noProof/>
         </w:rPr>
       </w:pPr>
-      <w:hyperlink w:anchor="_Toc241314530" w:history="1">
+      <w:hyperlink w:anchor="_Toc241316876" w:history="1">
         <w:r>
           <w:rPr>
             <w:rStyle w:val="Hyperlink"/>
@@ -1333,7 +1333,7 @@
             <w:noProof/>
             <w:webHidden/>
           </w:rPr>
-          <w:instrText xml:space="preserve"> PAGEREF _Toc241314530 \h </w:instrText>
+          <w:instrText xml:space="preserve"> PAGEREF _Toc241316876 \h </w:instrText>
         </w:r>
         <w:r>
           <w:rPr>
@@ -1374,7 +1374,7 @@
           <w:noProof/>
         </w:rPr>
       </w:pPr>
-      <w:hyperlink w:anchor="_Toc241314531" w:history="1">
+      <w:hyperlink w:anchor="_Toc241316877" w:history="1">
         <w:r>
           <w:rPr>
             <w:rStyle w:val="Hyperlink"/>
@@ -1401,7 +1401,7 @@
             <w:noProof/>
             <w:webHidden/>
           </w:rPr>
-          <w:instrText xml:space="preserve"> PAGEREF _Toc241314531 \h </w:instrText>
+          <w:instrText xml:space="preserve"> PAGEREF _Toc241316877 \h </w:instrText>
         </w:r>
         <w:r>
           <w:rPr>
@@ -1442,7 +1442,7 @@
           <w:noProof/>
         </w:rPr>
       </w:pPr>
-      <w:hyperlink w:anchor="_Toc241314532" w:history="1">
+      <w:hyperlink w:anchor="_Toc241316878" w:history="1">
         <w:r>
           <w:rPr>
             <w:rStyle w:val="Hyperlink"/>
@@ -1469,7 +1469,7 @@
             <w:noProof/>
             <w:webHidden/>
           </w:rPr>
-          <w:instrText xml:space="preserve"> PAGEREF _Toc241314532 \h </w:instrText>
+          <w:instrText xml:space="preserve"> PAGEREF _Toc241316878 \h </w:instrText>
         </w:r>
         <w:r>
           <w:rPr>
@@ -1510,7 +1510,7 @@
           <w:noProof/>
         </w:rPr>
       </w:pPr>
-      <w:hyperlink w:anchor="_Toc241314533" w:history="1">
+      <w:hyperlink w:anchor="_Toc241316879" w:history="1">
         <w:r>
           <w:rPr>
             <w:rStyle w:val="Hyperlink"/>
@@ -1537,7 +1537,7 @@
             <w:noProof/>
             <w:webHidden/>
           </w:rPr>
-          <w:instrText xml:space="preserve"> PAGEREF _Toc241314533 \h </w:instrText>
+          <w:instrText xml:space="preserve"> PAGEREF _Toc241316879 \h </w:instrText>
         </w:r>
         <w:r>
           <w:rPr>
@@ -1578,7 +1578,7 @@
           <w:noProof/>
         </w:rPr>
       </w:pPr>
-      <w:hyperlink w:anchor="_Toc241314534" w:history="1">
+      <w:hyperlink w:anchor="_Toc241316880" w:history="1">
         <w:r>
           <w:rPr>
             <w:rStyle w:val="Hyperlink"/>
@@ -1605,7 +1605,7 @@
             <w:noProof/>
             <w:webHidden/>
           </w:rPr>
-          <w:instrText xml:space="preserve"> PAGEREF _Toc241314534 \h </w:instrText>
+          <w:instrText xml:space="preserve"> PAGEREF _Toc241316880 \h </w:instrText>
         </w:r>
         <w:r>
           <w:rPr>
@@ -1646,7 +1646,7 @@
           <w:noProof/>
         </w:rPr>
       </w:pPr>
-      <w:hyperlink w:anchor="_Toc241314535" w:history="1">
+      <w:hyperlink w:anchor="_Toc241316881" w:history="1">
         <w:r>
           <w:rPr>
             <w:rStyle w:val="Hyperlink"/>
@@ -1673,7 +1673,7 @@
             <w:noProof/>
             <w:webHidden/>
           </w:rPr>
-          <w:instrText xml:space="preserve"> PAGEREF _Toc241314535 \h </w:instrText>
+          <w:instrText xml:space="preserve"> PAGEREF _Toc241316881 \h </w:instrText>
         </w:r>
         <w:r>
           <w:rPr>
@@ -1714,7 +1714,7 @@
           <w:noProof/>
         </w:rPr>
       </w:pPr>
-      <w:hyperlink w:anchor="_Toc241314536" w:history="1">
+      <w:hyperlink w:anchor="_Toc241316882" w:history="1">
         <w:r>
           <w:rPr>
             <w:rStyle w:val="Hyperlink"/>
@@ -1741,7 +1741,7 @@
             <w:noProof/>
             <w:webHidden/>
           </w:rPr>
-          <w:instrText xml:space="preserve"> PAGEREF _Toc241314536 \h </w:instrText>
+          <w:instrText xml:space="preserve"> PAGEREF _Toc241316882 \h </w:instrText>
         </w:r>
         <w:r>
           <w:rPr>
@@ -1782,7 +1782,7 @@
           <w:noProof/>
         </w:rPr>
       </w:pPr>
-      <w:hyperlink w:anchor="_Toc241314537" w:history="1">
+      <w:hyperlink w:anchor="_Toc241316883" w:history="1">
         <w:r>
           <w:rPr>
             <w:rStyle w:val="Hyperlink"/>
@@ -1809,7 +1809,7 @@
             <w:noProof/>
             <w:webHidden/>
           </w:rPr>
-          <w:instrText xml:space="preserve"> PAGEREF _Toc241314537 \h </w:instrText>
+          <w:instrText xml:space="preserve"> PAGEREF _Toc241316883 \h </w:instrText>
         </w:r>
         <w:r>
           <w:rPr>
@@ -1850,7 +1850,7 @@
           <w:noProof/>
         </w:rPr>
       </w:pPr>
-      <w:hyperlink w:anchor="_Toc241314538" w:history="1">
+      <w:hyperlink w:anchor="_Toc241316884" w:history="1">
         <w:r>
           <w:rPr>
             <w:rStyle w:val="Hyperlink"/>
@@ -1877,7 +1877,7 @@
             <w:noProof/>
             <w:webHidden/>
           </w:rPr>
-          <w:instrText xml:space="preserve"> PAGEREF _Toc241314538 \h </w:instrText>
+          <w:instrText xml:space="preserve"> PAGEREF _Toc241316884 \h </w:instrText>
         </w:r>
         <w:r>
           <w:rPr>
@@ -1918,7 +1918,7 @@
           <w:noProof/>
         </w:rPr>
       </w:pPr>
-      <w:hyperlink w:anchor="_Toc241314539" w:history="1">
+      <w:hyperlink w:anchor="_Toc241316885" w:history="1">
         <w:r>
           <w:rPr>
             <w:rStyle w:val="Hyperlink"/>
@@ -1945,7 +1945,7 @@
             <w:noProof/>
             <w:webHidden/>
           </w:rPr>
-          <w:instrText xml:space="preserve"> PAGEREF _Toc241314539 \h </w:instrText>
+          <w:instrText xml:space="preserve"> PAGEREF _Toc241316885 \h </w:instrText>
         </w:r>
         <w:r>
           <w:rPr>
@@ -1986,7 +1986,7 @@
           <w:noProof/>
         </w:rPr>
       </w:pPr>
-      <w:hyperlink w:anchor="_Toc241314540" w:history="1">
+      <w:hyperlink w:anchor="_Toc241316886" w:history="1">
         <w:r>
           <w:rPr>
             <w:rStyle w:val="Hyperlink"/>
@@ -2013,7 +2013,7 @@
             <w:noProof/>
             <w:webHidden/>
           </w:rPr>
-          <w:instrText xml:space="preserve"> PAGEREF _Toc241314540 \h </w:instrText>
+          <w:instrText xml:space="preserve"> PAGEREF _Toc241316886 \h </w:instrText>
         </w:r>
         <w:r>
           <w:rPr>
@@ -2054,7 +2054,7 @@
           <w:noProof/>
         </w:rPr>
       </w:pPr>
-      <w:hyperlink w:anchor="_Toc241314541" w:history="1">
+      <w:hyperlink w:anchor="_Toc241316887" w:history="1">
         <w:r>
           <w:rPr>
             <w:rStyle w:val="Hyperlink"/>
@@ -2081,7 +2081,7 @@
             <w:noProof/>
             <w:webHidden/>
           </w:rPr>
-          <w:instrText xml:space="preserve"> PAGEREF _Toc241314541 \h </w:instrText>
+          <w:instrText xml:space="preserve"> PAGEREF _Toc241316887 \h </w:instrText>
         </w:r>
         <w:r>
           <w:rPr>
@@ -2122,7 +2122,7 @@
           <w:noProof/>
         </w:rPr>
       </w:pPr>
-      <w:hyperlink w:anchor="_Toc241314542" w:history="1">
+      <w:hyperlink w:anchor="_Toc241316888" w:history="1">
         <w:r>
           <w:rPr>
             <w:rStyle w:val="Hyperlink"/>
@@ -2149,7 +2149,7 @@
             <w:noProof/>
             <w:webHidden/>
           </w:rPr>
-          <w:instrText xml:space="preserve"> PAGEREF _Toc241314542 \h </w:instrText>
+          <w:instrText xml:space="preserve"> PAGEREF _Toc241316888 \h </w:instrText>
         </w:r>
         <w:r>
           <w:rPr>
@@ -2190,7 +2190,7 @@
           <w:noProof/>
         </w:rPr>
       </w:pPr>
-      <w:hyperlink w:anchor="_Toc241314543" w:history="1">
+      <w:hyperlink w:anchor="_Toc241316889" w:history="1">
         <w:r>
           <w:rPr>
             <w:rStyle w:val="Hyperlink"/>
@@ -2217,7 +2217,7 @@
             <w:noProof/>
             <w:webHidden/>
           </w:rPr>
-          <w:instrText xml:space="preserve"> PAGEREF _Toc241314543 \h </w:instrText>
+          <w:instrText xml:space="preserve"> PAGEREF _Toc241316889 \h </w:instrText>
         </w:r>
         <w:r>
           <w:rPr>
@@ -2258,7 +2258,7 @@
           <w:noProof/>
         </w:rPr>
       </w:pPr>
-      <w:hyperlink w:anchor="_Toc241314544" w:history="1">
+      <w:hyperlink w:anchor="_Toc241316890" w:history="1">
         <w:r>
           <w:rPr>
             <w:rStyle w:val="Hyperlink"/>
@@ -2285,7 +2285,7 @@
             <w:noProof/>
             <w:webHidden/>
           </w:rPr>
-          <w:instrText xml:space="preserve"> PAGEREF _Toc241314544 \h </w:instrText>
+          <w:instrText xml:space="preserve"> PAGEREF _Toc241316890 \h </w:instrText>
         </w:r>
         <w:r>
           <w:rPr>
@@ -2326,7 +2326,7 @@
           <w:noProof/>
         </w:rPr>
       </w:pPr>
-      <w:hyperlink w:anchor="_Toc241314545" w:history="1">
+      <w:hyperlink w:anchor="_Toc241316891" w:history="1">
         <w:r>
           <w:rPr>
             <w:rStyle w:val="Hyperlink"/>
@@ -2353,7 +2353,7 @@
             <w:noProof/>
             <w:webHidden/>
           </w:rPr>
-          <w:instrText xml:space="preserve"> PAGEREF _Toc241314545 \h </w:instrText>
+          <w:instrText xml:space="preserve"> PAGEREF _Toc241316891 \h </w:instrText>
         </w:r>
         <w:r>
           <w:rPr>
@@ -2394,7 +2394,7 @@
           <w:noProof/>
         </w:rPr>
       </w:pPr>
-      <w:hyperlink w:anchor="_Toc241314546" w:history="1">
+      <w:hyperlink w:anchor="_Toc241316892" w:history="1">
         <w:r>
           <w:rPr>
             <w:rStyle w:val="Hyperlink"/>
@@ -2421,7 +2421,7 @@
             <w:noProof/>
             <w:webHidden/>
           </w:rPr>
-          <w:instrText xml:space="preserve"> PAGEREF _Toc241314546 \h </w:instrText>
+          <w:instrText xml:space="preserve"> PAGEREF _Toc241316892 \h </w:instrText>
         </w:r>
         <w:r>
           <w:rPr>
@@ -2462,7 +2462,7 @@
           <w:noProof/>
         </w:rPr>
       </w:pPr>
-      <w:hyperlink w:anchor="_Toc241314547" w:history="1">
+      <w:hyperlink w:anchor="_Toc241316893" w:history="1">
         <w:r>
           <w:rPr>
             <w:rStyle w:val="Hyperlink"/>
@@ -2489,7 +2489,7 @@
             <w:noProof/>
             <w:webHidden/>
           </w:rPr>
-          <w:instrText xml:space="preserve"> PAGEREF _Toc241314547 \h </w:instrText>
+          <w:instrText xml:space="preserve"> PAGEREF _Toc241316893 \h </w:instrText>
         </w:r>
         <w:r>
           <w:rPr>
@@ -2530,7 +2530,7 @@
           <w:noProof/>
         </w:rPr>
       </w:pPr>
-      <w:hyperlink w:anchor="_Toc241314548" w:history="1">
+      <w:hyperlink w:anchor="_Toc241316894" w:history="1">
         <w:r>
           <w:rPr>
             <w:rStyle w:val="Hyperlink"/>
@@ -2557,7 +2557,7 @@
             <w:noProof/>
             <w:webHidden/>
           </w:rPr>
-          <w:instrText xml:space="preserve"> PAGEREF _Toc241314548 \h </w:instrText>
+          <w:instrText xml:space="preserve"> PAGEREF _Toc241316894 \h </w:instrText>
         </w:r>
         <w:r>
           <w:rPr>
@@ -2598,7 +2598,7 @@
           <w:noProof/>
         </w:rPr>
       </w:pPr>
-      <w:hyperlink w:anchor="_Toc241314549" w:history="1">
+      <w:hyperlink w:anchor="_Toc241316895" w:history="1">
         <w:r>
           <w:rPr>
             <w:rStyle w:val="Hyperlink"/>
@@ -2625,7 +2625,7 @@
             <w:noProof/>
             <w:webHidden/>
           </w:rPr>
-          <w:instrText xml:space="preserve"> PAGEREF _Toc241314549 \h </w:instrText>
+          <w:instrText xml:space="preserve"> PAGEREF _Toc241316895 \h </w:instrText>
         </w:r>
         <w:r>
           <w:rPr>
@@ -2666,7 +2666,7 @@
           <w:noProof/>
         </w:rPr>
       </w:pPr>
-      <w:hyperlink w:anchor="_Toc241314550" w:history="1">
+      <w:hyperlink w:anchor="_Toc241316896" w:history="1">
         <w:r>
           <w:rPr>
             <w:rStyle w:val="Hyperlink"/>
@@ -2693,7 +2693,7 @@
             <w:noProof/>
             <w:webHidden/>
           </w:rPr>
-          <w:instrText xml:space="preserve"> PAGEREF _Toc241314550 \h </w:instrText>
+          <w:instrText xml:space="preserve"> PAGEREF _Toc241316896 \h </w:instrText>
         </w:r>
         <w:r>
           <w:rPr>
@@ -2734,7 +2734,7 @@
           <w:noProof/>
         </w:rPr>
       </w:pPr>
-      <w:hyperlink w:anchor="_Toc241314551" w:history="1">
+      <w:hyperlink w:anchor="_Toc241316897" w:history="1">
         <w:r>
           <w:rPr>
             <w:rStyle w:val="Hyperlink"/>
@@ -2761,7 +2761,7 @@
             <w:noProof/>
             <w:webHidden/>
           </w:rPr>
-          <w:instrText xml:space="preserve"> PAGEREF _Toc241314551 \h </w:instrText>
+          <w:instrText xml:space="preserve"> PAGEREF _Toc241316897 \h </w:instrText>
         </w:r>
         <w:r>
           <w:rPr>
@@ -2802,7 +2802,7 @@
           <w:noProof/>
         </w:rPr>
       </w:pPr>
-      <w:hyperlink w:anchor="_Toc241314552" w:history="1">
+      <w:hyperlink w:anchor="_Toc241316898" w:history="1">
         <w:r>
           <w:rPr>
             <w:rStyle w:val="Hyperlink"/>
@@ -2829,7 +2829,7 @@
             <w:noProof/>
             <w:webHidden/>
           </w:rPr>
-          <w:instrText xml:space="preserve"> PAGEREF _Toc241314552 \h </w:instrText>
+          <w:instrText xml:space="preserve"> PAGEREF _Toc241316898 \h </w:instrText>
         </w:r>
         <w:r>
           <w:rPr>
@@ -2870,7 +2870,7 @@
           <w:noProof/>
         </w:rPr>
       </w:pPr>
-      <w:hyperlink w:anchor="_Toc241314553" w:history="1">
+      <w:hyperlink w:anchor="_Toc241316899" w:history="1">
         <w:r>
           <w:rPr>
             <w:rStyle w:val="Hyperlink"/>
@@ -2897,7 +2897,7 @@
             <w:noProof/>
             <w:webHidden/>
           </w:rPr>
-          <w:instrText xml:space="preserve"> PAGEREF _Toc241314553 \h </w:instrText>
+          <w:instrText xml:space="preserve"> PAGEREF _Toc241316899 \h </w:instrText>
         </w:r>
         <w:r>
           <w:rPr>
@@ -2938,7 +2938,7 @@
           <w:noProof/>
         </w:rPr>
       </w:pPr>
-      <w:hyperlink w:anchor="_Toc241314554" w:history="1">
+      <w:hyperlink w:anchor="_Toc241316900" w:history="1">
         <w:r>
           <w:rPr>
             <w:rStyle w:val="Hyperlink"/>
@@ -2965,7 +2965,7 @@
             <w:noProof/>
             <w:webHidden/>
           </w:rPr>
-          <w:instrText xml:space="preserve"> PAGEREF _Toc241314554 \h </w:instrText>
+          <w:instrText xml:space="preserve"> PAGEREF _Toc241316900 \h </w:instrText>
         </w:r>
         <w:r>
           <w:rPr>
@@ -3006,7 +3006,7 @@
           <w:noProof/>
         </w:rPr>
       </w:pPr>
-      <w:hyperlink w:anchor="_Toc241314555" w:history="1">
+      <w:hyperlink w:anchor="_Toc241316901" w:history="1">
         <w:r>
           <w:rPr>
             <w:rStyle w:val="Hyperlink"/>
@@ -3033,7 +3033,7 @@
             <w:noProof/>
             <w:webHidden/>
           </w:rPr>
-          <w:instrText xml:space="preserve"> PAGEREF _Toc241314555 \h </w:instrText>
+          <w:instrText xml:space="preserve"> PAGEREF _Toc241316901 \h </w:instrText>
         </w:r>
         <w:r>
           <w:rPr>
@@ -3074,7 +3074,7 @@
           <w:noProof/>
         </w:rPr>
       </w:pPr>
-      <w:hyperlink w:anchor="_Toc241314556" w:history="1">
+      <w:hyperlink w:anchor="_Toc241316902" w:history="1">
         <w:r>
           <w:rPr>
             <w:rStyle w:val="Hyperlink"/>
@@ -3101,7 +3101,7 @@
             <w:noProof/>
             <w:webHidden/>
           </w:rPr>
-          <w:instrText xml:space="preserve"> PAGEREF _Toc241314556 \h </w:instrText>
+          <w:instrText xml:space="preserve"> PAGEREF _Toc241316902 \h </w:instrText>
         </w:r>
         <w:r>
           <w:rPr>
@@ -3142,7 +3142,7 @@
           <w:noProof/>
         </w:rPr>
       </w:pPr>
-      <w:hyperlink w:anchor="_Toc241314557" w:history="1">
+      <w:hyperlink w:anchor="_Toc241316903" w:history="1">
         <w:r>
           <w:rPr>
             <w:rStyle w:val="Hyperlink"/>
@@ -3169,7 +3169,7 @@
             <w:noProof/>
             <w:webHidden/>
           </w:rPr>
-          <w:instrText xml:space="preserve"> PAGEREF _Toc241314557 \h </w:instrText>
+          <w:instrText xml:space="preserve"> PAGEREF _Toc241316903 \h </w:instrText>
         </w:r>
         <w:r>
           <w:rPr>
@@ -3210,7 +3210,7 @@
           <w:noProof/>
         </w:rPr>
       </w:pPr>
-      <w:hyperlink w:anchor="_Toc241314558" w:history="1">
+      <w:hyperlink w:anchor="_Toc241316904" w:history="1">
         <w:r>
           <w:rPr>
             <w:rStyle w:val="Hyperlink"/>
@@ -3237,7 +3237,7 @@
             <w:noProof/>
             <w:webHidden/>
           </w:rPr>
-          <w:instrText xml:space="preserve"> PAGEREF _Toc241314558 \h </w:instrText>
+          <w:instrText xml:space="preserve"> PAGEREF _Toc241316904 \h </w:instrText>
         </w:r>
         <w:r>
           <w:rPr>
@@ -3278,7 +3278,7 @@
           <w:noProof/>
         </w:rPr>
       </w:pPr>
-      <w:hyperlink w:anchor="_Toc241314559" w:history="1">
+      <w:hyperlink w:anchor="_Toc241316905" w:history="1">
         <w:r>
           <w:rPr>
             <w:rStyle w:val="Hyperlink"/>
@@ -3305,7 +3305,7 @@
             <w:noProof/>
             <w:webHidden/>
           </w:rPr>
-          <w:instrText xml:space="preserve"> PAGEREF _Toc241314559 \h </w:instrText>
+          <w:instrText xml:space="preserve"> PAGEREF _Toc241316905 \h </w:instrText>
         </w:r>
         <w:r>
           <w:rPr>
@@ -3346,7 +3346,7 @@
           <w:noProof/>
         </w:rPr>
       </w:pPr>
-      <w:hyperlink w:anchor="_Toc241314560" w:history="1">
+      <w:hyperlink w:anchor="_Toc241316906" w:history="1">
         <w:r>
           <w:rPr>
             <w:rStyle w:val="Hyperlink"/>
@@ -3373,7 +3373,7 @@
             <w:noProof/>
             <w:webHidden/>
           </w:rPr>
-          <w:instrText xml:space="preserve"> PAGEREF _Toc241314560 \h </w:instrText>
+          <w:instrText xml:space="preserve"> PAGEREF _Toc241316906 \h </w:instrText>
         </w:r>
         <w:r>
           <w:rPr>
@@ -3414,7 +3414,7 @@
           <w:noProof/>
         </w:rPr>
       </w:pPr>
-      <w:hyperlink w:anchor="_Toc241314561" w:history="1">
+      <w:hyperlink w:anchor="_Toc241316907" w:history="1">
         <w:r>
           <w:rPr>
             <w:rStyle w:val="Hyperlink"/>
@@ -3441,7 +3441,7 @@
             <w:noProof/>
             <w:webHidden/>
           </w:rPr>
-          <w:instrText xml:space="preserve"> PAGEREF _Toc241314561 \h </w:instrText>
+          <w:instrText xml:space="preserve"> PAGEREF _Toc241316907 \h </w:instrText>
         </w:r>
         <w:r>
           <w:rPr>
@@ -3482,7 +3482,7 @@
           <w:noProof/>
         </w:rPr>
       </w:pPr>
-      <w:hyperlink w:anchor="_Toc241314562" w:history="1">
+      <w:hyperlink w:anchor="_Toc241316908" w:history="1">
         <w:r>
           <w:rPr>
             <w:rStyle w:val="Hyperlink"/>
@@ -3509,7 +3509,7 @@
             <w:noProof/>
             <w:webHidden/>
           </w:rPr>
-          <w:instrText xml:space="preserve"> PAGEREF _Toc241314562 \h </w:instrText>
+          <w:instrText xml:space="preserve"> PAGEREF _Toc241316908 \h </w:instrText>
         </w:r>
         <w:r>
           <w:rPr>
@@ -3554,7 +3554,7 @@
       <w:pPr>
         <w:pStyle w:val="Heading1"/>
       </w:pPr>
-      <w:bookmarkStart w:id="0" w:name="_Toc241314515"/>
+      <w:bookmarkStart w:id="0" w:name="_Toc241316861"/>
       <w:r>
         <w:lastRenderedPageBreak/>
         <w:t>1. Introducción</w:t>
@@ -3565,7 +3565,7 @@
       <w:pPr>
         <w:pStyle w:val="Heading2"/>
       </w:pPr>
-      <w:bookmarkStart w:id="1" w:name="_Toc241314516"/>
+      <w:bookmarkStart w:id="1" w:name="_Toc241316862"/>
       <w:r>
         <w:t>1.1 Propósito del Software</w:t>
       </w:r>
@@ -3583,7 +3583,7 @@
       <w:pPr>
         <w:pStyle w:val="Heading2"/>
       </w:pPr>
-      <w:bookmarkStart w:id="2" w:name="_Toc241314517"/>
+      <w:bookmarkStart w:id="2" w:name="_Toc241316863"/>
       <w:r>
         <w:t>1.2 Contexto de desarrollo</w:t>
       </w:r>
@@ -3601,7 +3601,7 @@
       <w:pPr>
         <w:pStyle w:val="Heading2"/>
       </w:pPr>
-      <w:bookmarkStart w:id="3" w:name="_Toc241314518"/>
+      <w:bookmarkStart w:id="3" w:name="_Toc241316864"/>
       <w:r>
         <w:t>1.3 Alcance del Documento</w:t>
       </w:r>
@@ -3619,7 +3619,7 @@
       <w:pPr>
         <w:pStyle w:val="Heading1"/>
       </w:pPr>
-      <w:bookmarkStart w:id="4" w:name="_Toc241314519"/>
+      <w:bookmarkStart w:id="4" w:name="_Toc241316865"/>
       <w:r>
         <w:t>2. Arquitectura del Sistema</w:t>
       </w:r>
@@ -3629,7 +3629,7 @@
       <w:pPr>
         <w:pStyle w:val="Heading2"/>
       </w:pPr>
-      <w:bookmarkStart w:id="5" w:name="_Toc241314520"/>
+      <w:bookmarkStart w:id="5" w:name="_Toc241316866"/>
       <w:r>
         <w:t>2.1 Descripción de la arquitectura</w:t>
       </w:r>
@@ -3650,7 +3650,7 @@
       <w:pPr>
         <w:pStyle w:val="Heading2"/>
       </w:pPr>
-      <w:bookmarkStart w:id="6" w:name="_Toc241314521"/>
+      <w:bookmarkStart w:id="6" w:name="_Toc241316867"/>
       <w:r>
         <w:lastRenderedPageBreak/>
         <w:t>2.2 Componentes funcionales</w:t>
@@ -4314,7 +4314,7 @@
       <w:pPr>
         <w:pStyle w:val="Heading2"/>
       </w:pPr>
-      <w:bookmarkStart w:id="7" w:name="_Toc241314522"/>
+      <w:bookmarkStart w:id="7" w:name="_Toc241316868"/>
       <w:r>
         <w:t>2.3 Estructura del proyecto</w:t>
       </w:r>
@@ -4736,7 +4736,7 @@
       <w:pPr>
         <w:pStyle w:val="Heading2"/>
       </w:pPr>
-      <w:bookmarkStart w:id="8" w:name="_Toc241314523"/>
+      <w:bookmarkStart w:id="8" w:name="_Toc241316869"/>
       <w:r>
         <w:t>2.4 Flujo general de datos</w:t>
       </w:r>
@@ -4849,7 +4849,7 @@
       <w:pPr>
         <w:pStyle w:val="Heading1"/>
       </w:pPr>
-      <w:bookmarkStart w:id="9" w:name="_Toc241314524"/>
+      <w:bookmarkStart w:id="9" w:name="_Toc241316870"/>
       <w:r>
         <w:t>3. Componentes del software</w:t>
       </w:r>
@@ -4859,7 +4859,7 @@
       <w:pPr>
         <w:pStyle w:val="Heading2"/>
       </w:pPr>
-      <w:bookmarkStart w:id="10" w:name="_Toc241314525"/>
+      <w:bookmarkStart w:id="10" w:name="_Toc241316871"/>
       <w:r>
         <w:t>3.1 Módulo core.irt</w:t>
       </w:r>
@@ -4877,7 +4877,7 @@
       <w:pPr>
         <w:pStyle w:val="Heading2"/>
       </w:pPr>
-      <w:bookmarkStart w:id="11" w:name="_Toc241314526"/>
+      <w:bookmarkStart w:id="11" w:name="_Toc241316872"/>
       <w:r>
         <w:t>3.2 Módulo core.estimation</w:t>
       </w:r>
@@ -4895,7 +4895,7 @@
       <w:pPr>
         <w:pStyle w:val="Heading2"/>
       </w:pPr>
-      <w:bookmarkStart w:id="12" w:name="_Toc241314527"/>
+      <w:bookmarkStart w:id="12" w:name="_Toc241316873"/>
       <w:r>
         <w:t>3.3 Módulo core.selection</w:t>
       </w:r>
@@ -4916,7 +4916,7 @@
       <w:pPr>
         <w:pStyle w:val="Heading2"/>
       </w:pPr>
-      <w:bookmarkStart w:id="13" w:name="_Toc241314528"/>
+      <w:bookmarkStart w:id="13" w:name="_Toc241316874"/>
       <w:r>
         <w:lastRenderedPageBreak/>
         <w:t>3.4 Módulo core.stopping</w:t>
@@ -4935,7 +4935,7 @@
       <w:pPr>
         <w:pStyle w:val="Heading2"/>
       </w:pPr>
-      <w:bookmarkStart w:id="14" w:name="_Toc241314529"/>
+      <w:bookmarkStart w:id="14" w:name="_Toc241316875"/>
       <w:r>
         <w:t>3.5 Módulos core.exposure y core.balancing</w:t>
       </w:r>
@@ -4953,7 +4953,7 @@
       <w:pPr>
         <w:pStyle w:val="Heading2"/>
       </w:pPr>
-      <w:bookmarkStart w:id="15" w:name="_Toc241314530"/>
+      <w:bookmarkStart w:id="15" w:name="_Toc241316876"/>
       <w:r>
         <w:t>3.6 Módulo core.simulation</w:t>
       </w:r>
@@ -4974,7 +4974,7 @@
       <w:pPr>
         <w:pStyle w:val="Heading2"/>
       </w:pPr>
-      <w:bookmarkStart w:id="16" w:name="_Toc241314531"/>
+      <w:bookmarkStart w:id="16" w:name="_Toc241316877"/>
       <w:r>
         <w:t>3.7 Módulos core.statistics y core.validation</w:t>
       </w:r>
@@ -4992,7 +4992,7 @@
       <w:pPr>
         <w:pStyle w:val="Heading2"/>
       </w:pPr>
-      <w:bookmarkStart w:id="17" w:name="_Toc241314532"/>
+      <w:bookmarkStart w:id="17" w:name="_Toc241316878"/>
       <w:r>
         <w:t>3.8 Módulos datasets y experiments</w:t>
       </w:r>
@@ -5010,7 +5010,7 @@
       <w:pPr>
         <w:pStyle w:val="Heading2"/>
       </w:pPr>
-      <w:bookmarkStart w:id="18" w:name="_Toc241314533"/>
+      <w:bookmarkStart w:id="18" w:name="_Toc241316879"/>
       <w:r>
         <w:t>3.9 Módulo persistence</w:t>
       </w:r>
@@ -5028,7 +5028,7 @@
       <w:pPr>
         <w:pStyle w:val="Heading2"/>
       </w:pPr>
-      <w:bookmarkStart w:id="19" w:name="_Toc241314534"/>
+      <w:bookmarkStart w:id="19" w:name="_Toc241316880"/>
       <w:r>
         <w:lastRenderedPageBreak/>
         <w:t>3.10 Módulos plotting e i18n</w:t>
@@ -5047,7 +5047,7 @@
       <w:pPr>
         <w:pStyle w:val="Heading2"/>
       </w:pPr>
-      <w:bookmarkStart w:id="20" w:name="_Toc241314535"/>
+      <w:bookmarkStart w:id="20" w:name="_Toc241316881"/>
       <w:r>
         <w:t>3.11 Módulo gui</w:t>
       </w:r>
@@ -5068,7 +5068,7 @@
       <w:pPr>
         <w:pStyle w:val="Heading2"/>
       </w:pPr>
-      <w:bookmarkStart w:id="21" w:name="_Toc241314536"/>
+      <w:bookmarkStart w:id="21" w:name="_Toc241316882"/>
       <w:r>
         <w:t>3.12 Módulo utils</w:t>
       </w:r>
@@ -5086,7 +5086,7 @@
       <w:pPr>
         <w:pStyle w:val="Heading1"/>
       </w:pPr>
-      <w:bookmarkStart w:id="22" w:name="_Toc241314537"/>
+      <w:bookmarkStart w:id="22" w:name="_Toc241316883"/>
       <w:r>
         <w:t>4. Modelos, algoritmos y procesamiento</w:t>
       </w:r>
@@ -5096,7 +5096,7 @@
       <w:pPr>
         <w:pStyle w:val="Heading2"/>
       </w:pPr>
-      <w:bookmarkStart w:id="23" w:name="_Toc241314538"/>
+      <w:bookmarkStart w:id="23" w:name="_Toc241316884"/>
       <w:r>
         <w:t>4.1 Modelos IRT</w:t>
       </w:r>
@@ -5461,7 +5461,7 @@
       <w:pPr>
         <w:pStyle w:val="Heading2"/>
       </w:pPr>
-      <w:bookmarkStart w:id="24" w:name="_Toc241314539"/>
+      <w:bookmarkStart w:id="24" w:name="_Toc241316885"/>
       <w:r>
         <w:t>4.2 Información de Fisher y error estándar</w:t>
       </w:r>
@@ -5940,7 +5940,7 @@
       <w:pPr>
         <w:pStyle w:val="Heading2"/>
       </w:pPr>
-      <w:bookmarkStart w:id="25" w:name="_Toc241314540"/>
+      <w:bookmarkStart w:id="25" w:name="_Toc241316886"/>
       <w:r>
         <w:t>4.3 Estimación de la habilidad</w:t>
       </w:r>
@@ -7374,7 +7374,7 @@
       <w:pPr>
         <w:pStyle w:val="Heading2"/>
       </w:pPr>
-      <w:bookmarkStart w:id="26" w:name="_Toc241314541"/>
+      <w:bookmarkStart w:id="26" w:name="_Toc241316887"/>
       <w:r>
         <w:t>4.4 Selección de ítems y control de exposición</w:t>
       </w:r>
@@ -8166,7 +8166,7 @@
       <w:pPr>
         <w:pStyle w:val="Heading2"/>
       </w:pPr>
-      <w:bookmarkStart w:id="27" w:name="_Toc241314542"/>
+      <w:bookmarkStart w:id="27" w:name="_Toc241316888"/>
       <w:r>
         <w:t>4.5 Métricas</w:t>
       </w:r>
@@ -8772,7 +8772,7 @@
       <w:pPr>
         <w:pStyle w:val="Heading1"/>
       </w:pPr>
-      <w:bookmarkStart w:id="28" w:name="_Toc241314543"/>
+      <w:bookmarkStart w:id="28" w:name="_Toc241316889"/>
       <w:r>
         <w:t>5. Flujo de Operación del Sistema</w:t>
       </w:r>
@@ -8782,7 +8782,7 @@
       <w:pPr>
         <w:pStyle w:val="Heading2"/>
       </w:pPr>
-      <w:bookmarkStart w:id="29" w:name="_Toc241314544"/>
+      <w:bookmarkStart w:id="29" w:name="_Toc241316890"/>
       <w:r>
         <w:t>5.1 Acceso y configuración</w:t>
       </w:r>
@@ -8800,7 +8800,7 @@
       <w:pPr>
         <w:pStyle w:val="Heading2"/>
       </w:pPr>
-      <w:bookmarkStart w:id="30" w:name="_Toc241314545"/>
+      <w:bookmarkStart w:id="30" w:name="_Toc241316891"/>
       <w:r>
         <w:lastRenderedPageBreak/>
         <w:t>5.2 Banco de ítems</w:t>
@@ -8819,7 +8819,7 @@
       <w:pPr>
         <w:pStyle w:val="Heading2"/>
       </w:pPr>
-      <w:bookmarkStart w:id="31" w:name="_Toc241314546"/>
+      <w:bookmarkStart w:id="31" w:name="_Toc241316892"/>
       <w:r>
         <w:t>5.3 Test adaptativo paso a paso</w:t>
       </w:r>
@@ -8837,7 +8837,7 @@
       <w:pPr>
         <w:pStyle w:val="Heading2"/>
       </w:pPr>
-      <w:bookmarkStart w:id="32" w:name="_Toc241314547"/>
+      <w:bookmarkStart w:id="32" w:name="_Toc241316893"/>
       <w:r>
         <w:t>5.4 Simulación Monte Carlo y experimentos</w:t>
       </w:r>
@@ -8855,7 +8855,7 @@
       <w:pPr>
         <w:pStyle w:val="Heading2"/>
       </w:pPr>
-      <w:bookmarkStart w:id="33" w:name="_Toc241314548"/>
+      <w:bookmarkStart w:id="33" w:name="_Toc241316894"/>
       <w:r>
         <w:t>5.5 Exportación de resultados</w:t>
       </w:r>
@@ -8873,7 +8873,7 @@
       <w:pPr>
         <w:pStyle w:val="Heading2"/>
       </w:pPr>
-      <w:bookmarkStart w:id="34" w:name="_Toc241314549"/>
+      <w:bookmarkStart w:id="34" w:name="_Toc241316895"/>
       <w:r>
         <w:t>5.6 Cierre de la sesión</w:t>
       </w:r>
@@ -8891,7 +8891,7 @@
       <w:pPr>
         <w:pStyle w:val="Heading1"/>
       </w:pPr>
-      <w:bookmarkStart w:id="35" w:name="_Toc241314550"/>
+      <w:bookmarkStart w:id="35" w:name="_Toc241316896"/>
       <w:r>
         <w:t>6. Restricciones y Consideraciones de Ejecución</w:t>
       </w:r>
@@ -8901,7 +8901,7 @@
       <w:pPr>
         <w:pStyle w:val="Heading2"/>
       </w:pPr>
-      <w:bookmarkStart w:id="36" w:name="_Toc241314551"/>
+      <w:bookmarkStart w:id="36" w:name="_Toc241316897"/>
       <w:r>
         <w:t>6.1 Concurrencia y respuesta de la interfaz</w:t>
       </w:r>
@@ -8919,7 +8919,7 @@
       <w:pPr>
         <w:pStyle w:val="Heading2"/>
       </w:pPr>
-      <w:bookmarkStart w:id="37" w:name="_Toc241314552"/>
+      <w:bookmarkStart w:id="37" w:name="_Toc241316898"/>
       <w:r>
         <w:t>6.2 Cancelación</w:t>
       </w:r>
@@ -8937,7 +8937,7 @@
       <w:pPr>
         <w:pStyle w:val="Heading2"/>
       </w:pPr>
-      <w:bookmarkStart w:id="38" w:name="_Toc241314553"/>
+      <w:bookmarkStart w:id="38" w:name="_Toc241316899"/>
       <w:r>
         <w:lastRenderedPageBreak/>
         <w:t>6.3 Manejo de errores y registro</w:t>
@@ -8956,7 +8956,7 @@
       <w:pPr>
         <w:pStyle w:val="Heading2"/>
       </w:pPr>
-      <w:bookmarkStart w:id="39" w:name="_Toc241314554"/>
+      <w:bookmarkStart w:id="39" w:name="_Toc241316900"/>
       <w:r>
         <w:t>6.4 Reproducibilidad</w:t>
       </w:r>
@@ -8974,7 +8974,7 @@
       <w:pPr>
         <w:pStyle w:val="Heading2"/>
       </w:pPr>
-      <w:bookmarkStart w:id="40" w:name="_Toc241314555"/>
+      <w:bookmarkStart w:id="40" w:name="_Toc241316901"/>
       <w:r>
         <w:t>6.5 Limitaciones</w:t>
       </w:r>
@@ -9020,7 +9020,7 @@
       <w:pPr>
         <w:pStyle w:val="Heading1"/>
       </w:pPr>
-      <w:bookmarkStart w:id="41" w:name="_Toc241314556"/>
+      <w:bookmarkStart w:id="41" w:name="_Toc241316902"/>
       <w:r>
         <w:t>7. Despliegue y Ejecución</w:t>
       </w:r>
@@ -9030,7 +9030,7 @@
       <w:pPr>
         <w:pStyle w:val="Heading2"/>
       </w:pPr>
-      <w:bookmarkStart w:id="42" w:name="_Toc241314557"/>
+      <w:bookmarkStart w:id="42" w:name="_Toc241316903"/>
       <w:r>
         <w:t>7.1 Modo Desarrollo</w:t>
       </w:r>
@@ -9129,7 +9129,7 @@
       <w:pPr>
         <w:pStyle w:val="Heading2"/>
       </w:pPr>
-      <w:bookmarkStart w:id="43" w:name="_Toc241314558"/>
+      <w:bookmarkStart w:id="43" w:name="_Toc241316904"/>
       <w:r>
         <w:t>7.2 Ejecución como aplicación independiente</w:t>
       </w:r>
@@ -9906,7 +9906,7 @@
       <w:pPr>
         <w:pStyle w:val="Heading2"/>
       </w:pPr>
-      <w:bookmarkStart w:id="44" w:name="_Toc241314559"/>
+      <w:bookmarkStart w:id="44" w:name="_Toc241316905"/>
       <w:r>
         <w:t>7.3 Pruebas automatizadas</w:t>
       </w:r>
@@ -10452,7 +10452,7 @@
       <w:pPr>
         <w:pStyle w:val="Heading1"/>
       </w:pPr>
-      <w:bookmarkStart w:id="45" w:name="_Toc241314560"/>
+      <w:bookmarkStart w:id="45" w:name="_Toc241316906"/>
       <w:r>
         <w:lastRenderedPageBreak/>
         <w:t>8. Tecnologías Utilizadas</w:t>
@@ -10998,7 +10998,7 @@
       <w:pPr>
         <w:pStyle w:val="Heading1"/>
       </w:pPr>
-      <w:bookmarkStart w:id="46" w:name="_Toc241314561"/>
+      <w:bookmarkStart w:id="46" w:name="_Toc241316907"/>
       <w:r>
         <w:t>Glosario de Términos</w:t>
       </w:r>
@@ -11700,7 +11700,7 @@
       <w:pPr>
         <w:pStyle w:val="Heading1"/>
       </w:pPr>
-      <w:bookmarkStart w:id="47" w:name="_Toc241314562"/>
+      <w:bookmarkStart w:id="47" w:name="_Toc241316908"/>
       <w:r>
         <w:t>Referencias</w:t>
       </w:r>
@@ -12466,31 +12466,31 @@
       </w:rPr>
     </w:lvl>
   </w:abstractNum>
-  <w:num w:numId="1" w16cid:durableId="1190147480">
+  <w:num w:numId="1" w16cid:durableId="1691493749">
     <w:abstractNumId w:val="8"/>
   </w:num>
-  <w:num w:numId="2" w16cid:durableId="507019153">
+  <w:num w:numId="2" w16cid:durableId="190462483">
     <w:abstractNumId w:val="6"/>
   </w:num>
-  <w:num w:numId="3" w16cid:durableId="1564490841">
+  <w:num w:numId="3" w16cid:durableId="241919038">
     <w:abstractNumId w:val="5"/>
   </w:num>
-  <w:num w:numId="4" w16cid:durableId="82141816">
+  <w:num w:numId="4" w16cid:durableId="943000645">
     <w:abstractNumId w:val="4"/>
   </w:num>
-  <w:num w:numId="5" w16cid:durableId="1321813859">
+  <w:num w:numId="5" w16cid:durableId="2137871030">
     <w:abstractNumId w:val="7"/>
   </w:num>
-  <w:num w:numId="6" w16cid:durableId="971789489">
+  <w:num w:numId="6" w16cid:durableId="2044356470">
     <w:abstractNumId w:val="3"/>
   </w:num>
-  <w:num w:numId="7" w16cid:durableId="1758289451">
+  <w:num w:numId="7" w16cid:durableId="1679651398">
     <w:abstractNumId w:val="2"/>
   </w:num>
-  <w:num w:numId="8" w16cid:durableId="2129272750">
+  <w:num w:numId="8" w16cid:durableId="719935581">
     <w:abstractNumId w:val="1"/>
   </w:num>
-  <w:num w:numId="9" w16cid:durableId="1278759420">
+  <w:num w:numId="9" w16cid:durableId="135143579">
     <w:abstractNumId w:val="0"/>
   </w:num>
 </w:numbering>
@@ -23890,7 +23890,7 @@
     <w:autoRedefine/>
     <w:uiPriority w:val="39"/>
     <w:unhideWhenUsed/>
-    <w:rsid w:val="007F6257"/>
+    <w:rsid w:val="00117A26"/>
     <w:pPr>
       <w:spacing w:after="100"/>
     </w:pPr>
@@ -23902,7 +23902,7 @@
     <w:autoRedefine/>
     <w:uiPriority w:val="39"/>
     <w:unhideWhenUsed/>
-    <w:rsid w:val="007F6257"/>
+    <w:rsid w:val="00117A26"/>
     <w:pPr>
       <w:spacing w:after="100"/>
       <w:ind w:left="220"/>
@@ -23913,7 +23913,7 @@
     <w:basedOn w:val="DefaultParagraphFont"/>
     <w:uiPriority w:val="99"/>
     <w:unhideWhenUsed/>
-    <w:rsid w:val="007F6257"/>
+    <w:rsid w:val="00117A26"/>
     <w:rPr>
       <w:color w:val="0000FF" w:themeColor="hyperlink"/>
       <w:u w:val="single"/>
